--- a/workshop/AI_Agent_Observability_Workshop_Guide.docx
+++ b/workshop/AI_Agent_Observability_Workshop_Guide.docx
@@ -100,6 +100,27 @@
       </w:r>
       <w:r>
         <w:t xml:space="preserve"> — full module breakdown with time estimates and what each module proves.</w:t>
+      </w:r>
+    </w:p>
+    <w:p>
+      <w:r>
+        <w:rPr>
+          <w:b/>
+        </w:rPr>
+        <w:t>Planning attendance?</w:t>
+      </w:r>
+      <w:r>
+        <w:t xml:space="preserve"> See </w:t>
+      </w:r>
+      <w:r>
+        <w:rPr>
+          <w:i/>
+          <w:color w:val="2E5B8A"/>
+        </w:rPr>
+        <w:t>ROLES.md</w:t>
+      </w:r>
+      <w:r>
+        <w:t xml:space="preserve"> — which roles should attend which modules, and suggested attendance patterns if you can't get everyone in the room for the full session.</w:t>
       </w:r>
     </w:p>
     <w:p>
@@ -552,7 +573,7 @@
           <w:p>
             <w:r/>
             <w:r>
-              <w:t>8. Log Correlation &amp; RCA</w:t>
+              <w:t>8. Wrap-Up &amp; Next Steps</w:t>
             </w:r>
           </w:p>
         </w:tc>
@@ -567,35 +588,7 @@
                 <w:i/>
                 <w:color w:val="2E5B8A"/>
               </w:rPr>
-              <w:t>08-log-correlation-rca.md</w:t>
-            </w:r>
-          </w:p>
-        </w:tc>
-      </w:tr>
-      <w:tr>
-        <w:tc>
-          <w:tcPr>
-            <w:tcW w:type="dxa" w:w="4320"/>
-          </w:tcPr>
-          <w:p>
-            <w:r/>
-            <w:r>
-              <w:t>9. Wrap-Up &amp; Next Steps</w:t>
-            </w:r>
-          </w:p>
-        </w:tc>
-        <w:tc>
-          <w:tcPr>
-            <w:tcW w:type="dxa" w:w="4320"/>
-          </w:tcPr>
-          <w:p>
-            <w:r/>
-            <w:r>
-              <w:rPr>
-                <w:i/>
-                <w:color w:val="2E5B8A"/>
-              </w:rPr>
-              <w:t>09-wrap-up.md</w:t>
+              <w:t>08-wrap-up.md</w:t>
             </w:r>
           </w:p>
         </w:tc>
@@ -639,31 +632,62 @@
         <w:pStyle w:val="Heading2"/>
       </w:pPr>
       <w:r>
-        <w:t>Known limitation: Log Observer Connect</w:t>
+        <w:t>Known limitation: log correlation / Splunk Platform</w:t>
       </w:r>
     </w:p>
     <w:p>
       <w:r>
-        <w:t xml:space="preserve">If you're running this on a shared workshop Splunk Cloud instance, you likely don't have Splunk Platform admin access, so the APM → Logs "Related Content" button (Log Observer Connect) can't be self-configured. </w:t>
+        <w:t xml:space="preserve">This workshop's shared environment doesn't include a Splunk Platform (Splunk Cloud) instance for participants to search logs in directly, so the standalone log-search / RCA exercise isn't part of this run. The underlying pattern — structured logs auto-tagged with </w:t>
       </w:r>
       <w:r>
         <w:rPr>
-          <w:b/>
+          <w:rFonts w:ascii="Consolas" w:hAnsi="Consolas"/>
+          <w:sz w:val="20"/>
         </w:rPr>
-        <w:t>This does not block Module 8</w:t>
-      </w:r>
-      <w:r>
-        <w:t xml:space="preserve"> — logs are fully searchable directly in Splunk Platform with no additional setup. See </w:t>
+        <w:t>trace_id</w:t>
+      </w:r>
+      <w:r>
+        <w:t>/</w:t>
+      </w:r>
+      <w:r>
+        <w:rPr>
+          <w:rFonts w:ascii="Consolas" w:hAnsi="Consolas"/>
+          <w:sz w:val="20"/>
+        </w:rPr>
+        <w:t>span_id</w:t>
+      </w:r>
+      <w:r>
+        <w:t xml:space="preserve">, full exception stack traces via </w:t>
+      </w:r>
+      <w:r>
+        <w:rPr>
+          <w:rFonts w:ascii="Consolas" w:hAnsi="Consolas"/>
+          <w:sz w:val="20"/>
+        </w:rPr>
+        <w:t>logger.exception()</w:t>
+      </w:r>
+      <w:r>
+        <w:t xml:space="preserve"> — is still visible in code and in </w:t>
+      </w:r>
+      <w:r>
+        <w:rPr>
+          <w:rFonts w:ascii="Consolas" w:hAnsi="Consolas"/>
+          <w:sz w:val="20"/>
+        </w:rPr>
+        <w:t>kubectl logs</w:t>
+      </w:r>
+      <w:r>
+        <w:t xml:space="preserve"> output during Module 2 and every failure scenario. Log Observer Connect (the APM → Logs "Related Content" button) also requires Splunk Platform admin access and is out of scope for the same reason. See the note in </w:t>
       </w:r>
       <w:r>
         <w:rPr>
           <w:i/>
           <w:color w:val="2E5B8A"/>
         </w:rPr>
-        <w:t>08-log-correlation-rca.md</w:t>
-      </w:r>
-      <w:r>
-        <w:t xml:space="preserve"> for details.</w:t>
+        <w:t>08-wrap-up.md</w:t>
+      </w:r>
+      <w:r>
+        <w:t>.</w:t>
       </w:r>
     </w:p>
     <w:p>
@@ -709,7 +733,7 @@
         <w:t>Total time:</w:t>
       </w:r>
       <w:r>
-        <w:t xml:space="preserve"> ~2h45m (can be split across two sessions, or trimmed — see "If you only have 90 minutes" below)</w:t>
+        <w:t xml:space="preserve"> ~2h30m (can be split across two sessions, or trimmed — see "If you only have 90 minutes" below)</w:t>
       </w:r>
     </w:p>
     <w:p>
@@ -1341,67 +1365,6 @@
                 <w:i/>
                 <w:color w:val="2E5B8A"/>
               </w:rPr>
-              <w:t>Log Correlation &amp; RCA</w:t>
-            </w:r>
-          </w:p>
-        </w:tc>
-        <w:tc>
-          <w:tcPr>
-            <w:tcW w:type="dxa" w:w="1728"/>
-          </w:tcPr>
-          <w:p>
-            <w:r/>
-            <w:r>
-              <w:t>15 min</w:t>
-            </w:r>
-          </w:p>
-        </w:tc>
-        <w:tc>
-          <w:tcPr>
-            <w:tcW w:type="dxa" w:w="1728"/>
-          </w:tcPr>
-          <w:p>
-            <w:r/>
-            <w:r>
-              <w:t>Pull the exact exception tied to a trace_id</w:t>
-            </w:r>
-          </w:p>
-        </w:tc>
-        <w:tc>
-          <w:tcPr>
-            <w:tcW w:type="dxa" w:w="1728"/>
-          </w:tcPr>
-          <w:p>
-            <w:r/>
-            <w:r>
-              <w:t>Audit trail — evidence of what the AI system did, when, why</w:t>
-            </w:r>
-          </w:p>
-        </w:tc>
-      </w:tr>
-      <w:tr>
-        <w:tc>
-          <w:tcPr>
-            <w:tcW w:type="dxa" w:w="1728"/>
-          </w:tcPr>
-          <w:p>
-            <w:r/>
-            <w:r>
-              <w:t>9</w:t>
-            </w:r>
-          </w:p>
-        </w:tc>
-        <w:tc>
-          <w:tcPr>
-            <w:tcW w:type="dxa" w:w="1728"/>
-          </w:tcPr>
-          <w:p>
-            <w:r/>
-            <w:r>
-              <w:rPr>
-                <w:i/>
-                <w:color w:val="2E5B8A"/>
-              </w:rPr>
               <w:t>Wrap-Up &amp; Next Steps</w:t>
             </w:r>
           </w:p>
@@ -1444,6 +1407,30 @@
     <w:p/>
     <w:p>
       <w:pPr>
+        <w:pStyle w:val="IntenseQuote"/>
+      </w:pPr>
+      <w:r>
+        <w:rPr>
+          <w:b/>
+        </w:rPr>
+        <w:t>Note:</w:t>
+      </w:r>
+      <w:r>
+        <w:t xml:space="preserve"> log-trace correlation (structured logs auto-tagged with </w:t>
+      </w:r>
+      <w:r>
+        <w:rPr>
+          <w:rFonts w:ascii="Consolas" w:hAnsi="Consolas"/>
+          <w:sz w:val="20"/>
+        </w:rPr>
+        <w:t>trace_id</w:t>
+      </w:r>
+      <w:r>
+        <w:t>, full exception stack traces) is instrumented and visible in Module 2, but a standalone Splunk Platform log-search exercise isn't included in this run — the shared workshop environment doesn't include a Splunk Cloud instance for participants. See the note in Module 8.</w:t>
+      </w:r>
+    </w:p>
+    <w:p>
+      <w:pPr>
         <w:pStyle w:val="Heading2"/>
       </w:pPr>
       <w:r>
@@ -1490,7 +1477,7 @@
         <w:pStyle w:val="ListBullet"/>
       </w:pPr>
       <w:r>
-        <w:t>A working log-to-trace correlation pattern you can lift directly into your own services</w:t>
+        <w:t>A log-to-trace correlation pattern (visible in code in Module 2) you can lift directly into your own services</w:t>
       </w:r>
     </w:p>
     <w:p>
@@ -1561,24 +1548,10 @@
         <w:rPr>
           <w:b/>
         </w:rPr>
-        <w:t>Log correlation</w:t>
-      </w:r>
-      <w:r>
-        <w:t xml:space="preserve"> (Module 8) comes last among the technical modules because by then you've generated real error traces to correlate against — it's not abstract.</w:t>
-      </w:r>
-    </w:p>
-    <w:p>
-      <w:pPr>
-        <w:pStyle w:val="ListNumber"/>
-      </w:pPr>
-      <w:r>
-        <w:rPr>
-          <w:b/>
-        </w:rPr>
         <w:t>Wrap-up</w:t>
       </w:r>
       <w:r>
-        <w:t xml:space="preserve"> (Module 9) is deliberately short and discussion-driven — the goal is to turn the hands-on experience into a decision about next steps, not another lecture.</w:t>
+        <w:t xml:space="preserve"> (Module 8) is deliberately short and discussion-driven — the goal is to turn the hands-on experience into a decision about next steps, not another lecture.</w:t>
       </w:r>
     </w:p>
     <w:p>
@@ -1616,15 +1589,6 @@
           <w:b/>
         </w:rPr>
         <w:t>Module 8</w:t>
-      </w:r>
-      <w:r>
-        <w:t xml:space="preserve"> (log correlation, 15 min) → </w:t>
-      </w:r>
-      <w:r>
-        <w:rPr>
-          <w:b/>
-        </w:rPr>
-        <w:t>Module 9</w:t>
       </w:r>
       <w:r>
         <w:t xml:space="preserve"> (wrap-up, 10 min). Skip Modules 2–6 and read them afterward as reference.</w:t>
@@ -1689,7 +1653,553 @@
         <w:t>README.md</w:t>
       </w:r>
       <w:r>
-        <w:t xml:space="preserve"> for the full setup checklist before starting Module 1.</w:t>
+        <w:t xml:space="preserve"> for the full setup checklist before starting Module 1, and </w:t>
+      </w:r>
+      <w:r>
+        <w:rPr>
+          <w:i/>
+          <w:color w:val="2E5B8A"/>
+        </w:rPr>
+        <w:t>ROLES.md</w:t>
+      </w:r>
+      <w:r>
+        <w:t xml:space="preserve"> for who on your team should attend which modules.</w:t>
+      </w:r>
+    </w:p>
+    <w:p>
+      <w:r>
+        <w:br w:type="page"/>
+      </w:r>
+    </w:p>
+    <w:p>
+      <w:pPr>
+        <w:pStyle w:val="Heading1"/>
+      </w:pPr>
+      <w:r>
+        <w:t>Who Should Attend Which Modules</w:t>
+      </w:r>
+    </w:p>
+    <w:p>
+      <w:r>
+        <w:t>Use this to decide who from your organization needs to be in the room, and where they can tune in/out if the full session doesn't fit their calendar.</w:t>
+      </w:r>
+    </w:p>
+    <w:p>
+      <w:pPr>
+        <w:pStyle w:val="Heading2"/>
+      </w:pPr>
+      <w:r>
+        <w:t>Role → Module Matrix</w:t>
+      </w:r>
+    </w:p>
+    <w:tbl>
+      <w:tblPr>
+        <w:tblStyle w:val="LightGrid-Accent1"/>
+        <w:tblW w:type="auto" w:w="0"/>
+        <w:tblLook w:firstColumn="1" w:firstRow="1" w:lastColumn="0" w:lastRow="0" w:noHBand="0" w:noVBand="1" w:val="04A0"/>
+      </w:tblPr>
+      <w:tblGrid>
+        <w:gridCol w:w="2160"/>
+        <w:gridCol w:w="2160"/>
+        <w:gridCol w:w="2160"/>
+        <w:gridCol w:w="2160"/>
+      </w:tblGrid>
+      <w:tr>
+        <w:tc>
+          <w:tcPr>
+            <w:tcW w:type="dxa" w:w="2160"/>
+          </w:tcPr>
+          <w:p>
+            <w:r>
+              <w:rPr>
+                <w:b/>
+              </w:rPr>
+            </w:r>
+            <w:r>
+              <w:rPr>
+                <w:b/>
+              </w:rPr>
+              <w:t>Role</w:t>
+            </w:r>
+          </w:p>
+        </w:tc>
+        <w:tc>
+          <w:tcPr>
+            <w:tcW w:type="dxa" w:w="2160"/>
+          </w:tcPr>
+          <w:p>
+            <w:r>
+              <w:rPr>
+                <w:b/>
+              </w:rPr>
+            </w:r>
+            <w:r>
+              <w:rPr>
+                <w:b/>
+              </w:rPr>
+              <w:t>Must attend</w:t>
+            </w:r>
+          </w:p>
+        </w:tc>
+        <w:tc>
+          <w:tcPr>
+            <w:tcW w:type="dxa" w:w="2160"/>
+          </w:tcPr>
+          <w:p>
+            <w:r>
+              <w:rPr>
+                <w:b/>
+              </w:rPr>
+            </w:r>
+            <w:r>
+              <w:rPr>
+                <w:b/>
+              </w:rPr>
+              <w:t>Can skip</w:t>
+            </w:r>
+          </w:p>
+        </w:tc>
+        <w:tc>
+          <w:tcPr>
+            <w:tcW w:type="dxa" w:w="2160"/>
+          </w:tcPr>
+          <w:p>
+            <w:r>
+              <w:rPr>
+                <w:b/>
+              </w:rPr>
+            </w:r>
+            <w:r>
+              <w:rPr>
+                <w:b/>
+              </w:rPr>
+              <w:t>Why</w:t>
+            </w:r>
+          </w:p>
+        </w:tc>
+      </w:tr>
+      <w:tr>
+        <w:tc>
+          <w:tcPr>
+            <w:tcW w:type="dxa" w:w="2160"/>
+          </w:tcPr>
+          <w:p>
+            <w:r/>
+            <w:r>
+              <w:rPr>
+                <w:b/>
+              </w:rPr>
+              <w:t>Observability / Platform Owner</w:t>
+            </w:r>
+            <w:r>
+              <w:t xml:space="preserve"> (workshop sponsor)</w:t>
+            </w:r>
+          </w:p>
+        </w:tc>
+        <w:tc>
+          <w:tcPr>
+            <w:tcW w:type="dxa" w:w="2160"/>
+          </w:tcPr>
+          <w:p>
+            <w:r/>
+            <w:r>
+              <w:t>All modules</w:t>
+            </w:r>
+          </w:p>
+        </w:tc>
+        <w:tc>
+          <w:tcPr>
+            <w:tcW w:type="dxa" w:w="2160"/>
+          </w:tcPr>
+          <w:p>
+            <w:r/>
+            <w:r>
+              <w:t>None</w:t>
+            </w:r>
+          </w:p>
+        </w:tc>
+        <w:tc>
+          <w:tcPr>
+            <w:tcW w:type="dxa" w:w="2160"/>
+          </w:tcPr>
+          <w:p>
+            <w:r/>
+            <w:r>
+              <w:t>Owns the end-to-end story — needs the full picture to scope a POC and decide who else should own what afterward.</w:t>
+            </w:r>
+          </w:p>
+        </w:tc>
+      </w:tr>
+      <w:tr>
+        <w:tc>
+          <w:tcPr>
+            <w:tcW w:type="dxa" w:w="2160"/>
+          </w:tcPr>
+          <w:p>
+            <w:r/>
+            <w:r>
+              <w:rPr>
+                <w:b/>
+              </w:rPr>
+              <w:t>SRE / Platform Engineering</w:t>
+            </w:r>
+          </w:p>
+        </w:tc>
+        <w:tc>
+          <w:tcPr>
+            <w:tcW w:type="dxa" w:w="2160"/>
+          </w:tcPr>
+          <w:p>
+            <w:r/>
+            <w:r>
+              <w:t>1, 3, 4, 5, 6, 7</w:t>
+            </w:r>
+          </w:p>
+        </w:tc>
+        <w:tc>
+          <w:tcPr>
+            <w:tcW w:type="dxa" w:w="2160"/>
+          </w:tcPr>
+          <w:p>
+            <w:r/>
+            <w:r>
+              <w:t>2 (can skim)</w:t>
+            </w:r>
+          </w:p>
+        </w:tc>
+        <w:tc>
+          <w:tcPr>
+            <w:tcW w:type="dxa" w:w="2160"/>
+          </w:tcPr>
+          <w:p>
+            <w:r/>
+            <w:r>
+              <w:t>These are the people who'll actually operate this: deployment footprint (1), TE test config (3), alerting (4), and all three live triage scenarios (5–7) are their day-to-day.</w:t>
+            </w:r>
+          </w:p>
+        </w:tc>
+      </w:tr>
+      <w:tr>
+        <w:tc>
+          <w:tcPr>
+            <w:tcW w:type="dxa" w:w="2160"/>
+          </w:tcPr>
+          <w:p>
+            <w:r/>
+            <w:r>
+              <w:rPr>
+                <w:b/>
+              </w:rPr>
+              <w:t>Network Engineering / NetOps</w:t>
+            </w:r>
+          </w:p>
+        </w:tc>
+        <w:tc>
+          <w:tcPr>
+            <w:tcW w:type="dxa" w:w="2160"/>
+          </w:tcPr>
+          <w:p>
+            <w:r/>
+            <w:r>
+              <w:t>1, 3, 5, 6, 7</w:t>
+            </w:r>
+          </w:p>
+        </w:tc>
+        <w:tc>
+          <w:tcPr>
+            <w:tcW w:type="dxa" w:w="2160"/>
+          </w:tcPr>
+          <w:p>
+            <w:r/>
+            <w:r>
+              <w:t>2, 4</w:t>
+            </w:r>
+          </w:p>
+        </w:tc>
+        <w:tc>
+          <w:tcPr>
+            <w:tcW w:type="dxa" w:w="2160"/>
+          </w:tcPr>
+          <w:p>
+            <w:r/>
+            <w:r>
+              <w:t>Module 3 is the one built specifically to prove TE's in-cluster vantage point gives them a definitive "not our problem" or "here's the path" answer — fastest way to earn their buy-in. Scenarios 5–7 are where they see that proof in action three different ways.</w:t>
+            </w:r>
+          </w:p>
+        </w:tc>
+      </w:tr>
+      <w:tr>
+        <w:tc>
+          <w:tcPr>
+            <w:tcW w:type="dxa" w:w="2160"/>
+          </w:tcPr>
+          <w:p>
+            <w:r/>
+            <w:r>
+              <w:rPr>
+                <w:b/>
+              </w:rPr>
+              <w:t>AI/ML Engineering</w:t>
+            </w:r>
+            <w:r>
+              <w:t xml:space="preserve"> (agent developers)</w:t>
+            </w:r>
+          </w:p>
+        </w:tc>
+        <w:tc>
+          <w:tcPr>
+            <w:tcW w:type="dxa" w:w="2160"/>
+          </w:tcPr>
+          <w:p>
+            <w:r/>
+            <w:r>
+              <w:t>2, 7</w:t>
+            </w:r>
+          </w:p>
+        </w:tc>
+        <w:tc>
+          <w:tcPr>
+            <w:tcW w:type="dxa" w:w="2160"/>
+          </w:tcPr>
+          <w:p>
+            <w:r/>
+            <w:r>
+              <w:t>3, 4</w:t>
+            </w:r>
+          </w:p>
+        </w:tc>
+        <w:tc>
+          <w:tcPr>
+            <w:tcW w:type="dxa" w:w="2160"/>
+          </w:tcPr>
+          <w:p>
+            <w:r/>
+            <w:r>
+              <w:t>Module 2 is the instrumentation pattern they'd actually copy into their own agent code. Module 7 (LLM auth failure) is the single most common failure mode they personally debug — the rest is infrastructure they don't own.</w:t>
+            </w:r>
+          </w:p>
+        </w:tc>
+      </w:tr>
+      <w:tr>
+        <w:tc>
+          <w:tcPr>
+            <w:tcW w:type="dxa" w:w="2160"/>
+          </w:tcPr>
+          <w:p>
+            <w:r/>
+            <w:r>
+              <w:rPr>
+                <w:b/>
+              </w:rPr>
+              <w:t>DevOps / Kubernetes Platform Team</w:t>
+            </w:r>
+          </w:p>
+        </w:tc>
+        <w:tc>
+          <w:tcPr>
+            <w:tcW w:type="dxa" w:w="2160"/>
+          </w:tcPr>
+          <w:p>
+            <w:r/>
+            <w:r>
+              <w:t>1, 4</w:t>
+            </w:r>
+          </w:p>
+        </w:tc>
+        <w:tc>
+          <w:tcPr>
+            <w:tcW w:type="dxa" w:w="2160"/>
+          </w:tcPr>
+          <w:p>
+            <w:r/>
+            <w:r>
+              <w:t>5, 6, 7 (can observe passively)</w:t>
+            </w:r>
+          </w:p>
+        </w:tc>
+        <w:tc>
+          <w:tcPr>
+            <w:tcW w:type="dxa" w:w="2160"/>
+          </w:tcPr>
+          <w:p>
+            <w:r/>
+            <w:r>
+              <w:t>They care about deployment footprint (one collector, no secondary agents) and how alerts plug into existing on-call tooling — not necessarily running each failure scenario themselves.</w:t>
+            </w:r>
+          </w:p>
+        </w:tc>
+      </w:tr>
+      <w:tr>
+        <w:tc>
+          <w:tcPr>
+            <w:tcW w:type="dxa" w:w="2160"/>
+          </w:tcPr>
+          <w:p>
+            <w:r/>
+            <w:r>
+              <w:rPr>
+                <w:b/>
+              </w:rPr>
+              <w:t>Incident Commander / On-Call Manager</w:t>
+            </w:r>
+          </w:p>
+        </w:tc>
+        <w:tc>
+          <w:tcPr>
+            <w:tcW w:type="dxa" w:w="2160"/>
+          </w:tcPr>
+          <w:p>
+            <w:r/>
+            <w:r>
+              <w:t>4, 5, 6, 7</w:t>
+            </w:r>
+          </w:p>
+        </w:tc>
+        <w:tc>
+          <w:tcPr>
+            <w:tcW w:type="dxa" w:w="2160"/>
+          </w:tcPr>
+          <w:p>
+            <w:r/>
+            <w:r>
+              <w:t>1, 2, 3</w:t>
+            </w:r>
+          </w:p>
+        </w:tc>
+        <w:tc>
+          <w:tcPr>
+            <w:tcW w:type="dxa" w:w="2160"/>
+          </w:tcPr>
+          <w:p>
+            <w:r/>
+            <w:r>
+              <w:t>They want to see what an actual page looks like — alert bodies with embedded triage decision trees — and experience the "who do I call" decision in each scenario.</w:t>
+            </w:r>
+          </w:p>
+        </w:tc>
+      </w:tr>
+      <w:tr>
+        <w:tc>
+          <w:tcPr>
+            <w:tcW w:type="dxa" w:w="2160"/>
+          </w:tcPr>
+          <w:p>
+            <w:r/>
+            <w:r>
+              <w:rPr>
+                <w:b/>
+              </w:rPr>
+              <w:t>Security / Compliance / Audit</w:t>
+            </w:r>
+          </w:p>
+        </w:tc>
+        <w:tc>
+          <w:tcPr>
+            <w:tcW w:type="dxa" w:w="2160"/>
+          </w:tcPr>
+          <w:p>
+            <w:r/>
+            <w:r>
+              <w:t>2</w:t>
+            </w:r>
+          </w:p>
+        </w:tc>
+        <w:tc>
+          <w:tcPr>
+            <w:tcW w:type="dxa" w:w="2160"/>
+          </w:tcPr>
+          <w:p>
+            <w:r/>
+            <w:r>
+              <w:t>3, 4, 5, 6, 7</w:t>
+            </w:r>
+          </w:p>
+        </w:tc>
+        <w:tc>
+          <w:tcPr>
+            <w:tcW w:type="dxa" w:w="2160"/>
+          </w:tcPr>
+          <w:p>
+            <w:r/>
+            <w:r>
+              <w:t xml:space="preserve">Module 2 shows what's captured (structured logs, </w:t>
+            </w:r>
+            <w:r>
+              <w:rPr>
+                <w:rFonts w:ascii="Consolas" w:hAnsi="Consolas"/>
+                <w:sz w:val="20"/>
+              </w:rPr>
+              <w:t>trace_id</w:t>
+            </w:r>
+            <w:r>
+              <w:t xml:space="preserve"> tagging, full exception stack traces) — the evidence story. Note: the standalone log-search/RCA walkthrough isn't part of this run (see Module 8 note) — flag if your compliance team needs to see that live in a follow-up session.</w:t>
+            </w:r>
+          </w:p>
+        </w:tc>
+      </w:tr>
+    </w:tbl>
+    <w:p/>
+    <w:p>
+      <w:pPr>
+        <w:pStyle w:val="Heading2"/>
+      </w:pPr>
+      <w:r>
+        <w:t>Suggested Attendance Patterns</w:t>
+      </w:r>
+    </w:p>
+    <w:p>
+      <w:r>
+        <w:rPr>
+          <w:b/>
+        </w:rPr>
+        <w:t>Option A — Everyone together (recommended for a first session):</w:t>
+      </w:r>
+      <w:r>
+        <w:t xml:space="preserve"> Run Modules 0–4 as a full group so everyone shares the same baseline understanding of the system and pipeline, then let Network/NetOps, AI/ML Engineering, and SRE self-select into the scenarios most relevant to them for Modules 5–7, and regroup for Module 8.</w:t>
+      </w:r>
+    </w:p>
+    <w:p>
+      <w:r>
+        <w:rPr>
+          <w:b/>
+        </w:rPr>
+        <w:t>Option B — Role-based breakout after Module 1:</w:t>
+      </w:r>
+      <w:r>
+        <w:t xml:space="preserve"> If calendars are tight, only require Module 1 (setup) for everyone, then route people by role using the matrix above, and regroup for Module 8's wrap-up so next steps are decided as a group, not in silos.</w:t>
+      </w:r>
+    </w:p>
+    <w:p>
+      <w:r>
+        <w:rPr>
+          <w:b/>
+        </w:rPr>
+        <w:t>Option C — Leadership-only abbreviated path:</w:t>
+      </w:r>
+      <w:r>
+        <w:t xml:space="preserve"> For an executive sponsor who won't run hands-on labs themselves, Modules 0 (Agenda) → 7 (LLM failure — highest business impact) → 8 (Wrap-Up) gives the business case in under 40 minutes without requiring them to touch a terminal.</w:t>
+      </w:r>
+    </w:p>
+    <w:p>
+      <w:pPr>
+        <w:pStyle w:val="Heading2"/>
+      </w:pPr>
+      <w:r>
+        <w:t>A note for the workshop sponsor</w:t>
+      </w:r>
+    </w:p>
+    <w:p>
+      <w:r>
+        <w:t xml:space="preserve">The one constant across every role: </w:t>
+      </w:r>
+      <w:r>
+        <w:rPr>
+          <w:b/>
+        </w:rPr>
+        <w:t>make sure whoever owns the Splunk Platform (Splunk Cloud) admin relationship in your organization is looped in before scaling this beyond the workshop.</w:t>
+      </w:r>
+      <w:r>
+        <w:t xml:space="preserve"> Log Observer Connect and full log-search RCA (mentioned in Module 8) require that access, and it's the one piece this workshop's shared environment can't demonstrate end-to-end.</w:t>
       </w:r>
     </w:p>
     <w:p>
@@ -4424,354 +4934,7 @@
         <w:pStyle w:val="Heading1"/>
       </w:pPr>
       <w:r>
-        <w:t>Module 8: Log Correlation &amp; RCA (15 min)</w:t>
-      </w:r>
-    </w:p>
-    <w:p>
-      <w:pPr>
-        <w:pStyle w:val="Heading2"/>
-      </w:pPr>
-      <w:r>
-        <w:t>Why this matters</w:t>
-      </w:r>
-    </w:p>
-    <w:p>
-      <w:r>
-        <w:rPr>
-          <w:b/>
-        </w:rPr>
-        <w:t>The audit trail story.</w:t>
-      </w:r>
-      <w:r>
-        <w:t xml:space="preserve"> Compliance and post-incident review need evidence of what the AI system did, when, and why — not just "it failed." This module shows the exact exception, tied to the exact trace, with zero manual correlation.</w:t>
-      </w:r>
-    </w:p>
-    <w:p>
-      <w:pPr>
-        <w:pStyle w:val="Heading2"/>
-      </w:pPr>
-      <w:r>
-        <w:t>Step 1: Re-trigger a failure to have something to correlate</w:t>
-      </w:r>
-    </w:p>
-    <w:p>
-      <w:pPr>
-        <w:shd w:val="clear" w:color="auto" w:fill="EDEDED"/>
-        <w:spacing w:before="80" w:after="160"/>
-        <w:ind w:left="216"/>
-      </w:pPr>
-      <w:r>
-        <w:rPr>
-          <w:rFonts w:ascii="Consolas" w:hAnsi="Consolas"/>
-          <w:sz w:val="19"/>
-        </w:rPr>
-        <w:t>bash scripts/09-demo-llm-unreachable.sh</w:t>
-      </w:r>
-    </w:p>
-    <w:p>
-      <w:r>
-        <w:t>(Same as Module 7 — if you already have a recent failure, you can skip this.)</w:t>
-      </w:r>
-    </w:p>
-    <w:p>
-      <w:pPr>
-        <w:pStyle w:val="Heading2"/>
-      </w:pPr>
-      <w:r>
-        <w:t>Step 2: Watch the exception in real time</w:t>
-      </w:r>
-    </w:p>
-    <w:p>
-      <w:pPr>
-        <w:shd w:val="clear" w:color="auto" w:fill="EDEDED"/>
-        <w:spacing w:before="80" w:after="160"/>
-        <w:ind w:left="216"/>
-      </w:pPr>
-      <w:r>
-        <w:rPr>
-          <w:rFonts w:ascii="Consolas" w:hAnsi="Consolas"/>
-          <w:sz w:val="19"/>
-        </w:rPr>
-        <w:t>kubectl logs -n travel-planner deployment/flight-agent -f</w:t>
-      </w:r>
-    </w:p>
-    <w:p>
-      <w:r>
-        <w:t>You should see a full Python stack trace (</w:t>
-      </w:r>
-      <w:r>
-        <w:rPr>
-          <w:rFonts w:ascii="Consolas" w:hAnsi="Consolas"/>
-          <w:sz w:val="20"/>
-        </w:rPr>
-        <w:t>openai.AuthenticationError</w:t>
-      </w:r>
-      <w:r>
-        <w:t xml:space="preserve"> or similar) — not just a one-line error message. This is because the code uses </w:t>
-      </w:r>
-      <w:r>
-        <w:rPr>
-          <w:rFonts w:ascii="Consolas" w:hAnsi="Consolas"/>
-          <w:sz w:val="20"/>
-        </w:rPr>
-        <w:t>logger.exception()</w:t>
-      </w:r>
-      <w:r>
-        <w:t xml:space="preserve">, not </w:t>
-      </w:r>
-      <w:r>
-        <w:rPr>
-          <w:rFonts w:ascii="Consolas" w:hAnsi="Consolas"/>
-          <w:sz w:val="20"/>
-        </w:rPr>
-        <w:t>logger.error()</w:t>
-      </w:r>
-      <w:r>
-        <w:t>, on every failure path (see Module 2).</w:t>
-      </w:r>
-    </w:p>
-    <w:p>
-      <w:pPr>
-        <w:pStyle w:val="Heading2"/>
-      </w:pPr>
-      <w:r>
-        <w:t>Step 3: Search Splunk Platform directly</w:t>
-      </w:r>
-    </w:p>
-    <w:p>
-      <w:r>
-        <w:t xml:space="preserve">Go to your Splunk Platform search UI (URL provided by your organizer, typically </w:t>
-      </w:r>
-      <w:r>
-        <w:rPr>
-          <w:rFonts w:ascii="Consolas" w:hAnsi="Consolas"/>
-          <w:sz w:val="20"/>
-        </w:rPr>
-        <w:t>https://&lt;your-org&gt;.splunkcloud.com</w:t>
-      </w:r>
-      <w:r>
-        <w:t>).</w:t>
-      </w:r>
-    </w:p>
-    <w:p>
-      <w:pPr>
-        <w:shd w:val="clear" w:color="auto" w:fill="EDEDED"/>
-        <w:spacing w:before="80" w:after="160"/>
-        <w:ind w:left="216"/>
-      </w:pPr>
-      <w:r>
-        <w:rPr>
-          <w:rFonts w:ascii="Consolas" w:hAnsi="Consolas"/>
-          <w:sz w:val="19"/>
-        </w:rPr>
-        <w:t>index=splunk4rookies-workshop log_level=ERROR earliest=-5m</w:t>
-        <w:br/>
-      </w:r>
-      <w:r>
-        <w:rPr>
-          <w:rFonts w:ascii="Consolas" w:hAnsi="Consolas"/>
-          <w:sz w:val="19"/>
-        </w:rPr>
-        <w:t>| table _time service.name body trace_id</w:t>
-      </w:r>
-    </w:p>
-    <w:p>
-      <w:r>
-        <w:rPr>
-          <w:b/>
-        </w:rPr>
-        <w:t>What to notice:</w:t>
-      </w:r>
-      <w:r>
-        <w:t xml:space="preserve"> every error event has a </w:t>
-      </w:r>
-      <w:r>
-        <w:rPr>
-          <w:rFonts w:ascii="Consolas" w:hAnsi="Consolas"/>
-          <w:sz w:val="20"/>
-        </w:rPr>
-        <w:t>trace_id</w:t>
-      </w:r>
-      <w:r>
-        <w:t>. Pick one.</w:t>
-      </w:r>
-    </w:p>
-    <w:p>
-      <w:pPr>
-        <w:pStyle w:val="Heading2"/>
-      </w:pPr>
-      <w:r>
-        <w:t>Step 4: Correlate to the trace</w:t>
-      </w:r>
-    </w:p>
-    <w:p>
-      <w:r>
-        <w:t xml:space="preserve">Copy a </w:t>
-      </w:r>
-      <w:r>
-        <w:rPr>
-          <w:rFonts w:ascii="Consolas" w:hAnsi="Consolas"/>
-          <w:sz w:val="20"/>
-        </w:rPr>
-        <w:t>trace_id</w:t>
-      </w:r>
-      <w:r>
-        <w:t xml:space="preserve"> value from Step 3. Go to Splunk APM → Trace Search → paste the </w:t>
-      </w:r>
-      <w:r>
-        <w:rPr>
-          <w:rFonts w:ascii="Consolas" w:hAnsi="Consolas"/>
-          <w:sz w:val="20"/>
-        </w:rPr>
-        <w:t>trace_id</w:t>
-      </w:r>
-      <w:r>
-        <w:t>. You should land directly on the exact trace that produced that log line.</w:t>
-      </w:r>
-    </w:p>
-    <w:p>
-      <w:r>
-        <w:rPr>
-          <w:b/>
-        </w:rPr>
-        <w:t>This is the RCA record</w:t>
-      </w:r>
-      <w:r>
-        <w:t>: exact exception → exact service → exact timestamp → correlated to the full distributed trace, with no manual log-grepping across services.</w:t>
-      </w:r>
-    </w:p>
-    <w:p>
-      <w:pPr>
-        <w:pStyle w:val="Heading2"/>
-      </w:pPr>
-      <w:r>
-        <w:t>Step 5: (Optional) Related Content button</w:t>
-      </w:r>
-    </w:p>
-    <w:p>
-      <w:r>
-        <w:t xml:space="preserve">If your workshop environment has Log Observer Connect configured (ask your organizer), clicking a span in APM shows a </w:t>
-      </w:r>
-      <w:r>
-        <w:rPr>
-          <w:b/>
-        </w:rPr>
-        <w:t>Related Content → Logs</w:t>
-      </w:r>
-      <w:r>
-        <w:t xml:space="preserve"> button that jumps straight to the correlated log — skipping the manual </w:t>
-      </w:r>
-      <w:r>
-        <w:rPr>
-          <w:rFonts w:ascii="Consolas" w:hAnsi="Consolas"/>
-          <w:sz w:val="20"/>
-        </w:rPr>
-        <w:t>trace_id</w:t>
-      </w:r>
-      <w:r>
-        <w:t xml:space="preserve"> copy/paste in Steps 3–4.</w:t>
-      </w:r>
-    </w:p>
-    <w:p>
-      <w:pPr>
-        <w:pStyle w:val="IntenseQuote"/>
-      </w:pPr>
-      <w:r>
-        <w:rPr>
-          <w:b/>
-        </w:rPr>
-        <w:t>Caveat:</w:t>
-      </w:r>
-      <w:r>
-        <w:t xml:space="preserve"> Log Observer Connect requires a Splunk Platform service account with admin-level setup. On a shared workshop Splunk Cloud instance, participants typically don't have this access — it must be configured by whoever provisioned the environment. </w:t>
-      </w:r>
-      <w:r>
-        <w:rPr>
-          <w:b/>
-        </w:rPr>
-        <w:t>This does not block the RCA workflow</w:t>
-      </w:r>
-      <w:r>
-        <w:t xml:space="preserve"> — the manual </w:t>
-      </w:r>
-      <w:r>
-        <w:rPr>
-          <w:rFonts w:ascii="Consolas" w:hAnsi="Consolas"/>
-          <w:sz w:val="20"/>
-        </w:rPr>
-        <w:t>trace_id</w:t>
-      </w:r>
-      <w:r>
-        <w:t xml:space="preserve"> correlation in Steps 3–4 works with zero additional setup and is available to you right now.</w:t>
-      </w:r>
-    </w:p>
-    <w:p>
-      <w:pPr>
-        <w:pStyle w:val="Heading2"/>
-      </w:pPr>
-      <w:r>
-        <w:t>Discussion Point</w:t>
-      </w:r>
-    </w:p>
-    <w:p>
-      <w:r>
-        <w:t xml:space="preserve">For a compliance team asking "prove what the AI system did during this incident," is </w:t>
-      </w:r>
-      <w:r>
-        <w:rPr>
-          <w:rFonts w:ascii="Consolas" w:hAnsi="Consolas"/>
-          <w:sz w:val="20"/>
-        </w:rPr>
-        <w:t>logger.exception()</w:t>
-      </w:r>
-      <w:r>
-        <w:t xml:space="preserve"> + </w:t>
-      </w:r>
-      <w:r>
-        <w:rPr>
-          <w:rFonts w:ascii="Consolas" w:hAnsi="Consolas"/>
-          <w:sz w:val="20"/>
-        </w:rPr>
-        <w:t>trace_id</w:t>
-      </w:r>
-      <w:r>
-        <w:t xml:space="preserve"> correlation enough evidence today? What additional fields (user ID, request payload, model version) would you need captured for your actual audit requirements?</w:t>
-      </w:r>
-    </w:p>
-    <w:p>
-      <w:pPr>
-        <w:pStyle w:val="Heading2"/>
-      </w:pPr>
-      <w:r>
-        <w:t>Troubleshooting</w:t>
-      </w:r>
-    </w:p>
-    <w:p>
-      <w:r>
-        <w:t xml:space="preserve">See repo root README → </w:t>
-      </w:r>
-      <w:r>
-        <w:rPr>
-          <w:i/>
-          <w:color w:val="2E5B8A"/>
-        </w:rPr>
-        <w:t>Log-Trace Correlation</w:t>
-      </w:r>
-      <w:r>
-        <w:t>.</w:t>
-      </w:r>
-    </w:p>
-    <w:p>
-      <w:r>
-        <w:br w:type="page"/>
-      </w:r>
-    </w:p>
-    <w:p>
-      <w:pPr>
-        <w:pStyle w:val="Heading1"/>
-      </w:pPr>
-      <w:r>
-        <w:t>Module 9: Wrap-Up &amp; Next Steps (10 min)</w:t>
+        <w:t>Module 8: Wrap-Up &amp; Next Steps (10 min)</w:t>
       </w:r>
     </w:p>
     <w:p>
@@ -4926,32 +5089,52 @@
           </w:p>
         </w:tc>
       </w:tr>
-      <w:tr>
-        <w:tc>
-          <w:tcPr>
-            <w:tcW w:type="dxa" w:w="4320"/>
-          </w:tcPr>
-          <w:p>
-            <w:r/>
-            <w:r>
-              <w:t>8</w:t>
-            </w:r>
-          </w:p>
-        </w:tc>
-        <w:tc>
-          <w:tcPr>
-            <w:tcW w:type="dxa" w:w="4320"/>
-          </w:tcPr>
-          <w:p>
-            <w:r/>
-            <w:r>
-              <w:t>Post-incident RCA — exact exception, correlated to trace, with no admin access required</w:t>
-            </w:r>
-          </w:p>
-        </w:tc>
-      </w:tr>
     </w:tbl>
     <w:p/>
+    <w:p>
+      <w:pPr>
+        <w:pStyle w:val="IntenseQuote"/>
+      </w:pPr>
+      <w:r>
+        <w:rPr>
+          <w:b/>
+        </w:rPr>
+        <w:t>Note on log-trace correlation:</w:t>
+      </w:r>
+      <w:r>
+        <w:t xml:space="preserve"> the underlying pattern (structured logs auto-tagged with </w:t>
+      </w:r>
+      <w:r>
+        <w:rPr>
+          <w:rFonts w:ascii="Consolas" w:hAnsi="Consolas"/>
+          <w:sz w:val="20"/>
+        </w:rPr>
+        <w:t>trace_id</w:t>
+      </w:r>
+      <w:r>
+        <w:t>/</w:t>
+      </w:r>
+      <w:r>
+        <w:rPr>
+          <w:rFonts w:ascii="Consolas" w:hAnsi="Consolas"/>
+          <w:sz w:val="20"/>
+        </w:rPr>
+        <w:t>span_id</w:t>
+      </w:r>
+      <w:r>
+        <w:t xml:space="preserve">, full exception stack traces via </w:t>
+      </w:r>
+      <w:r>
+        <w:rPr>
+          <w:rFonts w:ascii="Consolas" w:hAnsi="Consolas"/>
+          <w:sz w:val="20"/>
+        </w:rPr>
+        <w:t>logger.exception()</w:t>
+      </w:r>
+      <w:r>
+        <w:t>) is already live in every service you deployed today — you saw it in Module 2. This workshop's shared environment doesn't include a Splunk Platform (Splunk Cloud) instance for participants to search logs in directly, so that exercise isn't part of today's run. Ask your organizer if a working example is available to see it end-to-end.</w:t>
+      </w:r>
+    </w:p>
     <w:p>
       <w:pPr>
         <w:pStyle w:val="Heading2"/>
@@ -5003,7 +5186,7 @@
         <w:pStyle w:val="ListBullet"/>
       </w:pPr>
       <w:r>
-        <w:t xml:space="preserve">If you had the </w:t>
+        <w:t xml:space="preserve">If every log line from your AI agents were automatically tagged with a </w:t>
       </w:r>
       <w:r>
         <w:rPr>
@@ -5013,7 +5196,7 @@
         <w:t>trace_id</w:t>
       </w:r>
       <w:r>
-        <w:t>-to-log correlation from Module 8 today, would it satisfy your compliance team's audit requirement for AI system behavior?</w:t>
+        <w:t xml:space="preserve"> today, would that satisfy your compliance team's audit requirement for AI system behavior?</w:t>
       </w:r>
     </w:p>
     <w:p>
@@ -5080,10 +5263,10 @@
         <w:rPr>
           <w:b/>
         </w:rPr>
-        <w:t>Log Observer Connect enablement</w:t>
-      </w:r>
-      <w:r>
-        <w:t xml:space="preserve"> — if Module 8's manual correlation was useful but you want the one-click Related Content button, this requires a short admin session with whoever owns your Splunk Platform instance.</w:t>
+        <w:t>Log correlation walkthrough</w:t>
+      </w:r>
+      <w:r>
+        <w:t xml:space="preserve"> — schedule a follow-up session against a Splunk Platform instance you control to see trace-to-log correlation and Log Observer Connect end-to-end.</w:t>
       </w:r>
     </w:p>
     <w:p>

--- a/workshop/AI_Agent_Observability_Workshop_Guide.docx
+++ b/workshop/AI_Agent_Observability_Workshop_Guide.docx
@@ -2379,17 +2379,17 @@
         <w:pStyle w:val="ListNumber"/>
       </w:pPr>
       <w:r>
-        <w:t xml:space="preserve">Splunk detectors (skipped if </w:t>
+        <w:t xml:space="preserve">Splunk detectors (auto-detects the API-scoped </w:t>
       </w:r>
       <w:r>
         <w:rPr>
           <w:rFonts w:ascii="Consolas" w:hAnsi="Consolas"/>
           <w:sz w:val="20"/>
         </w:rPr>
-        <w:t>SPLUNK_API_TOKEN</w:t>
-      </w:r>
-      <w:r>
-        <w:t xml:space="preserve"> isn't set — see Module 4)</w:t>
+        <w:t>API_TOKEN</w:t>
+      </w:r>
+      <w:r>
+        <w:t xml:space="preserve"> pre-set on workshop EC2 instances — see Module 4)</w:t>
       </w:r>
     </w:p>
     <w:p>
@@ -3810,7 +3810,66 @@
     </w:p>
     <w:p>
       <w:r>
-        <w:t>Requires an API-scoped Splunk access token (different from the ingest token used for data — ask your organizer if you don't have one).</w:t>
+        <w:t xml:space="preserve">Requires an API-scoped Splunk access token (different from the ingest token used for data). Workshop EC2 instances have this pre-set as </w:t>
+      </w:r>
+      <w:r>
+        <w:rPr>
+          <w:rFonts w:ascii="Consolas" w:hAnsi="Consolas"/>
+          <w:sz w:val="20"/>
+        </w:rPr>
+        <w:t>API_TOKEN</w:t>
+      </w:r>
+      <w:r>
+        <w:t xml:space="preserve"> in </w:t>
+      </w:r>
+      <w:r>
+        <w:rPr>
+          <w:rFonts w:ascii="Consolas" w:hAnsi="Consolas"/>
+          <w:sz w:val="20"/>
+        </w:rPr>
+        <w:t>/etc/environment</w:t>
+      </w:r>
+      <w:r>
+        <w:t xml:space="preserve"> — </w:t>
+      </w:r>
+      <w:r>
+        <w:rPr>
+          <w:rFonts w:ascii="Consolas" w:hAnsi="Consolas"/>
+          <w:sz w:val="20"/>
+        </w:rPr>
+        <w:t>deploy.sh</w:t>
+      </w:r>
+      <w:r>
+        <w:t xml:space="preserve"> and the script below pick it up automatically, no extra setup needed.</w:t>
+      </w:r>
+    </w:p>
+    <w:p>
+      <w:pPr>
+        <w:shd w:val="clear" w:color="auto" w:fill="EDEDED"/>
+        <w:spacing w:before="80" w:after="160"/>
+        <w:ind w:left="216"/>
+      </w:pPr>
+      <w:r>
+        <w:rPr>
+          <w:rFonts w:ascii="Consolas" w:hAnsi="Consolas"/>
+          <w:sz w:val="19"/>
+        </w:rPr>
+        <w:t>bash scripts/05-create-splunk-detectors.sh</w:t>
+      </w:r>
+    </w:p>
+    <w:p>
+      <w:r>
+        <w:t xml:space="preserve">If you're running outside a workshop EC2 instance and don't have </w:t>
+      </w:r>
+      <w:r>
+        <w:rPr>
+          <w:rFonts w:ascii="Consolas" w:hAnsi="Consolas"/>
+          <w:sz w:val="20"/>
+        </w:rPr>
+        <w:t>API_TOKEN</w:t>
+      </w:r>
+      <w:r>
+        <w:t xml:space="preserve"> pre-set, pass your own API-scoped token instead:</w:t>
       </w:r>
     </w:p>
     <w:p>
@@ -3825,6 +3884,47 @@
           <w:sz w:val="19"/>
         </w:rPr>
         <w:t>SPLUNK_API_TOKEN=&lt;your-api-scoped-token&gt; bash scripts/05-create-splunk-detectors.sh</w:t>
+      </w:r>
+    </w:p>
+    <w:p>
+      <w:r>
+        <w:rPr>
+          <w:b/>
+        </w:rPr>
+        <w:t>If you see `ERROR 401: Authentication is required`:</w:t>
+      </w:r>
+      <w:r>
+        <w:t xml:space="preserve"> the script fell back to an ingest-only token. Confirm </w:t>
+      </w:r>
+      <w:r>
+        <w:rPr>
+          <w:rFonts w:ascii="Consolas" w:hAnsi="Consolas"/>
+          <w:sz w:val="20"/>
+        </w:rPr>
+        <w:t>API_TOKEN</w:t>
+      </w:r>
+      <w:r>
+        <w:t xml:space="preserve"> is set (</w:t>
+      </w:r>
+      <w:r>
+        <w:rPr>
+          <w:rFonts w:ascii="Consolas" w:hAnsi="Consolas"/>
+          <w:sz w:val="20"/>
+        </w:rPr>
+        <w:t>echo $API_TOKEN</w:t>
+      </w:r>
+      <w:r>
+        <w:t xml:space="preserve">) or pass </w:t>
+      </w:r>
+      <w:r>
+        <w:rPr>
+          <w:rFonts w:ascii="Consolas" w:hAnsi="Consolas"/>
+          <w:sz w:val="20"/>
+        </w:rPr>
+        <w:t>SPLUNK_API_TOKEN</w:t>
+      </w:r>
+      <w:r>
+        <w:t xml:space="preserve"> explicitly.</w:t>
       </w:r>
     </w:p>
     <w:p>
@@ -4029,7 +4129,27 @@
         <w:t>Scripts</w:t>
       </w:r>
       <w:r>
-        <w:t xml:space="preserve"> for detector script reference. If detector creation fails, confirm your token has API scope, not just ingest scope.</w:t>
+        <w:t xml:space="preserve"> for detector script reference. If detector creation fails with a 401, confirm </w:t>
+      </w:r>
+      <w:r>
+        <w:rPr>
+          <w:rFonts w:ascii="Consolas" w:hAnsi="Consolas"/>
+          <w:sz w:val="20"/>
+        </w:rPr>
+        <w:t>API_TOKEN</w:t>
+      </w:r>
+      <w:r>
+        <w:t xml:space="preserve"> (or </w:t>
+      </w:r>
+      <w:r>
+        <w:rPr>
+          <w:rFonts w:ascii="Consolas" w:hAnsi="Consolas"/>
+          <w:sz w:val="20"/>
+        </w:rPr>
+        <w:t>SPLUNK_API_TOKEN</w:t>
+      </w:r>
+      <w:r>
+        <w:t>) is set and API-scoped, not just ingest scope.</w:t>
       </w:r>
     </w:p>
     <w:p>

--- a/workshop/AI_Agent_Observability_Workshop_Guide.docx
+++ b/workshop/AI_Agent_Observability_Workshop_Guide.docx
@@ -4,14 +4,10 @@
   <w:body>
     <w:p>
       <w:pPr>
+        <w:pStyle w:val="Title"/>
         <w:jc w:val="center"/>
       </w:pPr>
       <w:r>
-        <w:rPr>
-          <w:b/>
-          <w:color w:val="1F3A5F"/>
-          <w:sz w:val="60"/>
-        </w:rPr>
         <w:t>AI Agent Observability Workshop</w:t>
       </w:r>
     </w:p>
@@ -21,24 +17,10 @@
       </w:pPr>
       <w:r>
         <w:rPr>
-          <w:color w:val="444444"/>
-          <w:sz w:val="32"/>
+          <w:color w:val="555555"/>
+          <w:sz w:val="28"/>
         </w:rPr>
         <w:t>ThousandEyes + Splunk Observability Cloud</w:t>
-        <w:br/>
-        <w:t>Self-Guided Hands-On Workshop</w:t>
-      </w:r>
-    </w:p>
-    <w:p/>
-    <w:p>
-      <w:pPr>
-        <w:jc w:val="center"/>
-      </w:pPr>
-      <w:r>
-        <w:rPr>
-          <w:i/>
-        </w:rPr>
-        <w:t>This guide combines every workshop module into a single document so you can read and follow along from start to finish. Run the commands yourself as you go.</w:t>
       </w:r>
     </w:p>
     <w:p>
@@ -51,7 +33,7 @@
         <w:pStyle w:val="Heading1"/>
       </w:pPr>
       <w:r>
-        <w:t>Contents</w:t>
+        <w:t>Table of Contents</w:t>
       </w:r>
     </w:p>
     <w:p>
@@ -59,7 +41,7 @@
         <w:fldChar w:fldCharType="begin"/>
         <w:instrText xml:space="preserve">TOC \o "1-3" \h \z \u</w:instrText>
         <w:fldChar w:fldCharType="separate"/>
-        <w:t>Right-click here and choose "Update Field" to generate the table of contents.</w:t>
+        <w:t>Right-click and choose 'Update Field' to build the table of contents.</w:t>
         <w:fldChar w:fldCharType="end"/>
       </w:r>
     </w:p>
@@ -74,6 +56,14 @@
       </w:pPr>
       <w:r>
         <w:t>Before You Start</w:t>
+      </w:r>
+    </w:p>
+    <w:p>
+      <w:pPr>
+        <w:pStyle w:val="Heading1"/>
+      </w:pPr>
+      <w:r>
+        <w:t>Self-Guided Workshop — AI Agent Observability with ThousandEyes + Splunk</w:t>
       </w:r>
     </w:p>
     <w:p>
@@ -94,9 +84,8 @@
       <w:r>
         <w:rPr>
           <w:i/>
-          <w:color w:val="2E5B8A"/>
         </w:rPr>
-        <w:t>AGENDA.md</w:t>
+        <w:t>`AGENDA.md` (./AGENDA.md)</w:t>
       </w:r>
       <w:r>
         <w:t xml:space="preserve"> — full module breakdown with time estimates and what each module proves.</w:t>
@@ -115,9 +104,8 @@
       <w:r>
         <w:rPr>
           <w:i/>
-          <w:color w:val="2E5B8A"/>
         </w:rPr>
-        <w:t>ROLES.md</w:t>
+        <w:t>`ROLES.md` (./ROLES.md)</w:t>
       </w:r>
       <w:r>
         <w:t xml:space="preserve"> — which roles should attend which modules, and suggested attendance patterns if you can't get everyone in the room for the full session.</w:t>
@@ -158,9 +146,8 @@
     </w:p>
     <w:p>
       <w:pPr>
-        <w:shd w:val="clear" w:color="auto" w:fill="EDEDED"/>
-        <w:spacing w:before="80" w:after="160"/>
-        <w:ind w:left="216"/>
+        <w:spacing w:after="0"/>
+        <w:shd w:val="clear" w:fill="EDEDED"/>
       </w:pPr>
       <w:r>
         <w:rPr>
@@ -169,39 +156,16 @@
         </w:rPr>
         <w:t>orchestrator  POST /plan</w:t>
         <w:br/>
-      </w:r>
-      <w:r>
-        <w:rPr>
-          <w:rFonts w:ascii="Consolas" w:hAnsi="Consolas"/>
-          <w:sz w:val="19"/>
-        </w:rPr>
         <w:t xml:space="preserve">  ├── flight-agent    — flight search specialist</w:t>
         <w:br/>
-      </w:r>
-      <w:r>
-        <w:rPr>
-          <w:rFonts w:ascii="Consolas" w:hAnsi="Consolas"/>
-          <w:sz w:val="19"/>
-        </w:rPr>
         <w:t xml:space="preserve">  ├── hotel-agent     — hotel recommendation specialist</w:t>
         <w:br/>
-      </w:r>
-      <w:r>
-        <w:rPr>
-          <w:rFonts w:ascii="Consolas" w:hAnsi="Consolas"/>
-          <w:sz w:val="19"/>
-        </w:rPr>
         <w:t xml:space="preserve">  ├── activity-agent  — activities curation specialist</w:t>
         <w:br/>
-      </w:r>
-      <w:r>
-        <w:rPr>
-          <w:rFonts w:ascii="Consolas" w:hAnsi="Consolas"/>
-          <w:sz w:val="19"/>
-        </w:rPr>
         <w:t xml:space="preserve">  └── synthesizer     — combines results into itinerary</w:t>
       </w:r>
     </w:p>
+    <w:p/>
     <w:p>
       <w:pPr>
         <w:pStyle w:val="Heading2"/>
@@ -390,9 +354,8 @@
             <w:r>
               <w:rPr>
                 <w:i/>
-                <w:color w:val="2E5B8A"/>
               </w:rPr>
-              <w:t>01-environment-setup.md</w:t>
+              <w:t>`01-environment-setup.md` (./01-environment-setup.md)</w:t>
             </w:r>
           </w:p>
         </w:tc>
@@ -418,9 +381,8 @@
             <w:r>
               <w:rPr>
                 <w:i/>
-                <w:color w:val="2E5B8A"/>
               </w:rPr>
-              <w:t>02-instrumentation-deep-dive.md</w:t>
+              <w:t>`02-instrumentation-deep-dive.md` (./02-instrumentation-deep-dive.md)</w:t>
             </w:r>
           </w:p>
         </w:tc>
@@ -446,9 +408,8 @@
             <w:r>
               <w:rPr>
                 <w:i/>
-                <w:color w:val="2E5B8A"/>
               </w:rPr>
-              <w:t>03-thousandeyes-configuration.md</w:t>
+              <w:t>`03-thousandeyes-configuration.md` (./03-thousandeyes-configuration.md)</w:t>
             </w:r>
           </w:p>
         </w:tc>
@@ -474,9 +435,8 @@
             <w:r>
               <w:rPr>
                 <w:i/>
-                <w:color w:val="2E5B8A"/>
               </w:rPr>
-              <w:t>04-splunk-detectors-and-alerts.md</w:t>
+              <w:t>`04-splunk-detectors-and-alerts.md` (./04-splunk-detectors-and-alerts.md)</w:t>
             </w:r>
           </w:p>
         </w:tc>
@@ -502,9 +462,8 @@
             <w:r>
               <w:rPr>
                 <w:i/>
-                <w:color w:val="2E5B8A"/>
               </w:rPr>
-              <w:t>05-scenario-entry-point-down.md</w:t>
+              <w:t>`05-scenario-entry-point-down.md` (./05-scenario-entry-point-down.md)</w:t>
             </w:r>
           </w:p>
         </w:tc>
@@ -530,9 +489,8 @@
             <w:r>
               <w:rPr>
                 <w:i/>
-                <w:color w:val="2E5B8A"/>
               </w:rPr>
-              <w:t>06-scenario-agent-path-broken.md</w:t>
+              <w:t>`06-scenario-agent-path-broken.md` (./06-scenario-agent-path-broken.md)</w:t>
             </w:r>
           </w:p>
         </w:tc>
@@ -558,9 +516,8 @@
             <w:r>
               <w:rPr>
                 <w:i/>
-                <w:color w:val="2E5B8A"/>
               </w:rPr>
-              <w:t>07-scenario-llm-failure.md</w:t>
+              <w:t>`07-scenario-llm-failure.md` (./07-scenario-llm-failure.md)</w:t>
             </w:r>
           </w:p>
         </w:tc>
@@ -586,9 +543,8 @@
             <w:r>
               <w:rPr>
                 <w:i/>
-                <w:color w:val="2E5B8A"/>
               </w:rPr>
-              <w:t>08-wrap-up.md</w:t>
+              <w:t>`08-wrap-up.md` (./08-wrap-up.md)</w:t>
             </w:r>
           </w:p>
         </w:tc>
@@ -619,9 +575,8 @@
       <w:r>
         <w:rPr>
           <w:i/>
-          <w:color w:val="2E5B8A"/>
         </w:rPr>
-        <w:t>README.md</w:t>
+        <w:t>`README.md` (../README.md#troubleshooting)</w:t>
       </w:r>
       <w:r>
         <w:t>, which has the deeper reference material (token formats, common pod failures, etc).</w:t>
@@ -682,9 +637,8 @@
       <w:r>
         <w:rPr>
           <w:i/>
-          <w:color w:val="2E5B8A"/>
         </w:rPr>
-        <w:t>08-wrap-up.md</w:t>
+        <w:t>`08-wrap-up.md` (./08-wrap-up.md)</w:t>
       </w:r>
       <w:r>
         <w:t>.</w:t>
@@ -875,9 +829,8 @@
             <w:r>
               <w:rPr>
                 <w:i/>
-                <w:color w:val="2E5B8A"/>
               </w:rPr>
-              <w:t>Welcome &amp; Objectives</w:t>
+              <w:t>Welcome &amp; Objectives (#module-0--welcome--objectives-5-min)</w:t>
             </w:r>
           </w:p>
         </w:tc>
@@ -936,9 +889,8 @@
             <w:r>
               <w:rPr>
                 <w:i/>
-                <w:color w:val="2E5B8A"/>
               </w:rPr>
-              <w:t>Environment &amp; Architecture</w:t>
+              <w:t>Environment &amp; Architecture (./01-environment-setup.md)</w:t>
             </w:r>
           </w:p>
         </w:tc>
@@ -997,9 +949,8 @@
             <w:r>
               <w:rPr>
                 <w:i/>
-                <w:color w:val="2E5B8A"/>
               </w:rPr>
-              <w:t>OTel Instrumentation Deep-Dive</w:t>
+              <w:t>OTel Instrumentation Deep-Dive (./02-instrumentation-deep-dive.md)</w:t>
             </w:r>
           </w:p>
         </w:tc>
@@ -1058,9 +1009,8 @@
             <w:r>
               <w:rPr>
                 <w:i/>
-                <w:color w:val="2E5B8A"/>
               </w:rPr>
-              <w:t>ThousandEyes Configuration</w:t>
+              <w:t>ThousandEyes Configuration (./03-thousandeyes-configuration.md)</w:t>
             </w:r>
           </w:p>
         </w:tc>
@@ -1119,9 +1069,8 @@
             <w:r>
               <w:rPr>
                 <w:i/>
-                <w:color w:val="2E5B8A"/>
               </w:rPr>
-              <w:t>Splunk Detectors &amp; Alerting</w:t>
+              <w:t>Splunk Detectors &amp; Alerting (./04-splunk-detectors-and-alerts.md)</w:t>
             </w:r>
           </w:p>
         </w:tc>
@@ -1180,9 +1129,8 @@
             <w:r>
               <w:rPr>
                 <w:i/>
-                <w:color w:val="2E5B8A"/>
               </w:rPr>
-              <w:t>Scenario 1: Entry Point Down</w:t>
+              <w:t>Scenario 1: Entry Point Down (./05-scenario-entry-point-down.md)</w:t>
             </w:r>
           </w:p>
         </w:tc>
@@ -1241,9 +1189,8 @@
             <w:r>
               <w:rPr>
                 <w:i/>
-                <w:color w:val="2E5B8A"/>
               </w:rPr>
-              <w:t>Scenario 2: Agent Path Broken</w:t>
+              <w:t>Scenario 2: Agent Path Broken (./06-scenario-agent-path-broken.md)</w:t>
             </w:r>
           </w:p>
         </w:tc>
@@ -1302,9 +1249,8 @@
             <w:r>
               <w:rPr>
                 <w:i/>
-                <w:color w:val="2E5B8A"/>
               </w:rPr>
-              <w:t>Scenario 3: LLM Auth Failure</w:t>
+              <w:t>Scenario 3: LLM Auth Failure (./07-scenario-llm-failure.md)</w:t>
             </w:r>
           </w:p>
         </w:tc>
@@ -1363,9 +1309,8 @@
             <w:r>
               <w:rPr>
                 <w:i/>
-                <w:color w:val="2E5B8A"/>
               </w:rPr>
-              <w:t>Wrap-Up &amp; Next Steps</w:t>
+              <w:t>Wrap-Up &amp; Next Steps (./08-wrap-up.md)</w:t>
             </w:r>
           </w:p>
         </w:tc>
@@ -1407,25 +1352,33 @@
     <w:p/>
     <w:p>
       <w:pPr>
-        <w:pStyle w:val="IntenseQuote"/>
+        <w:ind w:left="432"/>
       </w:pPr>
       <w:r>
         <w:rPr>
           <w:b/>
+          <w:i/>
         </w:rPr>
         <w:t>Note:</w:t>
       </w:r>
       <w:r>
+        <w:rPr>
+          <w:i/>
+        </w:rPr>
         <w:t xml:space="preserve"> log-trace correlation (structured logs auto-tagged with </w:t>
       </w:r>
       <w:r>
         <w:rPr>
           <w:rFonts w:ascii="Consolas" w:hAnsi="Consolas"/>
+          <w:i/>
           <w:sz w:val="20"/>
         </w:rPr>
         <w:t>trace_id</w:t>
       </w:r>
       <w:r>
+        <w:rPr>
+          <w:i/>
+        </w:rPr>
         <w:t>, full exception stack traces) is instrumented and visible in Module 2, but a standalone Splunk Platform log-search exercise isn't included in this run — the shared workshop environment doesn't include a Splunk Cloud instance for participants. See the note in Module 8.</w:t>
       </w:r>
     </w:p>
@@ -1648,9 +1601,8 @@
       <w:r>
         <w:rPr>
           <w:i/>
-          <w:color w:val="2E5B8A"/>
         </w:rPr>
-        <w:t>README.md</w:t>
+        <w:t>`README.md` (./README.md)</w:t>
       </w:r>
       <w:r>
         <w:t xml:space="preserve"> for the full setup checklist before starting Module 1, and </w:t>
@@ -1658,9 +1610,8 @@
       <w:r>
         <w:rPr>
           <w:i/>
-          <w:color w:val="2E5B8A"/>
         </w:rPr>
-        <w:t>ROLES.md</w:t>
+        <w:t>`ROLES.md` (./ROLES.md)</w:t>
       </w:r>
       <w:r>
         <w:t xml:space="preserve"> for who on your team should attend which modules.</w:t>
@@ -2254,9 +2205,8 @@
     </w:p>
     <w:p>
       <w:pPr>
-        <w:shd w:val="clear" w:color="auto" w:fill="EDEDED"/>
-        <w:spacing w:before="80" w:after="160"/>
-        <w:ind w:left="216"/>
+        <w:spacing w:after="0"/>
+        <w:shd w:val="clear" w:fill="EDEDED"/>
       </w:pPr>
       <w:r>
         <w:rPr>
@@ -2265,29 +2215,45 @@
         </w:rPr>
         <w:t>export TE_BEARER_TOKEN="your-oauth-bearer-token"</w:t>
         <w:br/>
+        <w:t>export AGENT_HOSTNAME="your-name"     # becomes te-agent-your-name in TE dashboard</w:t>
+        <w:br/>
+        <w:t>export TEST_PREFIX="your-name"        # prefix for all TE test names</w:t>
+        <w:br/>
+        <w:t>export LLM_PROVIDER=mock              # no LLM key needed for this workshop</w:t>
+        <w:br/>
+        <w:t>export ALERT_EMAIL="you@example.com"  # optional: email yourself on detector alerts</w:t>
+      </w:r>
+    </w:p>
+    <w:p/>
+    <w:p>
+      <w:r>
+        <w:rPr>
+          <w:b/>
+        </w:rPr>
+        <w:t>Want alerts emailed to you?</w:t>
+      </w:r>
+      <w:r>
+        <w:t xml:space="preserve"> Set </w:t>
       </w:r>
       <w:r>
         <w:rPr>
           <w:rFonts w:ascii="Consolas" w:hAnsi="Consolas"/>
-          <w:sz w:val="19"/>
+          <w:sz w:val="20"/>
         </w:rPr>
-        <w:t>export AGENT_HOSTNAME="your-name"     # becomes te-agent-your-name in TE dashboard</w:t>
-        <w:br/>
+        <w:t>ALERT_EMAIL</w:t>
+      </w:r>
+      <w:r>
+        <w:t xml:space="preserve"> above before running </w:t>
       </w:r>
       <w:r>
         <w:rPr>
           <w:rFonts w:ascii="Consolas" w:hAnsi="Consolas"/>
-          <w:sz w:val="19"/>
+          <w:sz w:val="20"/>
         </w:rPr>
-        <w:t>export TEST_PREFIX="your-name"        # prefix for all TE test names</w:t>
-        <w:br/>
-      </w:r>
-      <w:r>
-        <w:rPr>
-          <w:rFonts w:ascii="Consolas" w:hAnsi="Consolas"/>
-          <w:sz w:val="19"/>
-        </w:rPr>
-        <w:t>export LLM_PROVIDER=mock              # no LLM key needed for this workshop</w:t>
+        <w:t>deploy.sh</w:t>
+      </w:r>
+      <w:r>
+        <w:t>. Every detector created in Step 2 will include an Email notification to that address — you'll get paged for real during the scenarios in Modules 5–7. Skip it and detectors are created with no notification recipients (see Module 4 to add them later).</w:t>
       </w:r>
     </w:p>
     <w:p>
@@ -2300,9 +2266,8 @@
     </w:p>
     <w:p>
       <w:pPr>
-        <w:shd w:val="clear" w:color="auto" w:fill="EDEDED"/>
-        <w:spacing w:before="80" w:after="160"/>
-        <w:ind w:left="216"/>
+        <w:spacing w:after="0"/>
+        <w:shd w:val="clear" w:fill="EDEDED"/>
       </w:pPr>
       <w:r>
         <w:rPr>
@@ -2311,23 +2276,12 @@
         </w:rPr>
         <w:t>cd te-o11y-integration</w:t>
         <w:br/>
-      </w:r>
-      <w:r>
-        <w:rPr>
-          <w:rFonts w:ascii="Consolas" w:hAnsi="Consolas"/>
-          <w:sz w:val="19"/>
-        </w:rPr>
         <w:t>chmod +x deploy.sh scripts/*.sh</w:t>
         <w:br/>
-      </w:r>
-      <w:r>
-        <w:rPr>
-          <w:rFonts w:ascii="Consolas" w:hAnsi="Consolas"/>
-          <w:sz w:val="19"/>
-        </w:rPr>
         <w:t>./deploy.sh</w:t>
       </w:r>
     </w:p>
+    <w:p/>
     <w:p>
       <w:r>
         <w:t>This runs five steps in order — watch the terminal output for each:</w:t>
@@ -2389,7 +2343,17 @@
         <w:t>API_TOKEN</w:t>
       </w:r>
       <w:r>
-        <w:t xml:space="preserve"> pre-set on workshop EC2 instances — see Module 4)</w:t>
+        <w:t xml:space="preserve"> pre-set on workshop EC2 instances, and emails </w:t>
+      </w:r>
+      <w:r>
+        <w:rPr>
+          <w:rFonts w:ascii="Consolas" w:hAnsi="Consolas"/>
+          <w:sz w:val="20"/>
+        </w:rPr>
+        <w:t>ALERT_EMAIL</w:t>
+      </w:r>
+      <w:r>
+        <w:t xml:space="preserve"> if you set it — see Module 4)</w:t>
       </w:r>
     </w:p>
     <w:p>
@@ -2399,9 +2363,8 @@
       <w:r>
         <w:rPr>
           <w:i/>
-          <w:color w:val="2E5B8A"/>
         </w:rPr>
-        <w:t>README.md</w:t>
+        <w:t>`README.md` (../README.md#architecture)</w:t>
       </w:r>
       <w:r>
         <w:t>.</w:t>
@@ -2417,9 +2380,8 @@
     </w:p>
     <w:p>
       <w:pPr>
-        <w:shd w:val="clear" w:color="auto" w:fill="EDEDED"/>
-        <w:spacing w:before="80" w:after="160"/>
-        <w:ind w:left="216"/>
+        <w:spacing w:after="0"/>
+        <w:shd w:val="clear" w:fill="EDEDED"/>
       </w:pPr>
       <w:r>
         <w:rPr>
@@ -2428,52 +2390,27 @@
         </w:rPr>
         <w:t>kubectl get deployments -n travel-planner</w:t>
         <w:br/>
-      </w:r>
-      <w:r>
-        <w:rPr>
-          <w:rFonts w:ascii="Consolas" w:hAnsi="Consolas"/>
-          <w:sz w:val="19"/>
-        </w:rPr>
         <w:t># All 5 should show 1/1 READY</w:t>
         <w:br/>
-      </w:r>
-      <w:r>
-        <w:rPr>
-          <w:rFonts w:ascii="Consolas" w:hAnsi="Consolas"/>
-          <w:sz w:val="19"/>
-        </w:rPr>
-        <w:t xml:space="preserve"> </w:t>
         <w:br/>
-      </w:r>
-      <w:r>
-        <w:rPr>
-          <w:rFonts w:ascii="Consolas" w:hAnsi="Consolas"/>
-          <w:sz w:val="19"/>
-        </w:rPr>
         <w:t>kubectl get pods -n te-demo</w:t>
         <w:br/>
-      </w:r>
-      <w:r>
-        <w:rPr>
-          <w:rFonts w:ascii="Consolas" w:hAnsi="Consolas"/>
-          <w:sz w:val="19"/>
-        </w:rPr>
         <w:t># thousandeyes agent should be Running</w:t>
+      </w:r>
+    </w:p>
+    <w:p/>
+    <w:p>
+      <w:pPr>
+        <w:pStyle w:val="Heading2"/>
+      </w:pPr>
+      <w:r>
+        <w:t>Step 4: Generate a baseline trace manually</w:t>
       </w:r>
     </w:p>
     <w:p>
       <w:pPr>
-        <w:pStyle w:val="Heading2"/>
-      </w:pPr>
-      <w:r>
-        <w:t>Step 4: Generate a baseline trace manually</w:t>
-      </w:r>
-    </w:p>
-    <w:p>
-      <w:pPr>
-        <w:shd w:val="clear" w:color="auto" w:fill="EDEDED"/>
-        <w:spacing w:before="80" w:after="160"/>
-        <w:ind w:left="216"/>
+        <w:spacing w:after="0"/>
+        <w:shd w:val="clear" w:fill="EDEDED"/>
       </w:pPr>
       <w:r>
         <w:rPr>
@@ -2482,31 +2419,14 @@
         </w:rPr>
         <w:t>kubectl run -it --rm test --image=curlimages/curl --restart=Never -n travel-planner -- \</w:t>
         <w:br/>
-      </w:r>
-      <w:r>
-        <w:rPr>
-          <w:rFonts w:ascii="Consolas" w:hAnsi="Consolas"/>
-          <w:sz w:val="19"/>
-        </w:rPr>
         <w:t xml:space="preserve">  curl -X POST http://orchestrator.travel-planner.svc.cluster.local:8080/plan \</w:t>
         <w:br/>
-      </w:r>
-      <w:r>
-        <w:rPr>
-          <w:rFonts w:ascii="Consolas" w:hAnsi="Consolas"/>
-          <w:sz w:val="19"/>
-        </w:rPr>
         <w:t xml:space="preserve">    -H 'Content-Type: application/json' \</w:t>
         <w:br/>
-      </w:r>
-      <w:r>
-        <w:rPr>
-          <w:rFonts w:ascii="Consolas" w:hAnsi="Consolas"/>
-          <w:sz w:val="19"/>
-        </w:rPr>
         <w:t xml:space="preserve">    -d '{"origin": "Seattle", "destination": "Paris", "travellers": 2}'</w:t>
       </w:r>
     </w:p>
+    <w:p/>
     <w:p>
       <w:r>
         <w:t>You should get back a JSON itinerary. This request is now a trace in Splunk APM.</w:t>
@@ -2594,9 +2514,8 @@
       <w:r>
         <w:rPr>
           <w:i/>
-          <w:color w:val="2E5B8A"/>
         </w:rPr>
-        <w:t>Troubleshooting</w:t>
+        <w:t>Troubleshooting (../README.md#troubleshooting)</w:t>
       </w:r>
       <w:r>
         <w:t>, especially "ThousandEyes agent never appears in dashboard" and "Travel planner pods in CrashLoopBackOff".</w:t>
@@ -2649,9 +2568,8 @@
     </w:p>
     <w:p>
       <w:pPr>
-        <w:shd w:val="clear" w:color="auto" w:fill="EDEDED"/>
-        <w:spacing w:before="80" w:after="160"/>
-        <w:ind w:left="216"/>
+        <w:spacing w:after="0"/>
+        <w:shd w:val="clear" w:fill="EDEDED"/>
       </w:pPr>
       <w:r>
         <w:rPr>
@@ -2661,6 +2579,7 @@
         <w:t>cat travel-planner/shared/otel_setup.py</w:t>
       </w:r>
     </w:p>
+    <w:p/>
     <w:p>
       <w:r>
         <w:t>Find and understand three things:</w:t>
@@ -2808,9 +2727,8 @@
     </w:p>
     <w:p>
       <w:pPr>
-        <w:shd w:val="clear" w:color="auto" w:fill="EDEDED"/>
-        <w:spacing w:before="80" w:after="160"/>
-        <w:ind w:left="216"/>
+        <w:spacing w:after="0"/>
+        <w:shd w:val="clear" w:fill="EDEDED"/>
       </w:pPr>
       <w:r>
         <w:rPr>
@@ -2820,6 +2738,7 @@
         <w:t>cat travel-planner/orchestrator/app.py</w:t>
       </w:r>
     </w:p>
+    <w:p/>
     <w:p>
       <w:r>
         <w:t>Trace the request lifecycle:</w:t>
@@ -2945,9 +2864,8 @@
     </w:p>
     <w:p>
       <w:pPr>
-        <w:shd w:val="clear" w:color="auto" w:fill="EDEDED"/>
-        <w:spacing w:before="80" w:after="160"/>
-        <w:ind w:left="216"/>
+        <w:spacing w:after="0"/>
+        <w:shd w:val="clear" w:fill="EDEDED"/>
       </w:pPr>
       <w:r>
         <w:rPr>
@@ -2957,6 +2875,7 @@
         <w:t>cat travel-planner/flight_agent/app.py</w:t>
       </w:r>
     </w:p>
+    <w:p/>
     <w:p>
       <w:r>
         <w:t xml:space="preserve">Same pattern, simpler: </w:t>
@@ -3012,9 +2931,8 @@
     </w:p>
     <w:p>
       <w:pPr>
-        <w:shd w:val="clear" w:color="auto" w:fill="EDEDED"/>
-        <w:spacing w:before="80" w:after="160"/>
-        <w:ind w:left="216"/>
+        <w:spacing w:after="0"/>
+        <w:shd w:val="clear" w:fill="EDEDED"/>
       </w:pPr>
       <w:r>
         <w:rPr>
@@ -3024,6 +2942,7 @@
         <w:t>kubectl logs -n travel-planner deployment/orchestrator -f</w:t>
       </w:r>
     </w:p>
+    <w:p/>
     <w:p>
       <w:r>
         <w:t xml:space="preserve">In another terminal, fire a request (same command as Module 1, Step 4). Watch the log lines stream — each one already has structure, even though this is just </w:t>
@@ -3049,9 +2968,8 @@
     </w:p>
     <w:p>
       <w:pPr>
-        <w:shd w:val="clear" w:color="auto" w:fill="EDEDED"/>
-        <w:spacing w:before="80" w:after="160"/>
-        <w:ind w:left="216"/>
+        <w:spacing w:after="0"/>
+        <w:shd w:val="clear" w:fill="EDEDED"/>
       </w:pPr>
       <w:r>
         <w:rPr>
@@ -3061,6 +2979,7 @@
         <w:t>kubectl logs -l app=splunk-otel-collector -f --container otel-collector</w:t>
       </w:r>
     </w:p>
+    <w:p/>
     <w:p>
       <w:r>
         <w:t>Fire another request. You should see log records flowing through the collector's logs pipeline (</w:t>
@@ -3134,9 +3053,8 @@
       <w:r>
         <w:rPr>
           <w:i/>
-          <w:color w:val="2E5B8A"/>
         </w:rPr>
-        <w:t>Log-Trace Correlation</w:t>
+        <w:t>Log-Trace Correlation (../README.md#log-trace-correlation)</w:t>
       </w:r>
       <w:r>
         <w:t xml:space="preserve"> and </w:t>
@@ -3144,9 +3062,8 @@
       <w:r>
         <w:rPr>
           <w:i/>
-          <w:color w:val="2E5B8A"/>
         </w:rPr>
-        <w:t>Bi-directional Drilldowns Setup</w:t>
+        <w:t>Bi-directional Drilldowns Setup (../README.md#bi-directional-drilldowns-setup)</w:t>
       </w:r>
       <w:r>
         <w:t>.</w:t>
@@ -3197,9 +3114,8 @@
     </w:p>
     <w:p>
       <w:pPr>
-        <w:shd w:val="clear" w:color="auto" w:fill="EDEDED"/>
-        <w:spacing w:before="80" w:after="160"/>
-        <w:ind w:left="216"/>
+        <w:spacing w:after="0"/>
+        <w:shd w:val="clear" w:fill="EDEDED"/>
       </w:pPr>
       <w:r>
         <w:rPr>
@@ -3209,6 +3125,7 @@
         <w:t>kubectl get pods -n te-demo -o wide</w:t>
       </w:r>
     </w:p>
+    <w:p/>
     <w:p>
       <w:r>
         <w:rPr>
@@ -3240,9 +3157,8 @@
     </w:p>
     <w:p>
       <w:pPr>
-        <w:shd w:val="clear" w:color="auto" w:fill="EDEDED"/>
-        <w:spacing w:before="80" w:after="160"/>
-        <w:ind w:left="216"/>
+        <w:spacing w:after="0"/>
+        <w:shd w:val="clear" w:fill="EDEDED"/>
       </w:pPr>
       <w:r>
         <w:rPr>
@@ -3252,6 +3168,7 @@
         <w:t>cat scripts/04-create-te-tests.sh</w:t>
       </w:r>
     </w:p>
+    <w:p/>
     <w:p>
       <w:r>
         <w:t>Find the two things that make TE tests correlate with APM:</w:t>
@@ -3595,9 +3512,8 @@
     </w:p>
     <w:p>
       <w:pPr>
-        <w:shd w:val="clear" w:color="auto" w:fill="EDEDED"/>
-        <w:spacing w:before="80" w:after="160"/>
-        <w:ind w:left="216"/>
+        <w:spacing w:after="0"/>
+        <w:shd w:val="clear" w:fill="EDEDED"/>
       </w:pPr>
       <w:r>
         <w:rPr>
@@ -3606,23 +3522,12 @@
         </w:rPr>
         <w:t>curl -s https://api.thousandeyes.com/v7/tests/http-server/&lt;TEST_ID&gt; \</w:t>
         <w:br/>
-      </w:r>
-      <w:r>
-        <w:rPr>
-          <w:rFonts w:ascii="Consolas" w:hAnsi="Consolas"/>
-          <w:sz w:val="19"/>
-        </w:rPr>
         <w:t xml:space="preserve">  -H "Authorization: Bearer ${TE_BEARER_TOKEN}" \</w:t>
         <w:br/>
-      </w:r>
-      <w:r>
-        <w:rPr>
-          <w:rFonts w:ascii="Consolas" w:hAnsi="Consolas"/>
-          <w:sz w:val="19"/>
-        </w:rPr>
         <w:t xml:space="preserve">  | python3 -c "import json,sys; t=json.load(sys.stdin); print('distributedTracing:', t.get('distributedTracing')); print('customHeaders:', t.get('customHeaders'))"</w:t>
       </w:r>
     </w:p>
+    <w:p/>
     <w:p>
       <w:r>
         <w:t xml:space="preserve">(Get a </w:t>
@@ -3729,9 +3634,8 @@
       <w:r>
         <w:rPr>
           <w:i/>
-          <w:color w:val="2E5B8A"/>
         </w:rPr>
-        <w:t>te.*` span attributes missing on `/health` spans</w:t>
+        <w:t>`te.*` span attributes missing on `/health` spans (../README.md#te-span-attributes-missing-on-health-spans)</w:t>
       </w:r>
       <w:r>
         <w:t xml:space="preserve"> and </w:t>
@@ -3739,9 +3643,8 @@
       <w:r>
         <w:rPr>
           <w:i/>
-          <w:color w:val="2E5B8A"/>
         </w:rPr>
-        <w:t>ThousandEyes agent never appears in dashboard</w:t>
+        <w:t>ThousandEyes agent never appears in dashboard (../README.md#thousandeyes-agent-never-appears-in-dashboard)</w:t>
       </w:r>
       <w:r>
         <w:t>.</w:t>
@@ -3783,9 +3686,8 @@
     </w:p>
     <w:p>
       <w:pPr>
-        <w:shd w:val="clear" w:color="auto" w:fill="EDEDED"/>
-        <w:spacing w:before="80" w:after="160"/>
-        <w:ind w:left="216"/>
+        <w:spacing w:after="0"/>
+        <w:shd w:val="clear" w:fill="EDEDED"/>
       </w:pPr>
       <w:r>
         <w:rPr>
@@ -3795,6 +3697,7 @@
         <w:t>cat scripts/05-create-splunk-detectors.sh</w:t>
       </w:r>
     </w:p>
+    <w:p/>
     <w:p>
       <w:r>
         <w:t>Notice each detector's alert body isn't generic — it links to the specific TE test relevant to that failure mode, and (for the LLM scenario) includes an embedded triage decision tree.</w:t>
@@ -3845,9 +3748,8 @@
     </w:p>
     <w:p>
       <w:pPr>
-        <w:shd w:val="clear" w:color="auto" w:fill="EDEDED"/>
-        <w:spacing w:before="80" w:after="160"/>
-        <w:ind w:left="216"/>
+        <w:spacing w:after="0"/>
+        <w:shd w:val="clear" w:fill="EDEDED"/>
       </w:pPr>
       <w:r>
         <w:rPr>
@@ -3857,6 +3759,7 @@
         <w:t>bash scripts/05-create-splunk-detectors.sh</w:t>
       </w:r>
     </w:p>
+    <w:p/>
     <w:p>
       <w:r>
         <w:t xml:space="preserve">If you're running outside a workshop EC2 instance and don't have </w:t>
@@ -3874,9 +3777,8 @@
     </w:p>
     <w:p>
       <w:pPr>
-        <w:shd w:val="clear" w:color="auto" w:fill="EDEDED"/>
-        <w:spacing w:before="80" w:after="160"/>
-        <w:ind w:left="216"/>
+        <w:spacing w:after="0"/>
+        <w:shd w:val="clear" w:fill="EDEDED"/>
       </w:pPr>
       <w:r>
         <w:rPr>
@@ -3886,6 +3788,7 @@
         <w:t>SPLUNK_API_TOKEN=&lt;your-api-scoped-token&gt; bash scripts/05-create-splunk-detectors.sh</w:t>
       </w:r>
     </w:p>
+    <w:p/>
     <w:p>
       <w:r>
         <w:rPr>
@@ -3925,6 +3828,66 @@
       </w:r>
       <w:r>
         <w:t xml:space="preserve"> explicitly.</w:t>
+      </w:r>
+    </w:p>
+    <w:p>
+      <w:r>
+        <w:rPr>
+          <w:b/>
+        </w:rPr>
+        <w:t>Want alerts emailed to you?</w:t>
+      </w:r>
+      <w:r>
+        <w:t xml:space="preserve"> Set </w:t>
+      </w:r>
+      <w:r>
+        <w:rPr>
+          <w:rFonts w:ascii="Consolas" w:hAnsi="Consolas"/>
+          <w:sz w:val="20"/>
+        </w:rPr>
+        <w:t>ALERT_EMAIL</w:t>
+      </w:r>
+      <w:r>
+        <w:t xml:space="preserve"> before running </w:t>
+      </w:r>
+      <w:r>
+        <w:rPr>
+          <w:rFonts w:ascii="Consolas" w:hAnsi="Consolas"/>
+          <w:sz w:val="20"/>
+        </w:rPr>
+        <w:t>deploy.sh</w:t>
+      </w:r>
+      <w:r>
+        <w:t xml:space="preserve"> (or the script directly) and every detector rule is created with an Email notification recipient automatically:</w:t>
+      </w:r>
+    </w:p>
+    <w:p>
+      <w:pPr>
+        <w:spacing w:after="0"/>
+        <w:shd w:val="clear" w:fill="EDEDED"/>
+      </w:pPr>
+      <w:r>
+        <w:rPr>
+          <w:rFonts w:ascii="Consolas" w:hAnsi="Consolas"/>
+          <w:sz w:val="19"/>
+        </w:rPr>
+        <w:t>ALERT_EMAIL=you@example.com bash scripts/05-create-splunk-detectors.sh</w:t>
+      </w:r>
+    </w:p>
+    <w:p/>
+    <w:p>
+      <w:r>
+        <w:t xml:space="preserve">Without </w:t>
+      </w:r>
+      <w:r>
+        <w:rPr>
+          <w:rFonts w:ascii="Consolas" w:hAnsi="Consolas"/>
+          <w:sz w:val="20"/>
+        </w:rPr>
+        <w:t>ALERT_EMAIL</w:t>
+      </w:r>
+      <w:r>
+        <w:t>, detectors are created with no notification recipients — add them later in Splunk under Alerts → Detectors → [detector] → Edit → Notifications.</w:t>
       </w:r>
     </w:p>
     <w:p>
@@ -4124,9 +4087,8 @@
       <w:r>
         <w:rPr>
           <w:i/>
-          <w:color w:val="2E5B8A"/>
         </w:rPr>
-        <w:t>Scripts</w:t>
+        <w:t>Scripts (../README.md#scripts)</w:t>
       </w:r>
       <w:r>
         <w:t xml:space="preserve"> for detector script reference. If detector creation fails with a 401, confirm </w:t>
@@ -4194,9 +4156,8 @@
     </w:p>
     <w:p>
       <w:pPr>
-        <w:shd w:val="clear" w:color="auto" w:fill="EDEDED"/>
-        <w:spacing w:before="80" w:after="160"/>
-        <w:ind w:left="216"/>
+        <w:spacing w:after="0"/>
+        <w:shd w:val="clear" w:fill="EDEDED"/>
       </w:pPr>
       <w:r>
         <w:rPr>
@@ -4206,6 +4167,7 @@
         <w:t>bash scripts/07-demo-orchestrator-down.sh</w:t>
       </w:r>
     </w:p>
+    <w:p/>
     <w:p>
       <w:r>
         <w:t xml:space="preserve">This scales </w:t>
@@ -4336,6 +4298,21 @@
       </w:r>
     </w:p>
     <w:p>
+      <w:r>
+        <w:t xml:space="preserve">If you set </w:t>
+      </w:r>
+      <w:r>
+        <w:rPr>
+          <w:rFonts w:ascii="Consolas" w:hAnsi="Consolas"/>
+          <w:sz w:val="20"/>
+        </w:rPr>
+        <w:t>ALERT_EMAIL</w:t>
+      </w:r>
+      <w:r>
+        <w:t xml:space="preserve"> in Module 1, check your inbox — you should have an email for this alert too, with the same triage body.</w:t>
+      </w:r>
+    </w:p>
+    <w:p>
       <w:pPr>
         <w:pStyle w:val="Heading2"/>
       </w:pPr>
@@ -4364,9 +4341,8 @@
     </w:p>
     <w:p>
       <w:pPr>
-        <w:shd w:val="clear" w:color="auto" w:fill="EDEDED"/>
-        <w:spacing w:before="80" w:after="160"/>
-        <w:ind w:left="216"/>
+        <w:spacing w:after="0"/>
+        <w:shd w:val="clear" w:fill="EDEDED"/>
       </w:pPr>
       <w:r>
         <w:rPr>
@@ -4376,6 +4352,7 @@
         <w:t>bash scripts/10-demo-restore.sh</w:t>
       </w:r>
     </w:p>
+    <w:p/>
     <w:p>
       <w:r>
         <w:t>Wait ~2 minutes for TE tests to return to green before moving to the next module.</w:t>
@@ -4409,9 +4386,8 @@
       <w:r>
         <w:rPr>
           <w:i/>
-          <w:color w:val="2E5B8A"/>
         </w:rPr>
-        <w:t>Demo Scenarios: Scenario 1</w:t>
+        <w:t>Demo Scenarios: Scenario 1 (../README.md#scenario-1-orchestrator-unreachable)</w:t>
       </w:r>
       <w:r>
         <w:t>.</w:t>
@@ -4459,9 +4435,8 @@
     </w:p>
     <w:p>
       <w:pPr>
-        <w:shd w:val="clear" w:color="auto" w:fill="EDEDED"/>
-        <w:spacing w:before="80" w:after="160"/>
-        <w:ind w:left="216"/>
+        <w:spacing w:after="0"/>
+        <w:shd w:val="clear" w:fill="EDEDED"/>
       </w:pPr>
       <w:r>
         <w:rPr>
@@ -4470,23 +4445,12 @@
         </w:rPr>
         <w:t>bash scripts/08-demo-agent-down.sh</w:t>
         <w:br/>
-      </w:r>
-      <w:r>
-        <w:rPr>
-          <w:rFonts w:ascii="Consolas" w:hAnsi="Consolas"/>
-          <w:sz w:val="19"/>
-        </w:rPr>
         <w:t># or target a specific agent:</w:t>
         <w:br/>
-      </w:r>
-      <w:r>
-        <w:rPr>
-          <w:rFonts w:ascii="Consolas" w:hAnsi="Consolas"/>
-          <w:sz w:val="19"/>
-        </w:rPr>
         <w:t>AGENT=hotel-agent bash scripts/08-demo-agent-down.sh</w:t>
       </w:r>
     </w:p>
+    <w:p/>
     <w:p>
       <w:r>
         <w:t>Scales the target specialist agent to 0 replicas.</w:t>
@@ -4658,31 +4622,45 @@
       </w:r>
     </w:p>
     <w:p>
-      <w:pPr>
-        <w:pStyle w:val="Heading2"/>
-      </w:pPr>
-      <w:r>
-        <w:t>The verdict</w:t>
+      <w:r>
+        <w:t xml:space="preserve">If you set </w:t>
+      </w:r>
+      <w:r>
+        <w:rPr>
+          <w:rFonts w:ascii="Consolas" w:hAnsi="Consolas"/>
+          <w:sz w:val="20"/>
+        </w:rPr>
+        <w:t>ALERT_EMAIL</w:t>
+      </w:r>
+      <w:r>
+        <w:t xml:space="preserve"> in Module 1, check your inbox for the corresponding email — it should name the specific agent that's down.</w:t>
       </w:r>
     </w:p>
     <w:p>
-      <w:r>
-        <w:t>One click from a failing span to network-layer evidence. No manual copy-paste of test IDs, no cross-tool context switching.</w:t>
+      <w:pPr>
+        <w:pStyle w:val="Heading2"/>
+      </w:pPr>
+      <w:r>
+        <w:t>The verdict</w:t>
       </w:r>
     </w:p>
     <w:p>
-      <w:pPr>
-        <w:pStyle w:val="Heading2"/>
-      </w:pPr>
-      <w:r>
-        <w:t>Step 6: Restore</w:t>
+      <w:r>
+        <w:t>One click from a failing span to network-layer evidence. No manual copy-paste of test IDs, no cross-tool context switching.</w:t>
       </w:r>
     </w:p>
     <w:p>
       <w:pPr>
-        <w:shd w:val="clear" w:color="auto" w:fill="EDEDED"/>
-        <w:spacing w:before="80" w:after="160"/>
-        <w:ind w:left="216"/>
+        <w:pStyle w:val="Heading2"/>
+      </w:pPr>
+      <w:r>
+        <w:t>Step 6: Restore</w:t>
+      </w:r>
+    </w:p>
+    <w:p>
+      <w:pPr>
+        <w:spacing w:after="0"/>
+        <w:shd w:val="clear" w:fill="EDEDED"/>
       </w:pPr>
       <w:r>
         <w:rPr>
@@ -4692,6 +4670,7 @@
         <w:t>bash scripts/10-demo-restore.sh</w:t>
       </w:r>
     </w:p>
+    <w:p/>
     <w:p>
       <w:pPr>
         <w:pStyle w:val="Heading2"/>
@@ -4720,9 +4699,8 @@
       <w:r>
         <w:rPr>
           <w:i/>
-          <w:color w:val="2E5B8A"/>
         </w:rPr>
-        <w:t>Demo Scenarios: Scenario 2</w:t>
+        <w:t>Demo Scenarios: Scenario 2 (../README.md#scenario-2-agent-to-agent-communication-failure)</w:t>
       </w:r>
       <w:r>
         <w:t xml:space="preserve"> and </w:t>
@@ -4730,9 +4708,8 @@
       <w:r>
         <w:rPr>
           <w:i/>
-          <w:color w:val="2E5B8A"/>
         </w:rPr>
-        <w:t>"View in ThousandEyes" button not appearing</w:t>
+        <w:t>"View in ThousandEyes" button not appearing (../README.md#view-in-thousandeyes-button-not-appearing)</w:t>
       </w:r>
       <w:r>
         <w:t>.</w:t>
@@ -4780,9 +4757,8 @@
     </w:p>
     <w:p>
       <w:pPr>
-        <w:shd w:val="clear" w:color="auto" w:fill="EDEDED"/>
-        <w:spacing w:before="80" w:after="160"/>
-        <w:ind w:left="216"/>
+        <w:spacing w:after="0"/>
+        <w:shd w:val="clear" w:fill="EDEDED"/>
       </w:pPr>
       <w:r>
         <w:rPr>
@@ -4792,6 +4768,7 @@
         <w:t>bash scripts/09-demo-llm-unreachable.sh</w:t>
       </w:r>
     </w:p>
+    <w:p/>
     <w:p>
       <w:r>
         <w:t>This reconfigures the agents with an invalid LLM API key and fires a test request. Takes ~60 seconds.</w:t>
@@ -4974,31 +4951,45 @@
       </w:r>
     </w:p>
     <w:p>
-      <w:pPr>
-        <w:pStyle w:val="Heading2"/>
-      </w:pPr>
-      <w:r>
-        <w:t>The verdict</w:t>
+      <w:r>
+        <w:t xml:space="preserve">If you set </w:t>
+      </w:r>
+      <w:r>
+        <w:rPr>
+          <w:rFonts w:ascii="Consolas" w:hAnsi="Consolas"/>
+          <w:sz w:val="20"/>
+        </w:rPr>
+        <w:t>ALERT_EMAIL</w:t>
+      </w:r>
+      <w:r>
+        <w:t xml:space="preserve"> in Module 1, check your inbox — the same decision tree should show up in the email body.</w:t>
       </w:r>
     </w:p>
     <w:p>
-      <w:r>
-        <w:t>TE separates "can we reach the LLM network" from "can our app authenticate with the LLM API." That separation is the difference between a 5-minute fix and a 2-hour war room where the network team gets paged for nothing.</w:t>
+      <w:pPr>
+        <w:pStyle w:val="Heading2"/>
+      </w:pPr>
+      <w:r>
+        <w:t>The verdict</w:t>
       </w:r>
     </w:p>
     <w:p>
-      <w:pPr>
-        <w:pStyle w:val="Heading2"/>
-      </w:pPr>
-      <w:r>
-        <w:t>Step 6: Restore</w:t>
+      <w:r>
+        <w:t>TE separates "can we reach the LLM network" from "can our app authenticate with the LLM API." That separation is the difference between a 5-minute fix and a 2-hour war room where the network team gets paged for nothing.</w:t>
       </w:r>
     </w:p>
     <w:p>
       <w:pPr>
-        <w:shd w:val="clear" w:color="auto" w:fill="EDEDED"/>
-        <w:spacing w:before="80" w:after="160"/>
-        <w:ind w:left="216"/>
+        <w:pStyle w:val="Heading2"/>
+      </w:pPr>
+      <w:r>
+        <w:t>Step 6: Restore</w:t>
+      </w:r>
+    </w:p>
+    <w:p>
+      <w:pPr>
+        <w:spacing w:after="0"/>
+        <w:shd w:val="clear" w:fill="EDEDED"/>
       </w:pPr>
       <w:r>
         <w:rPr>
@@ -5008,6 +4999,7 @@
         <w:t>bash scripts/10-demo-restore.sh</w:t>
       </w:r>
     </w:p>
+    <w:p/>
     <w:p>
       <w:pPr>
         <w:pStyle w:val="Heading2"/>
@@ -5036,9 +5028,8 @@
       <w:r>
         <w:rPr>
           <w:i/>
-          <w:color w:val="2E5B8A"/>
         </w:rPr>
-        <w:t>Demo Scenarios: Scenario 3</w:t>
+        <w:t>Demo Scenarios: Scenario 3 (../README.md#scenario-3-agent-to-llm-communication-failure)</w:t>
       </w:r>
       <w:r>
         <w:t>.</w:t>
@@ -5213,45 +5204,61 @@
     <w:p/>
     <w:p>
       <w:pPr>
-        <w:pStyle w:val="IntenseQuote"/>
+        <w:ind w:left="432"/>
       </w:pPr>
       <w:r>
         <w:rPr>
           <w:b/>
+          <w:i/>
         </w:rPr>
         <w:t>Note on log-trace correlation:</w:t>
       </w:r>
       <w:r>
+        <w:rPr>
+          <w:i/>
+        </w:rPr>
         <w:t xml:space="preserve"> the underlying pattern (structured logs auto-tagged with </w:t>
       </w:r>
       <w:r>
         <w:rPr>
           <w:rFonts w:ascii="Consolas" w:hAnsi="Consolas"/>
+          <w:i/>
           <w:sz w:val="20"/>
         </w:rPr>
         <w:t>trace_id</w:t>
       </w:r>
       <w:r>
+        <w:rPr>
+          <w:i/>
+        </w:rPr>
         <w:t>/</w:t>
       </w:r>
       <w:r>
         <w:rPr>
           <w:rFonts w:ascii="Consolas" w:hAnsi="Consolas"/>
+          <w:i/>
           <w:sz w:val="20"/>
         </w:rPr>
         <w:t>span_id</w:t>
       </w:r>
       <w:r>
+        <w:rPr>
+          <w:i/>
+        </w:rPr>
         <w:t xml:space="preserve">, full exception stack traces via </w:t>
       </w:r>
       <w:r>
         <w:rPr>
           <w:rFonts w:ascii="Consolas" w:hAnsi="Consolas"/>
+          <w:i/>
           <w:sz w:val="20"/>
         </w:rPr>
         <w:t>logger.exception()</w:t>
       </w:r>
       <w:r>
+        <w:rPr>
+          <w:i/>
+        </w:rPr>
         <w:t>) is already live in every service you deployed today — you saw it in Module 2. This workshop's shared environment doesn't include a Splunk Platform (Splunk Cloud) instance for participants to search logs in directly, so that exercise isn't part of today's run. Ask your organizer if a working example is available to see it end-to-end.</w:t>
       </w:r>
     </w:p>
@@ -5265,9 +5272,8 @@
     </w:p>
     <w:p>
       <w:pPr>
-        <w:shd w:val="clear" w:color="auto" w:fill="EDEDED"/>
-        <w:spacing w:before="80" w:after="160"/>
-        <w:ind w:left="216"/>
+        <w:spacing w:after="0"/>
+        <w:shd w:val="clear" w:fill="EDEDED"/>
       </w:pPr>
       <w:r>
         <w:rPr>
@@ -5277,6 +5283,7 @@
         <w:t>./teardown.sh</w:t>
       </w:r>
     </w:p>
+    <w:p/>
     <w:p>
       <w:pPr>
         <w:pStyle w:val="Heading2"/>
@@ -5847,8 +5854,8 @@
       <w:rFonts w:asciiTheme="majorHAnsi" w:eastAsiaTheme="majorEastAsia" w:hAnsiTheme="majorHAnsi" w:cstheme="majorBidi"/>
       <w:b/>
       <w:bCs/>
-      <w:color w:val="1F3A5F"/>
-      <w:sz w:val="44"/>
+      <w:color w:val="365F91" w:themeColor="accent1" w:themeShade="BF"/>
+      <w:sz w:val="28"/>
       <w:szCs w:val="28"/>
     </w:rPr>
   </w:style>
@@ -5871,8 +5878,8 @@
       <w:rFonts w:asciiTheme="majorHAnsi" w:eastAsiaTheme="majorEastAsia" w:hAnsiTheme="majorHAnsi" w:cstheme="majorBidi"/>
       <w:b/>
       <w:bCs/>
-      <w:color w:val="1F3A5F"/>
-      <w:sz w:val="32"/>
+      <w:color w:val="4F81BD" w:themeColor="accent1"/>
+      <w:sz w:val="26"/>
       <w:szCs w:val="26"/>
     </w:rPr>
   </w:style>
@@ -5895,8 +5902,7 @@
       <w:rFonts w:asciiTheme="majorHAnsi" w:eastAsiaTheme="majorEastAsia" w:hAnsiTheme="majorHAnsi" w:cstheme="majorBidi"/>
       <w:b/>
       <w:bCs/>
-      <w:color w:val="1F3A5F"/>
-      <w:sz w:val="26"/>
+      <w:color w:val="4F81BD" w:themeColor="accent1"/>
     </w:rPr>
   </w:style>
   <w:style w:type="paragraph" w:styleId="Heading4">
@@ -5921,8 +5927,7 @@
       <w:bCs/>
       <w:i/>
       <w:iCs/>
-      <w:color w:val="1F3A5F"/>
-      <w:sz w:val="22"/>
+      <w:color w:val="4F81BD" w:themeColor="accent1"/>
     </w:rPr>
   </w:style>
   <w:style w:type="paragraph" w:styleId="Heading5">

--- a/workshop/AI_Agent_Observability_Workshop_Guide.docx
+++ b/workshop/AI_Agent_Observability_Workshop_Guide.docx
@@ -5,276 +5,635 @@
     <w:p>
       <w:pPr>
         <w:pStyle w:val="Title"/>
-        <w:jc w:val="center"/>
-      </w:pPr>
-      <w:r>
-        <w:t>AI Agent Observability Workshop</w:t>
-      </w:r>
-    </w:p>
-    <w:p>
-      <w:pPr>
-        <w:jc w:val="center"/>
-      </w:pPr>
+      </w:pPr>
+      <w:r>
+        <w:t>AI Agent Observability Workshop Guide</w:t>
+      </w:r>
+    </w:p>
+    <w:p>
+      <w:pPr>
+        <w:pStyle w:val="Heading1"/>
+      </w:pPr>
+      <w:r>
+        <w:t>ThousandEyes + Splunk Observability: AI Agent Monitoring</w:t>
+      </w:r>
+    </w:p>
+    <w:p>
+      <w:r>
+        <w:t>Monitor an AI multi-agent travel planner with ThousandEyes synthetic tests and Splunk APM — with bi-directional drilldowns between network-layer visibility and distributed traces.</w:t>
+      </w:r>
+    </w:p>
+    <w:p>
+      <w:pPr>
+        <w:pStyle w:val="Heading2"/>
+      </w:pPr>
+      <w:r>
+        <w:t>The Problem This Solves</w:t>
+      </w:r>
+    </w:p>
+    <w:p>
+      <w:r>
+        <w:t>When an AI orchestrator calls a downstream agent and latency spikes, you get one question: is this a network problem or an application problem?</w:t>
+      </w:r>
+    </w:p>
+    <w:p>
+      <w:r>
+        <w:t>ThousandEyes runs inside the same Kubernetes cluster as your agents — giving it the exact same network path. When APM shows a slow flight-agent call, TE tells you immediately whether the network between the orchestrator and that agent is healthy. No war room. No finger-pointing.</w:t>
+      </w:r>
+    </w:p>
+    <w:p>
+      <w:pPr>
+        <w:pStyle w:val="Heading2"/>
+      </w:pPr>
+      <w:r>
+        <w:t>Architecture</w:t>
+      </w:r>
+    </w:p>
+    <w:p>
+      <w:pPr/>
       <w:r>
         <w:rPr>
-          <w:color w:val="555555"/>
-          <w:sz w:val="28"/>
+          <w:rFonts w:ascii="Courier New" w:hAnsi="Courier New"/>
+          <w:sz w:val="18"/>
         </w:rPr>
-        <w:t>ThousandEyes + Splunk Observability Cloud</w:t>
-      </w:r>
-    </w:p>
-    <w:p>
-      <w:r>
-        <w:br w:type="page"/>
-      </w:r>
-    </w:p>
-    <w:p>
-      <w:pPr>
-        <w:pStyle w:val="Heading1"/>
-      </w:pPr>
-      <w:r>
-        <w:t>Table of Contents</w:t>
-      </w:r>
-    </w:p>
-    <w:p>
-      <w:r>
-        <w:fldChar w:fldCharType="begin"/>
-        <w:instrText xml:space="preserve">TOC \o "1-3" \h \z \u</w:instrText>
-        <w:fldChar w:fldCharType="separate"/>
-        <w:t>Right-click and choose 'Update Field' to build the table of contents.</w:t>
-        <w:fldChar w:fldCharType="end"/>
-      </w:r>
-    </w:p>
-    <w:p>
-      <w:r>
-        <w:br w:type="page"/>
-      </w:r>
-    </w:p>
-    <w:p>
-      <w:pPr>
-        <w:pStyle w:val="Heading1"/>
-      </w:pPr>
-      <w:r>
-        <w:t>Before You Start</w:t>
-      </w:r>
-    </w:p>
-    <w:p>
-      <w:pPr>
-        <w:pStyle w:val="Heading1"/>
-      </w:pPr>
-      <w:r>
-        <w:t>Self-Guided Workshop — AI Agent Observability with ThousandEyes + Splunk</w:t>
-      </w:r>
-    </w:p>
-    <w:p>
-      <w:r>
-        <w:t>This is a hands-on version of the travel-planner AI agent demo in the repo root. Instead of watching a presenter run it, you deploy, break, and observe it yourself.</w:t>
-      </w:r>
-    </w:p>
-    <w:p>
+        <w:t>flowchart TB</w:t>
+        <w:br/>
+        <w:t xml:space="preserve">    USER(["User / Load Generator"])</w:t>
+        <w:br/>
+        <w:br/>
+        <w:t xml:space="preserve">    subgraph k8s["k3d Cluster · EC2"]</w:t>
+        <w:br/>
+        <w:t xml:space="preserve">        direction TB</w:t>
+        <w:br/>
+        <w:br/>
+        <w:t xml:space="preserve">        subgraph travel["travel-planner namespace"]</w:t>
+        <w:br/>
+        <w:t xml:space="preserve">            ORC["orchestrator\nPOST /plan"]</w:t>
+        <w:br/>
+        <w:t xml:space="preserve">            FA["flight-agent\nPOST /invoke"]</w:t>
+        <w:br/>
+        <w:t xml:space="preserve">            HA["hotel-agent\nPOST /invoke"]</w:t>
+        <w:br/>
+        <w:t xml:space="preserve">            AA["activity-agent\nPOST /invoke"]</w:t>
+        <w:br/>
+        <w:t xml:space="preserve">            SY["synthesizer\nPOST /invoke"]</w:t>
+        <w:br/>
+        <w:t xml:space="preserve">        end</w:t>
+        <w:br/>
+        <w:br/>
+        <w:t xml:space="preserve">        subgraph te_ns["te-demo namespace"]</w:t>
+        <w:br/>
+        <w:t xml:space="preserve">            TEA["ThousandEyes\nEnterprise Agent"]</w:t>
+        <w:br/>
+        <w:t xml:space="preserve">        end</w:t>
+        <w:br/>
+        <w:br/>
+        <w:t xml:space="preserve">        COL["Splunk OTel Collector · DaemonSet"]</w:t>
+        <w:br/>
+        <w:t xml:space="preserve">    end</w:t>
+        <w:br/>
+        <w:br/>
+        <w:t xml:space="preserve">    LLM(["LLM\nOpenAI / Bedrock"])</w:t>
+        <w:br/>
+        <w:t xml:space="preserve">    SPL[("Splunk\nObservability Cloud")]</w:t>
+        <w:br/>
+        <w:t xml:space="preserve">    TEC[("ThousandEyes\nCloud")]</w:t>
+        <w:br/>
+        <w:br/>
+        <w:t xml:space="preserve">    USER -- "POST /plan" --&gt; ORC</w:t>
+        <w:br/>
+        <w:t xml:space="preserve">    ORC -- "agent.call.*" --&gt; FA &amp; HA &amp; AA &amp; SY</w:t>
+        <w:br/>
+        <w:t xml:space="preserve">    FA &amp; HA &amp; AA &amp; SY -- "LLM API" --&gt; LLM</w:t>
+        <w:br/>
+        <w:br/>
+        <w:t xml:space="preserve">    TEA -. "health test + B3 headers" .-&gt; ORC &amp; FA &amp; HA &amp; AA &amp; SY</w:t>
+        <w:br/>
+        <w:t xml:space="preserve">    TEA -. "LLM reachability test" .-&gt; LLM</w:t>
+        <w:br/>
+        <w:br/>
+        <w:t xml:space="preserve">    ORC &amp; FA &amp; HA &amp; AA &amp; SY -- "OTLP" --&gt; COL</w:t>
+        <w:br/>
+        <w:t xml:space="preserve">    COL -- "traces + metrics" --&gt; SPL</w:t>
+        <w:br/>
+        <w:t xml:space="preserve">    TEA -- "test results (OTLP)" --&gt; SPL</w:t>
+        <w:br/>
+        <w:br/>
+        <w:t xml:space="preserve">    SPL &lt;-- "bi-directional drilldowns\nAPM span ↔ TE test" --&gt; TEC</w:t>
+      </w:r>
+    </w:p>
+    <w:p>
+      <w:pPr>
+        <w:pStyle w:val="Heading2"/>
+      </w:pPr>
+      <w:r>
+        <w:t>How the Demo Works</w:t>
+      </w:r>
+    </w:p>
+    <w:p>
+      <w:r>
+        <w:t>The travel planner is a 5-service AI system:</w:t>
+      </w:r>
+    </w:p>
+    <w:p>
+      <w:pPr/>
       <w:r>
         <w:rPr>
-          <w:b/>
-        </w:rPr>
-        <w:t>Start here:</w:t>
-      </w:r>
-      <w:r>
-        <w:t xml:space="preserve"> </w:t>
-      </w:r>
-      <w:r>
-        <w:rPr>
-          <w:i/>
-        </w:rPr>
-        <w:t>`AGENDA.md` (./AGENDA.md)</w:t>
-      </w:r>
-      <w:r>
-        <w:t xml:space="preserve"> — full module breakdown with time estimates and what each module proves.</w:t>
-      </w:r>
-    </w:p>
-    <w:p>
-      <w:r>
-        <w:rPr>
-          <w:b/>
-        </w:rPr>
-        <w:t>Planning attendance?</w:t>
-      </w:r>
-      <w:r>
-        <w:t xml:space="preserve"> See </w:t>
-      </w:r>
-      <w:r>
-        <w:rPr>
-          <w:i/>
-        </w:rPr>
-        <w:t>`ROLES.md` (./ROLES.md)</w:t>
-      </w:r>
-      <w:r>
-        <w:t xml:space="preserve"> — which roles should attend which modules, and suggested attendance patterns if you can't get everyone in the room for the full session.</w:t>
-      </w:r>
-    </w:p>
-    <w:p>
-      <w:pPr>
-        <w:pStyle w:val="Heading2"/>
-      </w:pPr>
-      <w:r>
-        <w:t>What you're working with</w:t>
-      </w:r>
-    </w:p>
-    <w:p>
-      <w:r>
-        <w:t>The same 5-service AI multi-agent travel planner used in the live demo (</w:t>
-      </w:r>
-      <w:r>
-        <w:rPr>
-          <w:rFonts w:ascii="Consolas" w:hAnsi="Consolas"/>
-          <w:sz w:val="20"/>
-        </w:rPr>
-        <w:t>../travel-planner/</w:t>
-      </w:r>
-      <w:r>
-        <w:t>), deployed via the same scripts (</w:t>
-      </w:r>
-      <w:r>
-        <w:rPr>
-          <w:rFonts w:ascii="Consolas" w:hAnsi="Consolas"/>
-          <w:sz w:val="20"/>
-        </w:rPr>
-        <w:t>../scripts/</w:t>
-      </w:r>
-      <w:r>
-        <w:t>). This workshop doesn't duplicate that logic — every module tells you exactly which existing script to run and what to look for in the output.</w:t>
-      </w:r>
-    </w:p>
-    <w:p>
-      <w:pPr>
-        <w:spacing w:after="0"/>
-        <w:shd w:val="clear" w:fill="EDEDED"/>
-      </w:pPr>
-      <w:r>
-        <w:rPr>
-          <w:rFonts w:ascii="Consolas" w:hAnsi="Consolas"/>
-          <w:sz w:val="19"/>
+          <w:rFonts w:ascii="Courier New" w:hAnsi="Courier New"/>
+          <w:sz w:val="18"/>
         </w:rPr>
         <w:t>orchestrator  POST /plan</w:t>
         <w:br/>
-        <w:t xml:space="preserve">  ├── flight-agent    — flight search specialist</w:t>
+        <w:t xml:space="preserve">  ├── flight-agent    POST /invoke  — flight search specialist</w:t>
         <w:br/>
-        <w:t xml:space="preserve">  ├── hotel-agent     — hotel recommendation specialist</w:t>
+        <w:t xml:space="preserve">  ├── hotel-agent     POST /invoke  — hotel recommendation specialist</w:t>
         <w:br/>
-        <w:t xml:space="preserve">  ├── activity-agent  — activities curation specialist</w:t>
+        <w:t xml:space="preserve">  ├── activity-agent  POST /invoke  — activities curation specialist</w:t>
         <w:br/>
-        <w:t xml:space="preserve">  └── synthesizer     — combines results into itinerary</w:t>
-      </w:r>
-    </w:p>
-    <w:p/>
+        <w:t xml:space="preserve">  └── synthesizer     POST /invoke  — combines results into itinerary</w:t>
+      </w:r>
+    </w:p>
+    <w:p>
+      <w:r>
+        <w:t>ThousandEyes tests each agent's /health endpoint from inside the cluster every 2 minutes. Because the TE agent is co-located, its measurements reflect exactly what orchestrator experiences when it calls each downstream agent.</w:t>
+      </w:r>
+    </w:p>
+    <w:p>
+      <w:r>
+        <w:t>When something is slow or failing:</w:t>
+      </w:r>
+    </w:p>
+    <w:p>
+      <w:r>
+        <w:t>- APM shows which agent.call. span is slow — with a "View in ThousandEyes" link on the span</w:t>
+      </w:r>
+    </w:p>
+    <w:p>
+      <w:r>
+        <w:t>- TE shows whether the network path to that agent is degraded — with a "View in APM" link from the test result</w:t>
+      </w:r>
+    </w:p>
+    <w:p>
+      <w:r>
+        <w:t>- Together: network root cause vs application root cause in seconds, not hours</w:t>
+      </w:r>
+    </w:p>
     <w:p>
       <w:pPr>
         <w:pStyle w:val="Heading2"/>
       </w:pPr>
       <w:r>
-        <w:t>Before you start</w:t>
-      </w:r>
-    </w:p>
-    <w:p>
-      <w:pPr>
-        <w:pStyle w:val="ListNumber"/>
-      </w:pPr>
+        <w:t>Quick Start</w:t>
+      </w:r>
+    </w:p>
+    <w:p>
+      <w:pPr/>
       <w:r>
         <w:rPr>
-          <w:b/>
+          <w:rFonts w:ascii="Courier New" w:hAnsi="Courier New"/>
+          <w:sz w:val="18"/>
         </w:rPr>
-        <w:t>Confirm access</w:t>
-      </w:r>
-      <w:r>
-        <w:t xml:space="preserve"> — you should have:</w:t>
-      </w:r>
-    </w:p>
-    <w:p>
-      <w:pPr>
-        <w:pStyle w:val="ListBullet"/>
-      </w:pPr>
-      <w:r>
-        <w:t>SSH access to your assigned EC2 instance</w:t>
-      </w:r>
-    </w:p>
-    <w:p>
-      <w:pPr>
-        <w:pStyle w:val="ListBullet"/>
-      </w:pPr>
+        <w:t>git clone https://github.com/mqbui1/te-o11y-integration.git</w:t>
+        <w:br/>
+        <w:t>cd te-o11y-integration</w:t>
+        <w:br/>
+        <w:br/>
+        <w:t># TE_BEARER_TOKEN is required (UUID format OAuth Bearer Token).</w:t>
+        <w:br/>
+        <w:t># TE_ACCOUNT_TOKEN is auto-fetched if not set.</w:t>
+        <w:br/>
+        <w:t>export TE_BEARER_TOKEN="your-oauth-bearer-token"</w:t>
+        <w:br/>
+        <w:t>export AGENT_HOSTNAME="your-name"   # becomes te-agent-your-name in TE dashboard</w:t>
+        <w:br/>
+        <w:t>export TEST_PREFIX="your-name"      # prefix for all TE test names</w:t>
+        <w:br/>
+        <w:br/>
+        <w:t># LLM mode: "mock" (default, no key needed), "openai", or "bedrock"</w:t>
+        <w:br/>
+        <w:t>export LLM_PROVIDER=mock</w:t>
+        <w:br/>
+        <w:br/>
+        <w:t>chmod +x deploy.sh scripts/*.sh</w:t>
+        <w:br/>
+        <w:t>./deploy.sh</w:t>
+      </w:r>
+    </w:p>
+    <w:p>
+      <w:r>
+        <w:t>Deployment order: Splunk OTel Collector → Travel Planner → ThousandEyes Agent → ThousandEyes Tests. Total time: ~8–12 minutes.</w:t>
+      </w:r>
+    </w:p>
+    <w:p>
+      <w:r>
+        <w:t>After deployment, two one-time manual steps are required for bi-directional drilldowns (see Bi-directional Drilldowns Setup):</w:t>
+      </w:r>
+    </w:p>
+    <w:p>
+      <w:r>
+        <w:t>- Splunk: Create a Global Data Link for te.test.id</w:t>
+      </w:r>
+    </w:p>
+    <w:p>
+      <w:r>
+        <w:t>- ThousandEyes: Create a Splunk APM Connector (requires Account Admin)</w:t>
+      </w:r>
+    </w:p>
+    <w:p>
+      <w:pPr>
+        <w:pStyle w:val="Heading2"/>
+      </w:pPr>
+      <w:r>
+        <w:t>What Gets Deployed</w:t>
+      </w:r>
+    </w:p>
+    <w:p>
+      <w:pPr>
+        <w:pStyle w:val="Heading2"/>
+      </w:pPr>
+      <w:r>
+        <w:t>ThousandEyes Tests</w:t>
+      </w:r>
+    </w:p>
+    <w:p>
+      <w:r>
+        <w:t>All 5 agent health tests run with distributedTracing: true — TE injects B3 trace headers so each test appears as a root span in Splunk APM.</w:t>
+      </w:r>
+    </w:p>
+    <w:p>
+      <w:pPr>
+        <w:pStyle w:val="Heading2"/>
+      </w:pPr>
+      <w:r>
+        <w:t>Bi-directional Drilldowns Setup</w:t>
+      </w:r>
+    </w:p>
+    <w:p>
+      <w:pPr>
+        <w:pStyle w:val="Heading3"/>
+      </w:pPr>
+      <w:r>
+        <w:t>How it works end-to-end</w:t>
+      </w:r>
+    </w:p>
+    <w:p>
+      <w:r>
+        <w:t>TE → APM (ThousandEyes health check appears in Splunk APM):</w:t>
+      </w:r>
+    </w:p>
+    <w:p>
+      <w:r>
+        <w:t>1. TE test sends request with B3 headers + custom headers X-TE-Test-Id and X-TE-Test-Name</w:t>
+      </w:r>
+    </w:p>
+    <w:p>
+      <w:r>
+        <w:t>2. Service extracts B3 context (B3 propagator, ParentBased(ALWAYS_ON) sampler in shared/otel_setup.py)</w:t>
+      </w:r>
+    </w:p>
+    <w:p>
+      <w:r>
+        <w:t>3. /health view function calls stamp_te_span() → sets te.test.id, te.test.name, te.test.url on the span</w:t>
+      </w:r>
+    </w:p>
+    <w:p>
+      <w:r>
+        <w:t>4. Span appears in Splunk APM tagged with which TE test triggered it</w:t>
+      </w:r>
+    </w:p>
+    <w:p>
+      <w:r>
+        <w:t>APM → TE (Splunk APM span links to ThousandEyes test):</w:t>
+      </w:r>
+    </w:p>
+    <w:p>
+      <w:r>
+        <w:t>1. Orchestrator reads test IDs from te-test-ids ConfigMap (populated by 04-create-te-tests.sh)</w:t>
+      </w:r>
+    </w:p>
+    <w:p>
+      <w:r>
+        <w:t>2. Every agent.call. span is tagged with te.test.id, te.test.name, te.test.url</w:t>
+      </w:r>
+    </w:p>
+    <w:p>
+      <w:r>
+        <w:t>3. Splunk Global Data Link renders te.test.id as a "View in ThousandEyes" button</w:t>
+      </w:r>
+    </w:p>
+    <w:p>
+      <w:pPr>
+        <w:pStyle w:val="Heading3"/>
+      </w:pPr>
+      <w:r>
+        <w:t>Splunk Global Data Links (one-time)</w:t>
+      </w:r>
+    </w:p>
+    <w:p>
+      <w:r>
+        <w:t>Settings → Global Data Links → New Link:</w:t>
+      </w:r>
+    </w:p>
+    <w:p>
+      <w:pPr>
+        <w:pStyle w:val="Heading3"/>
+      </w:pPr>
+      <w:r>
+        <w:t>ThousandEyes APM Connector (one-time, requires Account Admin)</w:t>
+      </w:r>
+    </w:p>
+    <w:p>
+      <w:r>
+        <w:t>Enables "View in APM" from ThousandEyes test results.</w:t>
+      </w:r>
+    </w:p>
+    <w:p>
+      <w:r>
+        <w:t>Manage → Integrations → Integrations 2.0 → Connectors → New Connector:</w:t>
+      </w:r>
+    </w:p>
+    <w:p>
+      <w:r>
+        <w:t>- Preset: Splunk Observability APM</w:t>
+      </w:r>
+    </w:p>
+    <w:p>
+      <w:r>
+        <w:t>- Target URL: https://api.&lt;REALM&gt;.signalfx.com</w:t>
+      </w:r>
+    </w:p>
+    <w:p>
+      <w:r>
+        <w:t>- Header: X-SF-Token: &lt;api-scope-access-token&gt;</w:t>
+      </w:r>
+    </w:p>
+    <w:p>
+      <w:r>
+        <w:t>&gt; Cannot be created via API (returns 405). Requires Account Admin role in ThousandEyes.</w:t>
+      </w:r>
+    </w:p>
+    <w:p>
+      <w:pPr>
+        <w:pStyle w:val="Heading2"/>
+      </w:pPr>
+      <w:r>
+        <w:t>Log-Trace Correlation</w:t>
+      </w:r>
+    </w:p>
+    <w:p>
+      <w:r>
+        <w:t>All five travel-planner services emit structured logs via the OpenTelemetry Python SDK. Every log record is automatically tagged with trace_id and span_id from the active span — enabling trace-to-log correlation in Splunk.</w:t>
+      </w:r>
+    </w:p>
+    <w:p>
+      <w:pPr>
+        <w:pStyle w:val="Heading3"/>
+      </w:pPr>
+      <w:r>
+        <w:t>How it works</w:t>
+      </w:r>
+    </w:p>
+    <w:p>
+      <w:pPr/>
       <w:r>
         <w:rPr>
-          <w:rFonts w:ascii="Consolas" w:hAnsi="Consolas"/>
-          <w:sz w:val="20"/>
+          <w:rFonts w:ascii="Courier New" w:hAnsi="Courier New"/>
+          <w:sz w:val="18"/>
         </w:rPr>
-        <w:t>TE_BEARER_TOKEN</w:t>
-      </w:r>
-      <w:r>
-        <w:t xml:space="preserve"> (ThousandEyes OAuth Bearer Token — Account Settings → User API Tokens → OAuth Bearer Token tab)</w:t>
-      </w:r>
-    </w:p>
-    <w:p>
-      <w:pPr>
-        <w:pStyle w:val="ListBullet"/>
-      </w:pPr>
-      <w:r>
-        <w:t>Splunk Observability Cloud login for viewing APM (</w:t>
-      </w:r>
+        <w:t>Python logger.info/error/exception()</w:t>
+        <w:br/>
+        <w:t xml:space="preserve">    ↓  LoggingHandler (auto-injects trace_id + span_id)</w:t>
+        <w:br/>
+        <w:t>OTel LoggerProvider → OTLPLogExporter → Splunk OTel Collector</w:t>
+        <w:br/>
+        <w:t xml:space="preserve">    ↓  logs pipeline (otlp receiver → splunk_hec/platform_logs)</w:t>
+        <w:br/>
+        <w:t>Splunk Platform HEC  →  splunk4rookies-workshop index</w:t>
+      </w:r>
+    </w:p>
+    <w:p>
+      <w:r>
+        <w:t>Each service logs:</w:t>
+      </w:r>
+    </w:p>
+    <w:p>
+      <w:r>
+        <w:t>- Orchestrator: plan start (origin/destination/travellers), each agent call (start/success/failure), plan completion</w:t>
+      </w:r>
+    </w:p>
+    <w:p>
+      <w:r>
+        <w:t>- Specialist agents: invoke received, LLM call attempt, LLM success/failure with full stack trace</w:t>
+      </w:r>
+    </w:p>
+    <w:p>
+      <w:r>
+        <w:t>- Synthesizer: synthesis start, LLM call, success/failure with full stack trace</w:t>
+      </w:r>
+    </w:p>
+    <w:p>
+      <w:r>
+        <w:t>Errors use logger.exception() — the full stack trace is included in the log body (e.g. openai.APIConnectionError, AuthenticationError for Scenario 3).</w:t>
+      </w:r>
+    </w:p>
+    <w:p>
+      <w:pPr>
+        <w:pStyle w:val="Heading3"/>
+      </w:pPr>
+      <w:r>
+        <w:t>Searching logs in Splunk Platform</w:t>
+      </w:r>
+    </w:p>
+    <w:p>
+      <w:pPr/>
       <w:r>
         <w:rPr>
-          <w:rFonts w:ascii="Consolas" w:hAnsi="Consolas"/>
-          <w:sz w:val="20"/>
+          <w:rFonts w:ascii="Courier New" w:hAnsi="Courier New"/>
+          <w:sz w:val="18"/>
         </w:rPr>
-        <w:t>https://app.us1.signalfx.com</w:t>
-      </w:r>
-      <w:r>
-        <w:t>)</w:t>
-      </w:r>
-    </w:p>
-    <w:p>
-      <w:pPr>
-        <w:pStyle w:val="ListNumber"/>
-      </w:pPr>
+        <w:t>index=splunk4rookies-workshop service.name="orchestrator" earliest=-15m</w:t>
+        <w:br/>
+        <w:t>| table _time service.name body trace_id span_id</w:t>
+        <w:br/>
+        <w:br/>
+        <w:t>index=splunk4rookies-workshop log_level=ERROR earliest=-5m</w:t>
+        <w:br/>
+        <w:t>| table _time service.name body trace_id</w:t>
+      </w:r>
+    </w:p>
+    <w:p>
+      <w:pPr>
+        <w:pStyle w:val="Heading3"/>
+      </w:pPr>
+      <w:r>
+        <w:t>Log Observer Connect (optional — requires Splunk Platform admin access)</w:t>
+      </w:r>
+    </w:p>
+    <w:p>
+      <w:r>
+        <w:t>Log Observer Connect links Splunk APM traces to Splunk Platform logs via the Related Content button in the APM trace view. Setup requires:</w:t>
+      </w:r>
+    </w:p>
+    <w:p>
+      <w:r>
+        <w:t>1. Splunk Platform — a service account with search capability scoped to splunk4rookies-workshop index. Requires admin access to o11y-workshop-amer.splunkcloud.com.</w:t>
+      </w:r>
+    </w:p>
+    <w:p>
+      <w:r>
+        <w:t>2. Splunk Observability Cloud — Settings → Log Observer Connect → Add Connection:</w:t>
+      </w:r>
+    </w:p>
+    <w:p>
+      <w:r>
+        <w:t>- URL: https://o11y-workshop-amer.splunkcloud.com, Port: 8089</w:t>
+      </w:r>
+    </w:p>
+    <w:p>
+      <w:r>
+        <w:t>- Credentials from step 1</w:t>
+      </w:r>
+    </w:p>
+    <w:p>
+      <w:r>
+        <w:t>- Index: splunk4rookies-workshop</w:t>
+      </w:r>
+    </w:p>
+    <w:p>
+      <w:r>
+        <w:t>&gt; Workshop caveat: The shared Splunk Cloud instance (o11y-workshop-amer.splunkcloud.com) is managed by the workshop organizer. Participants typically do not have admin access and cannot create service accounts. Log Observer Connect must be configured by whoever provisioned the workshop environment. The logs themselves are still fully searchable in Splunk Platform directly.</w:t>
+      </w:r>
+    </w:p>
+    <w:p>
+      <w:pPr>
+        <w:pStyle w:val="Heading2"/>
+      </w:pPr>
+      <w:r>
+        <w:t>Demo Scenarios</w:t>
+      </w:r>
+    </w:p>
+    <w:p>
+      <w:r>
+        <w:t>Three scenarios showing how ThousandEyes and Splunk APM together give instant root cause clarity on AI agent failures. Run any scenario, walk through both tools, then restore.</w:t>
+      </w:r>
+    </w:p>
+    <w:p>
+      <w:pPr/>
       <w:r>
         <w:rPr>
-          <w:b/>
+          <w:rFonts w:ascii="Courier New" w:hAnsi="Courier New"/>
+          <w:sz w:val="18"/>
         </w:rPr>
-        <w:t>Pick a unique identifier</w:t>
-      </w:r>
-      <w:r>
-        <w:t xml:space="preserve"> — set </w:t>
-      </w:r>
+        <w:t>bash scripts/10-demo-restore.sh   # always safe to run — resets everything</w:t>
+      </w:r>
+    </w:p>
+    <w:p>
+      <w:pPr>
+        <w:pStyle w:val="Heading3"/>
+      </w:pPr>
+      <w:r>
+        <w:t>Scenario 1: Orchestrator Unreachable</w:t>
+      </w:r>
+    </w:p>
+    <w:p>
+      <w:r>
+        <w:t>Story: A user submits a travel plan request. It never arrives. The entry point to the entire AI system is down.</w:t>
+      </w:r>
+    </w:p>
+    <w:p>
+      <w:pPr/>
       <w:r>
         <w:rPr>
-          <w:rFonts w:ascii="Consolas" w:hAnsi="Consolas"/>
-          <w:sz w:val="20"/>
+          <w:rFonts w:ascii="Courier New" w:hAnsi="Courier New"/>
+          <w:sz w:val="18"/>
         </w:rPr>
-        <w:t>AGENT_HOSTNAME</w:t>
-      </w:r>
-      <w:r>
-        <w:t xml:space="preserve"> and </w:t>
-      </w:r>
+        <w:t>bash scripts/07-demo-orchestrator-down.sh</w:t>
+      </w:r>
+    </w:p>
+    <w:p>
+      <w:r>
+        <w:t>The insight: TE detects the entry point is down independently — before any user complaint. APM confirms no traffic is getting through.</w:t>
+      </w:r>
+    </w:p>
+    <w:p>
+      <w:pPr>
+        <w:pStyle w:val="Heading3"/>
+      </w:pPr>
+      <w:r>
+        <w:t>Scenario 2: Agent-to-Agent Communication Failure</w:t>
+      </w:r>
+    </w:p>
+    <w:p>
+      <w:r>
+        <w:t>Story: The orchestrator is healthy and accepting requests, but one specialist agent is unreachable. The AI system partially degrades.</w:t>
+      </w:r>
+    </w:p>
+    <w:p>
+      <w:pPr/>
       <w:r>
         <w:rPr>
-          <w:rFonts w:ascii="Consolas" w:hAnsi="Consolas"/>
-          <w:sz w:val="20"/>
+          <w:rFonts w:ascii="Courier New" w:hAnsi="Courier New"/>
+          <w:sz w:val="18"/>
         </w:rPr>
-        <w:t>TEST_PREFIX</w:t>
-      </w:r>
-      <w:r>
-        <w:t xml:space="preserve"> to something identifying you (e.g. your name or initials) so your TE tests and agent don't collide with other participants sharing the same TE account.</w:t>
-      </w:r>
-    </w:p>
-    <w:p>
-      <w:pPr>
-        <w:pStyle w:val="ListNumber"/>
-      </w:pPr>
+        <w:t>bash scripts/08-demo-agent-down.sh                    # defaults to flight-agent</w:t>
+        <w:br/>
+        <w:t>AGENT=hotel-agent bash scripts/08-demo-agent-down.sh  # or any other agent</w:t>
+      </w:r>
+    </w:p>
+    <w:p>
+      <w:r>
+        <w:t>The insight: TE isolates exactly which agent-to-agent path failed. APM links directly to the TE test — one click from a failing span to network-layer evidence.</w:t>
+      </w:r>
+    </w:p>
+    <w:p>
+      <w:pPr>
+        <w:pStyle w:val="Heading3"/>
+      </w:pPr>
+      <w:r>
+        <w:t>Scenario 3: Agent-to-LLM Communication Failure</w:t>
+      </w:r>
+    </w:p>
+    <w:p>
+      <w:r>
+        <w:t>Story: All agents are reachable and responding to health checks. But every agent that tries to call the LLM is failing. Is it a network problem?</w:t>
+      </w:r>
+    </w:p>
+    <w:p>
+      <w:pPr/>
       <w:r>
         <w:rPr>
-          <w:b/>
+          <w:rFonts w:ascii="Courier New" w:hAnsi="Courier New"/>
+          <w:sz w:val="18"/>
         </w:rPr>
-        <w:t>Read the repo root [`README.md`](../README.md)</w:t>
-      </w:r>
-      <w:r>
-        <w:t xml:space="preserve"> once for architecture context — the workshop assumes you've seen the diagram and service list there.</w:t>
+        <w:t>bash scripts/09-demo-llm-unreachable.sh</w:t>
+      </w:r>
+    </w:p>
+    <w:p>
+      <w:r>
+        <w:t>The insight: TE shows the network path to the LLM is healthy — this is NOT a network problem. The failure is application-layer: bad configuration, wrong URL, or auth issue. TE gives you instant triage before you even open the code.</w:t>
+      </w:r>
+    </w:p>
+    <w:p>
+      <w:pPr>
+        <w:pStyle w:val="Heading3"/>
+      </w:pPr>
+      <w:r>
+        <w:t>Restore</w:t>
+      </w:r>
+    </w:p>
+    <w:p>
+      <w:pPr/>
+      <w:r>
+        <w:rPr>
+          <w:rFonts w:ascii="Courier New" w:hAnsi="Courier New"/>
+          <w:sz w:val="18"/>
+        </w:rPr>
+        <w:t>bash scripts/10-demo-restore.sh</w:t>
+      </w:r>
+    </w:p>
+    <w:p>
+      <w:r>
+        <w:t>Restores all agents to 1 replica and resets LLM config to mock mode. ThousandEyes tests return to green within ~2 minutes.</w:t>
       </w:r>
     </w:p>
     <w:p>
@@ -282,304 +641,297 @@
         <w:pStyle w:val="Heading2"/>
       </w:pPr>
       <w:r>
-        <w:t>Workshop modules</w:t>
-      </w:r>
-    </w:p>
-    <w:tbl>
-      <w:tblPr>
-        <w:tblStyle w:val="LightGrid-Accent1"/>
-        <w:tblW w:type="auto" w:w="0"/>
-        <w:tblLook w:firstColumn="1" w:firstRow="1" w:lastColumn="0" w:lastRow="0" w:noHBand="0" w:noVBand="1" w:val="04A0"/>
-      </w:tblPr>
-      <w:tblGrid>
-        <w:gridCol w:w="4320"/>
-        <w:gridCol w:w="4320"/>
-      </w:tblGrid>
-      <w:tr>
-        <w:tc>
-          <w:tcPr>
-            <w:tcW w:type="dxa" w:w="4320"/>
-          </w:tcPr>
-          <w:p>
-            <w:r>
-              <w:rPr>
-                <w:b/>
-              </w:rPr>
-            </w:r>
-            <w:r>
-              <w:rPr>
-                <w:b/>
-              </w:rPr>
-              <w:t>Module</w:t>
-            </w:r>
-          </w:p>
-        </w:tc>
-        <w:tc>
-          <w:tcPr>
-            <w:tcW w:type="dxa" w:w="4320"/>
-          </w:tcPr>
-          <w:p>
-            <w:r>
-              <w:rPr>
-                <w:b/>
-              </w:rPr>
-            </w:r>
-            <w:r>
-              <w:rPr>
-                <w:b/>
-              </w:rPr>
-              <w:t>File</w:t>
-            </w:r>
-          </w:p>
-        </w:tc>
-      </w:tr>
-      <w:tr>
-        <w:tc>
-          <w:tcPr>
-            <w:tcW w:type="dxa" w:w="4320"/>
-          </w:tcPr>
-          <w:p>
-            <w:r/>
-            <w:r>
-              <w:t>1. Environment &amp; Architecture</w:t>
-            </w:r>
-          </w:p>
-        </w:tc>
-        <w:tc>
-          <w:tcPr>
-            <w:tcW w:type="dxa" w:w="4320"/>
-          </w:tcPr>
-          <w:p>
-            <w:r/>
-            <w:r>
-              <w:rPr>
-                <w:i/>
-              </w:rPr>
-              <w:t>`01-environment-setup.md` (./01-environment-setup.md)</w:t>
-            </w:r>
-          </w:p>
-        </w:tc>
-      </w:tr>
-      <w:tr>
-        <w:tc>
-          <w:tcPr>
-            <w:tcW w:type="dxa" w:w="4320"/>
-          </w:tcPr>
-          <w:p>
-            <w:r/>
-            <w:r>
-              <w:t>2. OTel Instrumentation Deep-Dive</w:t>
-            </w:r>
-          </w:p>
-        </w:tc>
-        <w:tc>
-          <w:tcPr>
-            <w:tcW w:type="dxa" w:w="4320"/>
-          </w:tcPr>
-          <w:p>
-            <w:r/>
-            <w:r>
-              <w:rPr>
-                <w:i/>
-              </w:rPr>
-              <w:t>`02-instrumentation-deep-dive.md` (./02-instrumentation-deep-dive.md)</w:t>
-            </w:r>
-          </w:p>
-        </w:tc>
-      </w:tr>
-      <w:tr>
-        <w:tc>
-          <w:tcPr>
-            <w:tcW w:type="dxa" w:w="4320"/>
-          </w:tcPr>
-          <w:p>
-            <w:r/>
-            <w:r>
-              <w:t>3. ThousandEyes Configuration</w:t>
-            </w:r>
-          </w:p>
-        </w:tc>
-        <w:tc>
-          <w:tcPr>
-            <w:tcW w:type="dxa" w:w="4320"/>
-          </w:tcPr>
-          <w:p>
-            <w:r/>
-            <w:r>
-              <w:rPr>
-                <w:i/>
-              </w:rPr>
-              <w:t>`03-thousandeyes-configuration.md` (./03-thousandeyes-configuration.md)</w:t>
-            </w:r>
-          </w:p>
-        </w:tc>
-      </w:tr>
-      <w:tr>
-        <w:tc>
-          <w:tcPr>
-            <w:tcW w:type="dxa" w:w="4320"/>
-          </w:tcPr>
-          <w:p>
-            <w:r/>
-            <w:r>
-              <w:t>4. Splunk Detectors &amp; Alerting</w:t>
-            </w:r>
-          </w:p>
-        </w:tc>
-        <w:tc>
-          <w:tcPr>
-            <w:tcW w:type="dxa" w:w="4320"/>
-          </w:tcPr>
-          <w:p>
-            <w:r/>
-            <w:r>
-              <w:rPr>
-                <w:i/>
-              </w:rPr>
-              <w:t>`04-splunk-detectors-and-alerts.md` (./04-splunk-detectors-and-alerts.md)</w:t>
-            </w:r>
-          </w:p>
-        </w:tc>
-      </w:tr>
-      <w:tr>
-        <w:tc>
-          <w:tcPr>
-            <w:tcW w:type="dxa" w:w="4320"/>
-          </w:tcPr>
-          <w:p>
-            <w:r/>
-            <w:r>
-              <w:t>5. Scenario 1: Entry Point Down</w:t>
-            </w:r>
-          </w:p>
-        </w:tc>
-        <w:tc>
-          <w:tcPr>
-            <w:tcW w:type="dxa" w:w="4320"/>
-          </w:tcPr>
-          <w:p>
-            <w:r/>
-            <w:r>
-              <w:rPr>
-                <w:i/>
-              </w:rPr>
-              <w:t>`05-scenario-entry-point-down.md` (./05-scenario-entry-point-down.md)</w:t>
-            </w:r>
-          </w:p>
-        </w:tc>
-      </w:tr>
-      <w:tr>
-        <w:tc>
-          <w:tcPr>
-            <w:tcW w:type="dxa" w:w="4320"/>
-          </w:tcPr>
-          <w:p>
-            <w:r/>
-            <w:r>
-              <w:t>6. Scenario 2: Agent Path Broken</w:t>
-            </w:r>
-          </w:p>
-        </w:tc>
-        <w:tc>
-          <w:tcPr>
-            <w:tcW w:type="dxa" w:w="4320"/>
-          </w:tcPr>
-          <w:p>
-            <w:r/>
-            <w:r>
-              <w:rPr>
-                <w:i/>
-              </w:rPr>
-              <w:t>`06-scenario-agent-path-broken.md` (./06-scenario-agent-path-broken.md)</w:t>
-            </w:r>
-          </w:p>
-        </w:tc>
-      </w:tr>
-      <w:tr>
-        <w:tc>
-          <w:tcPr>
-            <w:tcW w:type="dxa" w:w="4320"/>
-          </w:tcPr>
-          <w:p>
-            <w:r/>
-            <w:r>
-              <w:t>7. Scenario 3: LLM Auth Failure</w:t>
-            </w:r>
-          </w:p>
-        </w:tc>
-        <w:tc>
-          <w:tcPr>
-            <w:tcW w:type="dxa" w:w="4320"/>
-          </w:tcPr>
-          <w:p>
-            <w:r/>
-            <w:r>
-              <w:rPr>
-                <w:i/>
-              </w:rPr>
-              <w:t>`07-scenario-llm-failure.md` (./07-scenario-llm-failure.md)</w:t>
-            </w:r>
-          </w:p>
-        </w:tc>
-      </w:tr>
-      <w:tr>
-        <w:tc>
-          <w:tcPr>
-            <w:tcW w:type="dxa" w:w="4320"/>
-          </w:tcPr>
-          <w:p>
-            <w:r/>
-            <w:r>
-              <w:t>8. Wrap-Up &amp; Next Steps</w:t>
-            </w:r>
-          </w:p>
-        </w:tc>
-        <w:tc>
-          <w:tcPr>
-            <w:tcW w:type="dxa" w:w="4320"/>
-          </w:tcPr>
-          <w:p>
-            <w:r/>
-            <w:r>
-              <w:rPr>
-                <w:i/>
-              </w:rPr>
-              <w:t>`08-wrap-up.md` (./08-wrap-up.md)</w:t>
-            </w:r>
-          </w:p>
-        </w:tc>
-      </w:tr>
-    </w:tbl>
-    <w:p/>
+        <w:t>Deploying the Travel Planner Standalone</w:t>
+      </w:r>
+    </w:p>
+    <w:p>
+      <w:pPr/>
+      <w:r>
+        <w:rPr>
+          <w:rFonts w:ascii="Courier New" w:hAnsi="Courier New"/>
+          <w:sz w:val="18"/>
+        </w:rPr>
+        <w:t># Mock mode — no LLM required, all HTTP paths exercised</w:t>
+        <w:br/>
+        <w:t>LLM_PROVIDER=mock bash scripts/02-deploy-travel-planner.sh</w:t>
+        <w:br/>
+        <w:br/>
+        <w:t># With OpenAI</w:t>
+        <w:br/>
+        <w:t>OPENAI_API_KEY=sk-... LLM_PROVIDER=openai bash scripts/02-deploy-travel-planner.sh</w:t>
+        <w:br/>
+        <w:br/>
+        <w:t># With AWS Bedrock (IAM role on EC2, no key needed)</w:t>
+        <w:br/>
+        <w:t>LLM_PROVIDER=bedrock AWS_DEFAULT_REGION=us-east-1 bash scripts/02-deploy-travel-planner.sh</w:t>
+      </w:r>
+    </w:p>
+    <w:p>
+      <w:r>
+        <w:t>Test it manually:</w:t>
+      </w:r>
+    </w:p>
+    <w:p>
+      <w:pPr/>
+      <w:r>
+        <w:rPr>
+          <w:rFonts w:ascii="Courier New" w:hAnsi="Courier New"/>
+          <w:sz w:val="18"/>
+        </w:rPr>
+        <w:t>kubectl run -it --rm test --image=curlimages/curl --restart=Never -n travel-planner -- \</w:t>
+        <w:br/>
+        <w:t xml:space="preserve">  curl -X POST http://orchestrator.travel-planner.svc.cluster.local:8080/plan \</w:t>
+        <w:br/>
+        <w:t xml:space="preserve">    -H 'Content-Type: application/json' \</w:t>
+        <w:br/>
+        <w:t xml:space="preserve">    -d '{"origin": "Seattle", "destination": "Paris", "travellers": 2}'</w:t>
+      </w:r>
+    </w:p>
     <w:p>
       <w:pPr>
         <w:pStyle w:val="Heading2"/>
       </w:pPr>
       <w:r>
-        <w:t>Getting help during the workshop</w:t>
-      </w:r>
-    </w:p>
-    <w:p>
-      <w:r>
-        <w:t xml:space="preserve">Every module has a </w:t>
-      </w:r>
+        <w:t>Accessing the Environment</w:t>
+      </w:r>
+    </w:p>
+    <w:p>
+      <w:pPr>
+        <w:pStyle w:val="Heading2"/>
+      </w:pPr>
+      <w:r>
+        <w:t>Scripts</w:t>
+      </w:r>
+    </w:p>
+    <w:p>
+      <w:pPr>
+        <w:pStyle w:val="Heading2"/>
+      </w:pPr>
+      <w:r>
+        <w:t>Running with a Single ThousandEyes Account</w:t>
+      </w:r>
+    </w:p>
+    <w:p>
+      <w:r>
+        <w:t>Workshops typically run with one shared ThousandEyes account (the organizer's) rather than a separate account per attendee. This works fine for API access, but not for the browser UI — here's the distinction:</w:t>
+      </w:r>
+    </w:p>
+    <w:p>
+      <w:r>
+        <w:t>What's shared vs. what's per-attendee:</w:t>
+      </w:r>
+    </w:p>
+    <w:p>
+      <w:r>
+        <w:t>Each attendee's resources are isolated by name, not by account boundary — deploy.sh and the create scripts match/create by exact name string, so attendees never collide as long as they use unique AGENT_HOSTNAME/TEST_PREFIX/INSTANCE values.</w:t>
+      </w:r>
+    </w:p>
+    <w:p>
+      <w:r>
+        <w:t>The actual blocker: TE_BEARER_TOKEN is a personal OAuth bearer token belonging to the organizer. It authenticates API calls fine for anyone holding it, but logging into https://app.thousandeyes.com in a browser requires the organizer's Cisco SSO session — attendees can't get in with just the token, and giving out the organizer's SSO credentials isn't an option.</w:t>
+      </w:r>
+    </w:p>
+    <w:p>
+      <w:r>
+        <w:t>The fix: scripts/check-te-status.sh reads test status directly from the ThousandEyes API using TE_BEARER_TOKEN — the same token already in every attendee's shell — so nobody needs a browser login to see live pass/fail state:</w:t>
+      </w:r>
+    </w:p>
+    <w:p>
+      <w:pPr/>
       <w:r>
         <w:rPr>
-          <w:b/>
+          <w:rFonts w:ascii="Courier New" w:hAnsi="Courier New"/>
+          <w:sz w:val="18"/>
         </w:rPr>
+        <w:t>bash scripts/check-te-status.sh          # one-shot status check, filtered to your TEST_PREFIX</w:t>
+        <w:br/>
+        <w:t>bash scripts/check-te-status.sh --watch  # refresh every 15s (Ctrl+C to stop)</w:t>
+      </w:r>
+    </w:p>
+    <w:p>
+      <w:r>
+        <w:t>This is what Modules 3, 5, 6, and 7 use instead of "log into the TE UI." If an attendee does have their own ThousandEyes UI login, the browser UI still works identically and shows more detail (charts, history, connector drilldowns) — the script is a substitute, not a replacement.</w:t>
+      </w:r>
+    </w:p>
+    <w:p>
+      <w:pPr>
+        <w:pStyle w:val="Heading2"/>
+      </w:pPr>
+      <w:r>
+        <w:t>ThousandEyes Token Guide</w:t>
+      </w:r>
+    </w:p>
+    <w:p>
+      <w:r>
+        <w:t>&gt; The Account Group Token and User API Token are both 32-char alphanumeric and look identical — they are not interchangeable. scripts/03-deploy-te-agent.sh auto-fetches the correct Account Group Token if you only have the Bearer Token.</w:t>
+      </w:r>
+    </w:p>
+    <w:p>
+      <w:pPr>
+        <w:pStyle w:val="Heading2"/>
+      </w:pPr>
+      <w:r>
         <w:t>Troubleshooting</w:t>
       </w:r>
-      <w:r>
-        <w:t xml:space="preserve"> section at the bottom pointing back to the relevant section of the repo root </w:t>
-      </w:r>
+    </w:p>
+    <w:p>
+      <w:pPr>
+        <w:pStyle w:val="Heading3"/>
+      </w:pPr>
+      <w:r>
+        <w:t>te. span attributes missing on /health spans</w:t>
+      </w:r>
+    </w:p>
+    <w:p>
+      <w:r>
+        <w:t>- Verify the TE test has distributedTracing: true and X-TE-Test-Id/X-TE-Test-Name custom headers. Re-run 04-create-te-tests.sh to fix:</w:t>
+      </w:r>
+    </w:p>
+    <w:p>
+      <w:pPr/>
       <w:r>
         <w:rPr>
-          <w:i/>
+          <w:rFonts w:ascii="Courier New" w:hAnsi="Courier New"/>
+          <w:sz w:val="18"/>
         </w:rPr>
-        <w:t>`README.md` (../README.md#troubleshooting)</w:t>
-      </w:r>
-      <w:r>
-        <w:t>, which has the deeper reference material (token formats, common pod failures, etc).</w:t>
+        <w:t xml:space="preserve">  bash scripts/04-create-te-tests.sh</w:t>
+      </w:r>
+    </w:p>
+    <w:p>
+      <w:r>
+        <w:t>- Partial PUT to TE API silently resets distributedTracing to false — the script uses GET→merge→PUT to prevent this. Verify:</w:t>
+      </w:r>
+    </w:p>
+    <w:p>
+      <w:pPr/>
+      <w:r>
+        <w:rPr>
+          <w:rFonts w:ascii="Courier New" w:hAnsi="Courier New"/>
+          <w:sz w:val="18"/>
+        </w:rPr>
+        <w:t xml:space="preserve">  curl -s https://api.thousandeyes.com/v7/tests/http-server/&lt;TEST_ID&gt; \</w:t>
+        <w:br/>
+        <w:t xml:space="preserve">    -H "Authorization: Bearer ${TE_BEARER_TOKEN}" \</w:t>
+        <w:br/>
+        <w:t xml:space="preserve">    | python3 -c "import json,sys; t=json.load(sys.stdin); print('distributedTracing:', t.get('distributedTracing')); print('customHeaders:', t.get('customHeaders'))"</w:t>
+      </w:r>
+    </w:p>
+    <w:p>
+      <w:r>
+        <w:t>- stamp_te_span() must be called directly in the view function — a Flask after_request hook does not work reliably.</w:t>
+      </w:r>
+    </w:p>
+    <w:p>
+      <w:pPr>
+        <w:pStyle w:val="Heading3"/>
+      </w:pPr>
+      <w:r>
+        <w:t>/health spans flooded with kube-probe/1.33 traffic</w:t>
+      </w:r>
+    </w:p>
+    <w:p>
+      <w:r>
+        <w:t>K8s liveness/readiness probes are intentionally disabled on all travel-planner services. They generate constant noise in APM that buries TE-originated spans. The manifests in manifests/travel-planner/ have no probe sections — do not add them. TE tests every 2 minutes serve the same availability monitoring role.</w:t>
+      </w:r>
+    </w:p>
+    <w:p>
+      <w:pPr>
+        <w:pStyle w:val="Heading3"/>
+      </w:pPr>
+      <w:r>
+        <w:t>"View in ThousandEyes" button not appearing</w:t>
+      </w:r>
+    </w:p>
+    <w:p>
+      <w:r>
+        <w:t>The Splunk Global Data Link must be configured (one-time). The button appears when clicking the te.test.id tag in the span detail panel. See Bi-directional Drilldowns Setup.</w:t>
+      </w:r>
+    </w:p>
+    <w:p>
+      <w:pPr>
+        <w:pStyle w:val="Heading3"/>
+      </w:pPr>
+      <w:r>
+        <w:t>Travel planner pods in CrashLoopBackOff</w:t>
+      </w:r>
+    </w:p>
+    <w:p>
+      <w:pPr/>
+      <w:r>
+        <w:rPr>
+          <w:rFonts w:ascii="Courier New" w:hAnsi="Courier New"/>
+          <w:sz w:val="18"/>
+        </w:rPr>
+        <w:t>kubectl logs -n travel-planner deployment/flight-agent</w:t>
+        <w:br/>
+        <w:t># If image missing after cluster restart:</w:t>
+        <w:br/>
+        <w:t>k3d image import travel-planner:latest -c ${CLUSTER_NAME}</w:t>
+        <w:br/>
+        <w:t># Switch to mock mode if LLM calls are failing:</w:t>
+        <w:br/>
+        <w:t>kubectl create secret generic llm-secret --namespace travel-planner \</w:t>
+        <w:br/>
+        <w:t xml:space="preserve">  --from-literal=provider="mock" --from-literal=mock_mode="true" \</w:t>
+        <w:br/>
+        <w:t xml:space="preserve">  --dry-run=client -o yaml | kubectl apply -f -</w:t>
+        <w:br/>
+        <w:t>kubectl rollout restart deployment -n travel-planner</w:t>
+      </w:r>
+    </w:p>
+    <w:p>
+      <w:pPr>
+        <w:pStyle w:val="Heading3"/>
+      </w:pPr>
+      <w:r>
+        <w:t>ThousandEyes agent never appears in dashboard</w:t>
+      </w:r>
+    </w:p>
+    <w:p>
+      <w:r>
+        <w:t>Wrong token used for TEAGENT_ACCOUNT_TOKEN — the User API Token and Account Group Token look identical but are not interchangeable. Let the script auto-fetch it:</w:t>
+      </w:r>
+    </w:p>
+    <w:p>
+      <w:pPr/>
+      <w:r>
+        <w:rPr>
+          <w:rFonts w:ascii="Courier New" w:hAnsi="Courier New"/>
+          <w:sz w:val="18"/>
+        </w:rPr>
+        <w:t>unset TE_ACCOUNT_TOKEN</w:t>
+        <w:br/>
+        <w:t>bash scripts/03-deploy-te-agent.sh</w:t>
+      </w:r>
+    </w:p>
+    <w:p>
+      <w:r>
+        <w:t>Check: kubectl logs -n te-demo -l app=thousandeyes --tail=50</w:t>
+      </w:r>
+    </w:p>
+    <w:p>
+      <w:pPr>
+        <w:pStyle w:val="Heading3"/>
+      </w:pPr>
+      <w:r>
+        <w:t>ThousandEyes tests not streaming to Splunk</w:t>
+      </w:r>
+    </w:p>
+    <w:p>
+      <w:pPr/>
+      <w:r>
+        <w:rPr>
+          <w:rFonts w:ascii="Courier New" w:hAnsi="Courier New"/>
+          <w:sz w:val="18"/>
+        </w:rPr>
+        <w:t>curl -s https://api.thousandeyes.com/v7/stream \</w:t>
+        <w:br/>
+        <w:t xml:space="preserve">  -H "Authorization: Bearer ${TE_BEARER_TOKEN}"</w:t>
+      </w:r>
+    </w:p>
+    <w:p>
+      <w:r>
+        <w:t>Look for a stream with "testMatch": [] pointing to ingest.{REALM}.signalfx.com. If missing, create one — see How the ThousandEyes → Splunk Streaming Works.</w:t>
       </w:r>
     </w:p>
     <w:p>
@@ -587,1631 +939,376 @@
         <w:pStyle w:val="Heading2"/>
       </w:pPr>
       <w:r>
-        <w:t>Known limitation: log correlation / Splunk Platform</w:t>
-      </w:r>
-    </w:p>
-    <w:p>
-      <w:r>
-        <w:t xml:space="preserve">This workshop's shared environment doesn't include a Splunk Platform (Splunk Cloud) instance for participants to search logs in directly, so the standalone log-search / RCA exercise isn't part of this run. The underlying pattern — structured logs auto-tagged with </w:t>
-      </w:r>
+        <w:t>How the ThousandEyes → Splunk Streaming Works</w:t>
+      </w:r>
+    </w:p>
+    <w:p>
+      <w:r>
+        <w:t>ThousandEyes streams test results to Splunk via the OpenTelemetry protocol:</w:t>
+      </w:r>
+    </w:p>
+    <w:p>
+      <w:pPr/>
       <w:r>
         <w:rPr>
-          <w:rFonts w:ascii="Consolas" w:hAnsi="Consolas"/>
-          <w:sz w:val="20"/>
+          <w:rFonts w:ascii="Courier New" w:hAnsi="Courier New"/>
+          <w:sz w:val="18"/>
         </w:rPr>
-        <w:t>trace_id</w:t>
-      </w:r>
-      <w:r>
-        <w:t>/</w:t>
-      </w:r>
+        <w:t>curl -XPOST https://api.thousandeyes.com/v7/stream \</w:t>
+        <w:br/>
+        <w:t xml:space="preserve">  -H "Content-Type: application/json" \</w:t>
+        <w:br/>
+        <w:t xml:space="preserve">  -H "Authorization: Bearer ${TE_BEARER_TOKEN}" \</w:t>
+        <w:br/>
+        <w:t xml:space="preserve">  -d '{</w:t>
+        <w:br/>
+        <w:t xml:space="preserve">    "type": "opentelemetry",</w:t>
+        <w:br/>
+        <w:t xml:space="preserve">    "endpointType": "http",</w:t>
+        <w:br/>
+        <w:t xml:space="preserve">    "streamEndpointUrl": "https://ingest.us1.signalfx.com/v2/datapoint/otlp",</w:t>
+        <w:br/>
+        <w:t xml:space="preserve">    "customHeaders": {</w:t>
+        <w:br/>
+        <w:t xml:space="preserve">      "X-SF-Token": "&lt;ACCESS_TOKEN&gt;",</w:t>
+        <w:br/>
+        <w:t xml:space="preserve">      "Content-Type": "application/x-protobuf"</w:t>
+        <w:br/>
+        <w:t xml:space="preserve">    }</w:t>
+        <w:br/>
+        <w:t xml:space="preserve">  }'</w:t>
+      </w:r>
+    </w:p>
+    <w:p>
+      <w:r>
+        <w:t>A stream with "testMatch": [] covers all tests automatically — no updates needed when new tests are added.</w:t>
+      </w:r>
+    </w:p>
+    <w:p>
+      <w:pPr>
+        <w:pStyle w:val="Heading2"/>
+      </w:pPr>
+      <w:r>
+        <w:t>Teardown</w:t>
+      </w:r>
+    </w:p>
+    <w:p>
+      <w:pPr/>
       <w:r>
         <w:rPr>
-          <w:rFonts w:ascii="Consolas" w:hAnsi="Consolas"/>
-          <w:sz w:val="20"/>
+          <w:rFonts w:ascii="Courier New" w:hAnsi="Courier New"/>
+          <w:sz w:val="18"/>
         </w:rPr>
-        <w:t>span_id</w:t>
-      </w:r>
-      <w:r>
-        <w:t xml:space="preserve">, full exception stack traces via </w:t>
-      </w:r>
+        <w:t>./teardown.sh</w:t>
+      </w:r>
+    </w:p>
+    <w:p>
+      <w:pPr>
+        <w:pStyle w:val="Heading2"/>
+      </w:pPr>
+      <w:r>
+        <w:t>Finding Your ThousandEyes Agent ID</w:t>
+      </w:r>
+    </w:p>
+    <w:p>
+      <w:pPr/>
       <w:r>
         <w:rPr>
-          <w:rFonts w:ascii="Consolas" w:hAnsi="Consolas"/>
-          <w:sz w:val="20"/>
+          <w:rFonts w:ascii="Courier New" w:hAnsi="Courier New"/>
+          <w:sz w:val="18"/>
         </w:rPr>
-        <w:t>logger.exception()</w:t>
-      </w:r>
-      <w:r>
-        <w:t xml:space="preserve"> — is still visible in code and in </w:t>
-      </w:r>
+        <w:t>curl -s https://api.thousandeyes.com/v7/agents \</w:t>
+        <w:br/>
+        <w:t xml:space="preserve">  -H "Authorization: Bearer ${TE_BEARER_TOKEN}" \</w:t>
+        <w:br/>
+        <w:t xml:space="preserve">  | python3 -c "</w:t>
+        <w:br/>
+        <w:t>import json, sys</w:t>
+        <w:br/>
+        <w:t>for a in json.load(sys.stdin)['agents']:</w:t>
+        <w:br/>
+        <w:t xml:space="preserve">    if 'your-name' in a['agentName']:</w:t>
+        <w:br/>
+        <w:t xml:space="preserve">        print(a['agentId'], a['agentName'], a['agentState'])</w:t>
+        <w:br/>
+        <w:t>"</w:t>
+      </w:r>
+    </w:p>
+    <w:p>
+      <w:r>
+        <w:br w:type="page"/>
+      </w:r>
+    </w:p>
+    <w:p>
+      <w:pPr>
+        <w:pStyle w:val="Heading1"/>
+      </w:pPr>
+      <w:r>
+        <w:t>Workshop Agenda — AI Agent Observability with ThousandEyes + Splunk</w:t>
+      </w:r>
+    </w:p>
+    <w:p>
+      <w:r>
+        <w:t>Format: Hands-on, self-guided. Each module = short concept intro + something you deploy/break/observe yourself.</w:t>
+      </w:r>
+    </w:p>
+    <w:p>
+      <w:r>
+        <w:t>Audience: SRE, platform engineering, AI/ML engineering teams operating (or planning to operate) multi-agent AI systems in production.</w:t>
+      </w:r>
+    </w:p>
+    <w:p>
+      <w:r>
+        <w:t>Total time: ~2h30m (can be split across two sessions, or trimmed — see "If you only have 90 minutes" below)</w:t>
+      </w:r>
+    </w:p>
+    <w:p>
+      <w:r>
+        <w:t>Every module below maps to a specific operational pain point. The point of the workshop isn't the tooling — it's proving, on your own keyboard, that you can answer "network or app?" in under two minutes, and that you have an audit trail when the answer matters.</w:t>
+      </w:r>
+    </w:p>
+    <w:p>
+      <w:pPr>
+        <w:pStyle w:val="Heading2"/>
+      </w:pPr>
+      <w:r>
+        <w:t>At a Glance</w:t>
+      </w:r>
+    </w:p>
+    <w:p>
+      <w:r>
+        <w:t>&gt; Note: log-trace correlation (structured logs auto-tagged with trace_id, full exception stack traces) is instrumented and visible in Module 2, but a standalone Splunk Platform log-search exercise isn't included in this run — the shared workshop environment doesn't include a Splunk Cloud instance for participants. See the note in Module 8.</w:t>
+      </w:r>
+    </w:p>
+    <w:p>
+      <w:pPr>
+        <w:pStyle w:val="Heading2"/>
+      </w:pPr>
+      <w:r>
+        <w:t>Module 0 — Welcome &amp; Objectives (5 min)</w:t>
+      </w:r>
+    </w:p>
+    <w:p>
+      <w:r>
+        <w:t>What we're solving: When your AI agent workflow fails in production, the single most expensive question is "is this a network failure or an application failure?" — because the answer determines which team gets paged, and getting it wrong costs hours.</w:t>
+      </w:r>
+    </w:p>
+    <w:p>
+      <w:r>
+        <w:t>What you'll leave with:</w:t>
+      </w:r>
+    </w:p>
+    <w:p>
+      <w:r>
+        <w:t>- A running 5-service AI multi-agent system, fully instrumented, on your own infrastructure</w:t>
+      </w:r>
+    </w:p>
+    <w:p>
+      <w:r>
+        <w:t>- Hands-on experience triaging 3 realistic failure modes using ThousandEyes + Splunk APM together</w:t>
+      </w:r>
+    </w:p>
+    <w:p>
+      <w:r>
+        <w:t>- A log-to-trace correlation pattern (visible in code in Module 2) you can lift directly into your own services</w:t>
+      </w:r>
+    </w:p>
+    <w:p>
+      <w:r>
+        <w:t>- A clear view of what it takes to stand this up in your own environment (not just watch someone else do it)</w:t>
+      </w:r>
+    </w:p>
+    <w:p>
+      <w:r>
+        <w:t>How to use this workshop: Each module is a markdown file with commands to run and things to look for. Run the commands yourself — don't just read them. If something doesn't match what's described, that's a great discussion point, not a failure.</w:t>
+      </w:r>
+    </w:p>
+    <w:p>
+      <w:pPr>
+        <w:pStyle w:val="Heading2"/>
+      </w:pPr>
+      <w:r>
+        <w:t>Module Sequence Rationale</w:t>
+      </w:r>
+    </w:p>
+    <w:p>
+      <w:r>
+        <w:t>The modules build in a deliberate order:</w:t>
+      </w:r>
+    </w:p>
+    <w:p>
+      <w:r>
+        <w:t>1. Setup → Instrumentation → TE config → Alerting (Modules 1–4) establishes the full observability pipeline before anything breaks — so when you see a scenario later, you already understand every signal you're looking at, not just following a script.</w:t>
+      </w:r>
+    </w:p>
+    <w:p>
+      <w:r>
+        <w:t>2. Three failure scenarios (Modules 5–7) go from simplest to most nuanced: total outage → partial degradation → the dangerous "everything looks healthy but isn't" case. This mirrors how failure complexity actually escalates in production.</w:t>
+      </w:r>
+    </w:p>
+    <w:p>
+      <w:r>
+        <w:t>3. Wrap-up (Module 8) is deliberately short and discussion-driven — the goal is to turn the hands-on experience into a decision about next steps, not another lecture.</w:t>
+      </w:r>
+    </w:p>
+    <w:p>
+      <w:pPr>
+        <w:pStyle w:val="Heading2"/>
+      </w:pPr>
+      <w:r>
+        <w:t>If You Only Have 90 Minutes</w:t>
+      </w:r>
+    </w:p>
+    <w:p>
+      <w:r>
+        <w:t>Run: Module 1 (setup, 20 min) → Module 7 (LLM failure scenario, 20 min — the highest-value scenario for AI-specific risk) → Module 8 (wrap-up, 10 min). Skip Modules 2–6 and read them afterward as reference.</w:t>
+      </w:r>
+    </w:p>
+    <w:p>
+      <w:pPr>
+        <w:pStyle w:val="Heading2"/>
+      </w:pPr>
+      <w:r>
+        <w:t>Prerequisites</w:t>
+      </w:r>
+    </w:p>
+    <w:p>
+      <w:r>
+        <w:t>- SSH access to your assigned EC2 instance (provided by workshop organizer)</w:t>
+      </w:r>
+    </w:p>
+    <w:p>
+      <w:r>
+        <w:t>- kubectl access to the k3d cluster on that instance</w:t>
+      </w:r>
+    </w:p>
+    <w:p>
+      <w:r>
+        <w:t>- A ThousandEyes account with an OAuth Bearer Token (Account Settings → User API Tokens)</w:t>
+      </w:r>
+    </w:p>
+    <w:p>
+      <w:r>
+        <w:t>- Splunk Observability Cloud access to view APM (credentials provided by workshop organizer)</w:t>
+      </w:r>
+    </w:p>
+    <w:p>
+      <w:r>
+        <w:t>See README.md for the full setup checklist before starting Module 1, and ROLES.md for who on your team should attend which modules.</w:t>
+      </w:r>
+    </w:p>
+    <w:p>
+      <w:r>
+        <w:br w:type="page"/>
+      </w:r>
+    </w:p>
+    <w:p>
+      <w:pPr>
+        <w:pStyle w:val="Heading1"/>
+      </w:pPr>
+      <w:r>
+        <w:t>Who Should Attend Which Modules</w:t>
+      </w:r>
+    </w:p>
+    <w:p>
+      <w:r>
+        <w:t>Use this to decide who from your organization needs to be in the room, and where they can tune in/out if the full session doesn't fit their calendar.</w:t>
+      </w:r>
+    </w:p>
+    <w:p>
+      <w:pPr>
+        <w:pStyle w:val="Heading2"/>
+      </w:pPr>
+      <w:r>
+        <w:t>Role → Module Matrix</w:t>
+      </w:r>
+    </w:p>
+    <w:p>
+      <w:pPr>
+        <w:pStyle w:val="Heading2"/>
+      </w:pPr>
+      <w:r>
+        <w:t>Suggested Attendance Patterns</w:t>
+      </w:r>
+    </w:p>
+    <w:p>
+      <w:r>
+        <w:t>Option A — Everyone together (recommended for a first session): Run Modules 0–4 as a full group so everyone shares the same baseline understanding of the system and pipeline, then let Network/NetOps, AI/ML Engineering, and SRE self-select into the scenarios most relevant to them for Modules 5–7, and regroup for Module 8.</w:t>
+      </w:r>
+    </w:p>
+    <w:p>
+      <w:r>
+        <w:t>Option B — Role-based breakout after Module 1: If calendars are tight, only require Module 1 (setup) for everyone, then route people by role using the matrix above, and regroup for Module 8's wrap-up so next steps are decided as a group, not in silos.</w:t>
+      </w:r>
+    </w:p>
+    <w:p>
+      <w:r>
+        <w:t>Option C — Leadership-only abbreviated path: For an executive sponsor who won't run hands-on labs themselves, Modules 0 (Agenda) → 7 (LLM failure — highest business impact) → 8 (Wrap-Up) gives the business case in under 40 minutes without requiring them to touch a terminal.</w:t>
+      </w:r>
+    </w:p>
+    <w:p>
+      <w:pPr>
+        <w:pStyle w:val="Heading2"/>
+      </w:pPr>
+      <w:r>
+        <w:t>A note for the workshop sponsor</w:t>
+      </w:r>
+    </w:p>
+    <w:p>
+      <w:r>
+        <w:t>The one constant across every role: make sure whoever owns the Splunk Platform (Splunk Cloud) admin relationship in your organization is looped in before scaling this beyond the workshop. Log Observer Connect and full log-search RCA (mentioned in Module 8) require that access, and it's the one piece this workshop's shared environment can't demonstrate end-to-end.</w:t>
+      </w:r>
+    </w:p>
+    <w:p>
+      <w:r>
+        <w:br w:type="page"/>
+      </w:r>
+    </w:p>
+    <w:p>
+      <w:pPr>
+        <w:pStyle w:val="Heading1"/>
+      </w:pPr>
+      <w:r>
+        <w:t>Module 1: Environment &amp; Architecture (20 min)</w:t>
+      </w:r>
+    </w:p>
+    <w:p>
+      <w:pPr>
+        <w:pStyle w:val="Heading2"/>
+      </w:pPr>
+      <w:r>
+        <w:t>Why this matters</w:t>
+      </w:r>
+    </w:p>
+    <w:p>
+      <w:r>
+        <w:t>Before you can trust what an observability stack tells you during an incident, you need to know what it actually touches. This module deploys the full pipeline and walks the architecture — so every later module is inspecting a system you understand, not a black box.</w:t>
+      </w:r>
+    </w:p>
+    <w:p>
+      <w:r>
+        <w:t>Value to keep in mind: notice as you deploy that there's no secondary agent, no separate data pipeline to maintain — one OTel Collector handles traces, metrics, and logs for every service.</w:t>
+      </w:r>
+    </w:p>
+    <w:p>
+      <w:pPr>
+        <w:pStyle w:val="Heading2"/>
+      </w:pPr>
+      <w:r>
+        <w:t>Step 1: Set your identity</w:t>
+      </w:r>
+    </w:p>
+    <w:p>
+      <w:r>
+        <w:t>Pick something unique to you so your resources don't collide with other participants on the same shared ThousandEyes/Splunk accounts.</w:t>
+      </w:r>
+    </w:p>
+    <w:p>
+      <w:pPr/>
       <w:r>
         <w:rPr>
-          <w:rFonts w:ascii="Consolas" w:hAnsi="Consolas"/>
-          <w:sz w:val="20"/>
-        </w:rPr>
-        <w:t>kubectl logs</w:t>
-      </w:r>
-      <w:r>
-        <w:t xml:space="preserve"> output during Module 2 and every failure scenario. Log Observer Connect (the APM → Logs "Related Content" button) also requires Splunk Platform admin access and is out of scope for the same reason. See the note in </w:t>
-      </w:r>
-      <w:r>
-        <w:rPr>
-          <w:i/>
-        </w:rPr>
-        <w:t>`08-wrap-up.md` (./08-wrap-up.md)</w:t>
-      </w:r>
-      <w:r>
-        <w:t>.</w:t>
-      </w:r>
-    </w:p>
-    <w:p>
-      <w:r>
-        <w:br w:type="page"/>
-      </w:r>
-    </w:p>
-    <w:p>
-      <w:pPr>
-        <w:pStyle w:val="Heading1"/>
-      </w:pPr>
-      <w:r>
-        <w:t>Workshop Agenda — AI Agent Observability with ThousandEyes + Splunk</w:t>
-      </w:r>
-    </w:p>
-    <w:p>
-      <w:r>
-        <w:rPr>
-          <w:b/>
-        </w:rPr>
-        <w:t>Format:</w:t>
-      </w:r>
-      <w:r>
-        <w:t xml:space="preserve"> Hands-on, self-guided. Each module = short concept intro + something you deploy/break/observe yourself.</w:t>
-      </w:r>
-    </w:p>
-    <w:p>
-      <w:r>
-        <w:rPr>
-          <w:b/>
-        </w:rPr>
-        <w:t>Audience:</w:t>
-      </w:r>
-      <w:r>
-        <w:t xml:space="preserve"> SRE, platform engineering, AI/ML engineering teams operating (or planning to operate) multi-agent AI systems in production.</w:t>
-      </w:r>
-    </w:p>
-    <w:p>
-      <w:r>
-        <w:rPr>
-          <w:b/>
-        </w:rPr>
-        <w:t>Total time:</w:t>
-      </w:r>
-      <w:r>
-        <w:t xml:space="preserve"> ~2h30m (can be split across two sessions, or trimmed — see "If you only have 90 minutes" below)</w:t>
-      </w:r>
-    </w:p>
-    <w:p>
-      <w:r>
-        <w:t>Every module below maps to a specific operational pain point. The point of the workshop isn't the tooling — it's proving, on your own keyboard, that you can answer "network or app?" in under two minutes, and that you have an audit trail when the answer matters.</w:t>
-      </w:r>
-    </w:p>
-    <w:p>
-      <w:pPr>
-        <w:pStyle w:val="Heading2"/>
-      </w:pPr>
-      <w:r>
-        <w:t>At a Glance</w:t>
-      </w:r>
-    </w:p>
-    <w:tbl>
-      <w:tblPr>
-        <w:tblStyle w:val="LightGrid-Accent1"/>
-        <w:tblW w:type="auto" w:w="0"/>
-        <w:tblLook w:firstColumn="1" w:firstRow="1" w:lastColumn="0" w:lastRow="0" w:noHBand="0" w:noVBand="1" w:val="04A0"/>
-      </w:tblPr>
-      <w:tblGrid>
-        <w:gridCol w:w="1728"/>
-        <w:gridCol w:w="1728"/>
-        <w:gridCol w:w="1728"/>
-        <w:gridCol w:w="1728"/>
-        <w:gridCol w:w="1728"/>
-      </w:tblGrid>
-      <w:tr>
-        <w:tc>
-          <w:tcPr>
-            <w:tcW w:type="dxa" w:w="1728"/>
-          </w:tcPr>
-          <w:p>
-            <w:r>
-              <w:rPr>
-                <w:b/>
-              </w:rPr>
-            </w:r>
-            <w:r>
-              <w:rPr>
-                <w:b/>
-              </w:rPr>
-              <w:t>#</w:t>
-            </w:r>
-          </w:p>
-        </w:tc>
-        <w:tc>
-          <w:tcPr>
-            <w:tcW w:type="dxa" w:w="1728"/>
-          </w:tcPr>
-          <w:p>
-            <w:r>
-              <w:rPr>
-                <w:b/>
-              </w:rPr>
-            </w:r>
-            <w:r>
-              <w:rPr>
-                <w:b/>
-              </w:rPr>
-              <w:t>Module</w:t>
-            </w:r>
-          </w:p>
-        </w:tc>
-        <w:tc>
-          <w:tcPr>
-            <w:tcW w:type="dxa" w:w="1728"/>
-          </w:tcPr>
-          <w:p>
-            <w:r>
-              <w:rPr>
-                <w:b/>
-              </w:rPr>
-            </w:r>
-            <w:r>
-              <w:rPr>
-                <w:b/>
-              </w:rPr>
-              <w:t>Time</w:t>
-            </w:r>
-          </w:p>
-        </w:tc>
-        <w:tc>
-          <w:tcPr>
-            <w:tcW w:type="dxa" w:w="1728"/>
-          </w:tcPr>
-          <w:p>
-            <w:r>
-              <w:rPr>
-                <w:b/>
-              </w:rPr>
-            </w:r>
-            <w:r>
-              <w:rPr>
-                <w:b/>
-              </w:rPr>
-              <w:t>Topic</w:t>
-            </w:r>
-          </w:p>
-        </w:tc>
-        <w:tc>
-          <w:tcPr>
-            <w:tcW w:type="dxa" w:w="1728"/>
-          </w:tcPr>
-          <w:p>
-            <w:r>
-              <w:rPr>
-                <w:b/>
-              </w:rPr>
-            </w:r>
-            <w:r>
-              <w:rPr>
-                <w:b/>
-              </w:rPr>
-              <w:t>Value Shown</w:t>
-            </w:r>
-          </w:p>
-        </w:tc>
-      </w:tr>
-      <w:tr>
-        <w:tc>
-          <w:tcPr>
-            <w:tcW w:type="dxa" w:w="1728"/>
-          </w:tcPr>
-          <w:p>
-            <w:r/>
-            <w:r>
-              <w:t>0</w:t>
-            </w:r>
-          </w:p>
-        </w:tc>
-        <w:tc>
-          <w:tcPr>
-            <w:tcW w:type="dxa" w:w="1728"/>
-          </w:tcPr>
-          <w:p>
-            <w:r/>
-            <w:r>
-              <w:rPr>
-                <w:i/>
-              </w:rPr>
-              <w:t>Welcome &amp; Objectives (#module-0--welcome--objectives-5-min)</w:t>
-            </w:r>
-          </w:p>
-        </w:tc>
-        <w:tc>
-          <w:tcPr>
-            <w:tcW w:type="dxa" w:w="1728"/>
-          </w:tcPr>
-          <w:p>
-            <w:r/>
-            <w:r>
-              <w:t>5 min</w:t>
-            </w:r>
-          </w:p>
-        </w:tc>
-        <w:tc>
-          <w:tcPr>
-            <w:tcW w:type="dxa" w:w="1728"/>
-          </w:tcPr>
-          <w:p>
-            <w:r/>
-            <w:r>
-              <w:t>Why this workshop, what you'll leave with</w:t>
-            </w:r>
-          </w:p>
-        </w:tc>
-        <w:tc>
-          <w:tcPr>
-            <w:tcW w:type="dxa" w:w="1728"/>
-          </w:tcPr>
-          <w:p>
-            <w:r/>
-            <w:r>
-              <w:t>Sets expectations</w:t>
-            </w:r>
-          </w:p>
-        </w:tc>
-      </w:tr>
-      <w:tr>
-        <w:tc>
-          <w:tcPr>
-            <w:tcW w:type="dxa" w:w="1728"/>
-          </w:tcPr>
-          <w:p>
-            <w:r/>
-            <w:r>
-              <w:t>1</w:t>
-            </w:r>
-          </w:p>
-        </w:tc>
-        <w:tc>
-          <w:tcPr>
-            <w:tcW w:type="dxa" w:w="1728"/>
-          </w:tcPr>
-          <w:p>
-            <w:r/>
-            <w:r>
-              <w:rPr>
-                <w:i/>
-              </w:rPr>
-              <w:t>Environment &amp; Architecture (./01-environment-setup.md)</w:t>
-            </w:r>
-          </w:p>
-        </w:tc>
-        <w:tc>
-          <w:tcPr>
-            <w:tcW w:type="dxa" w:w="1728"/>
-          </w:tcPr>
-          <w:p>
-            <w:r/>
-            <w:r>
-              <w:t>20 min</w:t>
-            </w:r>
-          </w:p>
-        </w:tc>
-        <w:tc>
-          <w:tcPr>
-            <w:tcW w:type="dxa" w:w="1728"/>
-          </w:tcPr>
-          <w:p>
-            <w:r/>
-            <w:r>
-              <w:t>Deploy the stack, understand the moving parts</w:t>
-            </w:r>
-          </w:p>
-        </w:tc>
-        <w:tc>
-          <w:tcPr>
-            <w:tcW w:type="dxa" w:w="1728"/>
-          </w:tcPr>
-          <w:p>
-            <w:r/>
-            <w:r>
-              <w:t>Deployment footprint — no secondary agent, one collector</w:t>
-            </w:r>
-          </w:p>
-        </w:tc>
-      </w:tr>
-      <w:tr>
-        <w:tc>
-          <w:tcPr>
-            <w:tcW w:type="dxa" w:w="1728"/>
-          </w:tcPr>
-          <w:p>
-            <w:r/>
-            <w:r>
-              <w:t>2</w:t>
-            </w:r>
-          </w:p>
-        </w:tc>
-        <w:tc>
-          <w:tcPr>
-            <w:tcW w:type="dxa" w:w="1728"/>
-          </w:tcPr>
-          <w:p>
-            <w:r/>
-            <w:r>
-              <w:rPr>
-                <w:i/>
-              </w:rPr>
-              <w:t>OTel Instrumentation Deep-Dive (./02-instrumentation-deep-dive.md)</w:t>
-            </w:r>
-          </w:p>
-        </w:tc>
-        <w:tc>
-          <w:tcPr>
-            <w:tcW w:type="dxa" w:w="1728"/>
-          </w:tcPr>
-          <w:p>
-            <w:r/>
-            <w:r>
-              <w:t>30 min</w:t>
-            </w:r>
-          </w:p>
-        </w:tc>
-        <w:tc>
-          <w:tcPr>
-            <w:tcW w:type="dxa" w:w="1728"/>
-          </w:tcPr>
-          <w:p>
-            <w:r/>
-            <w:r>
-              <w:t>How traces, spans, and logs get generated in code</w:t>
-            </w:r>
-          </w:p>
-        </w:tc>
-        <w:tc>
-          <w:tcPr>
-            <w:tcW w:type="dxa" w:w="1728"/>
-          </w:tcPr>
-          <w:p>
-            <w:r/>
-            <w:r>
-              <w:t>Nothing is a black box — you own the instrumentation</w:t>
-            </w:r>
-          </w:p>
-        </w:tc>
-      </w:tr>
-      <w:tr>
-        <w:tc>
-          <w:tcPr>
-            <w:tcW w:type="dxa" w:w="1728"/>
-          </w:tcPr>
-          <w:p>
-            <w:r/>
-            <w:r>
-              <w:t>3</w:t>
-            </w:r>
-          </w:p>
-        </w:tc>
-        <w:tc>
-          <w:tcPr>
-            <w:tcW w:type="dxa" w:w="1728"/>
-          </w:tcPr>
-          <w:p>
-            <w:r/>
-            <w:r>
-              <w:rPr>
-                <w:i/>
-              </w:rPr>
-              <w:t>ThousandEyes Configuration (./03-thousandeyes-configuration.md)</w:t>
-            </w:r>
-          </w:p>
-        </w:tc>
-        <w:tc>
-          <w:tcPr>
-            <w:tcW w:type="dxa" w:w="1728"/>
-          </w:tcPr>
-          <w:p>
-            <w:r/>
-            <w:r>
-              <w:t>20 min</w:t>
-            </w:r>
-          </w:p>
-        </w:tc>
-        <w:tc>
-          <w:tcPr>
-            <w:tcW w:type="dxa" w:w="1728"/>
-          </w:tcPr>
-          <w:p>
-            <w:r/>
-            <w:r>
-              <w:t>Deploy TE agent, create in-cluster synthetic tests</w:t>
-            </w:r>
-          </w:p>
-        </w:tc>
-        <w:tc>
-          <w:tcPr>
-            <w:tcW w:type="dxa" w:w="1728"/>
-          </w:tcPr>
-          <w:p>
-            <w:r/>
-            <w:r>
-              <w:t>Shadow network issues — visibility app monitoring alone can't give you</w:t>
-            </w:r>
-          </w:p>
-        </w:tc>
-      </w:tr>
-      <w:tr>
-        <w:tc>
-          <w:tcPr>
-            <w:tcW w:type="dxa" w:w="1728"/>
-          </w:tcPr>
-          <w:p>
-            <w:r/>
-            <w:r>
-              <w:t>4</w:t>
-            </w:r>
-          </w:p>
-        </w:tc>
-        <w:tc>
-          <w:tcPr>
-            <w:tcW w:type="dxa" w:w="1728"/>
-          </w:tcPr>
-          <w:p>
-            <w:r/>
-            <w:r>
-              <w:rPr>
-                <w:i/>
-              </w:rPr>
-              <w:t>Splunk Detectors &amp; Alerting (./04-splunk-detectors-and-alerts.md)</w:t>
-            </w:r>
-          </w:p>
-        </w:tc>
-        <w:tc>
-          <w:tcPr>
-            <w:tcW w:type="dxa" w:w="1728"/>
-          </w:tcPr>
-          <w:p>
-            <w:r/>
-            <w:r>
-              <w:t>15 min</w:t>
-            </w:r>
-          </w:p>
-        </w:tc>
-        <w:tc>
-          <w:tcPr>
-            <w:tcW w:type="dxa" w:w="1728"/>
-          </w:tcPr>
-          <w:p>
-            <w:r/>
-            <w:r>
-              <w:t>Build proactive alerts with embedded triage links</w:t>
-            </w:r>
-          </w:p>
-        </w:tc>
-        <w:tc>
-          <w:tcPr>
-            <w:tcW w:type="dxa" w:w="1728"/>
-          </w:tcPr>
-          <w:p>
-            <w:r/>
-            <w:r>
-              <w:t>SLA pressure — catch it before the client does</w:t>
-            </w:r>
-          </w:p>
-        </w:tc>
-      </w:tr>
-      <w:tr>
-        <w:tc>
-          <w:tcPr>
-            <w:tcW w:type="dxa" w:w="1728"/>
-          </w:tcPr>
-          <w:p>
-            <w:r/>
-            <w:r>
-              <w:t>5</w:t>
-            </w:r>
-          </w:p>
-        </w:tc>
-        <w:tc>
-          <w:tcPr>
-            <w:tcW w:type="dxa" w:w="1728"/>
-          </w:tcPr>
-          <w:p>
-            <w:r/>
-            <w:r>
-              <w:rPr>
-                <w:i/>
-              </w:rPr>
-              <w:t>Scenario 1: Entry Point Down (./05-scenario-entry-point-down.md)</w:t>
-            </w:r>
-          </w:p>
-        </w:tc>
-        <w:tc>
-          <w:tcPr>
-            <w:tcW w:type="dxa" w:w="1728"/>
-          </w:tcPr>
-          <w:p>
-            <w:r/>
-            <w:r>
-              <w:t>15 min</w:t>
-            </w:r>
-          </w:p>
-        </w:tc>
-        <w:tc>
-          <w:tcPr>
-            <w:tcW w:type="dxa" w:w="1728"/>
-          </w:tcPr>
-          <w:p>
-            <w:r/>
-            <w:r>
-              <w:t>Break the orchestrator, triage with TE + APM</w:t>
-            </w:r>
-          </w:p>
-        </w:tc>
-        <w:tc>
-          <w:tcPr>
-            <w:tcW w:type="dxa" w:w="1728"/>
-          </w:tcPr>
-          <w:p>
-            <w:r/>
-            <w:r>
-              <w:t>MTTR — who do you call first?</w:t>
-            </w:r>
-          </w:p>
-        </w:tc>
-      </w:tr>
-      <w:tr>
-        <w:tc>
-          <w:tcPr>
-            <w:tcW w:type="dxa" w:w="1728"/>
-          </w:tcPr>
-          <w:p>
-            <w:r/>
-            <w:r>
-              <w:t>6</w:t>
-            </w:r>
-          </w:p>
-        </w:tc>
-        <w:tc>
-          <w:tcPr>
-            <w:tcW w:type="dxa" w:w="1728"/>
-          </w:tcPr>
-          <w:p>
-            <w:r/>
-            <w:r>
-              <w:rPr>
-                <w:i/>
-              </w:rPr>
-              <w:t>Scenario 2: Agent Path Broken (./06-scenario-agent-path-broken.md)</w:t>
-            </w:r>
-          </w:p>
-        </w:tc>
-        <w:tc>
-          <w:tcPr>
-            <w:tcW w:type="dxa" w:w="1728"/>
-          </w:tcPr>
-          <w:p>
-            <w:r/>
-            <w:r>
-              <w:t>15 min</w:t>
-            </w:r>
-          </w:p>
-        </w:tc>
-        <w:tc>
-          <w:tcPr>
-            <w:tcW w:type="dxa" w:w="1728"/>
-          </w:tcPr>
-          <w:p>
-            <w:r/>
-            <w:r>
-              <w:t>Break one specialist agent, isolate the failure</w:t>
-            </w:r>
-          </w:p>
-        </w:tc>
-        <w:tc>
-          <w:tcPr>
-            <w:tcW w:type="dxa" w:w="1728"/>
-          </w:tcPr>
-          <w:p>
-            <w:r/>
-            <w:r>
-              <w:t>Partial degradation is the hardest to catch — TE isolates it in one test</w:t>
-            </w:r>
-          </w:p>
-        </w:tc>
-      </w:tr>
-      <w:tr>
-        <w:tc>
-          <w:tcPr>
-            <w:tcW w:type="dxa" w:w="1728"/>
-          </w:tcPr>
-          <w:p>
-            <w:r/>
-            <w:r>
-              <w:t>7</w:t>
-            </w:r>
-          </w:p>
-        </w:tc>
-        <w:tc>
-          <w:tcPr>
-            <w:tcW w:type="dxa" w:w="1728"/>
-          </w:tcPr>
-          <w:p>
-            <w:r/>
-            <w:r>
-              <w:rPr>
-                <w:i/>
-              </w:rPr>
-              <w:t>Scenario 3: LLM Auth Failure (./07-scenario-llm-failure.md)</w:t>
-            </w:r>
-          </w:p>
-        </w:tc>
-        <w:tc>
-          <w:tcPr>
-            <w:tcW w:type="dxa" w:w="1728"/>
-          </w:tcPr>
-          <w:p>
-            <w:r/>
-            <w:r>
-              <w:t>20 min</w:t>
-            </w:r>
-          </w:p>
-        </w:tc>
-        <w:tc>
-          <w:tcPr>
-            <w:tcW w:type="dxa" w:w="1728"/>
-          </w:tcPr>
-          <w:p>
-            <w:r/>
-            <w:r>
-              <w:t>Break the LLM call, prove it's not the network</w:t>
-            </w:r>
-          </w:p>
-        </w:tc>
-        <w:tc>
-          <w:tcPr>
-            <w:tcW w:type="dxa" w:w="1728"/>
-          </w:tcPr>
-          <w:p>
-            <w:r/>
-            <w:r>
-              <w:t>LLM dependency risk — the #1 most expensive triage question in AI ops</w:t>
-            </w:r>
-          </w:p>
-        </w:tc>
-      </w:tr>
-      <w:tr>
-        <w:tc>
-          <w:tcPr>
-            <w:tcW w:type="dxa" w:w="1728"/>
-          </w:tcPr>
-          <w:p>
-            <w:r/>
-            <w:r>
-              <w:t>8</w:t>
-            </w:r>
-          </w:p>
-        </w:tc>
-        <w:tc>
-          <w:tcPr>
-            <w:tcW w:type="dxa" w:w="1728"/>
-          </w:tcPr>
-          <w:p>
-            <w:r/>
-            <w:r>
-              <w:rPr>
-                <w:i/>
-              </w:rPr>
-              <w:t>Wrap-Up &amp; Next Steps (./08-wrap-up.md)</w:t>
-            </w:r>
-          </w:p>
-        </w:tc>
-        <w:tc>
-          <w:tcPr>
-            <w:tcW w:type="dxa" w:w="1728"/>
-          </w:tcPr>
-          <w:p>
-            <w:r/>
-            <w:r>
-              <w:t>10 min</w:t>
-            </w:r>
-          </w:p>
-        </w:tc>
-        <w:tc>
-          <w:tcPr>
-            <w:tcW w:type="dxa" w:w="1728"/>
-          </w:tcPr>
-          <w:p>
-            <w:r/>
-            <w:r>
-              <w:t>Teardown, discussion, POC scoping</w:t>
-            </w:r>
-          </w:p>
-        </w:tc>
-        <w:tc>
-          <w:tcPr>
-            <w:tcW w:type="dxa" w:w="1728"/>
-          </w:tcPr>
-          <w:p>
-            <w:r/>
-            <w:r>
-              <w:t>Turn today into a business case</w:t>
-            </w:r>
-          </w:p>
-        </w:tc>
-      </w:tr>
-    </w:tbl>
-    <w:p/>
-    <w:p>
-      <w:pPr>
-        <w:ind w:left="432"/>
-      </w:pPr>
-      <w:r>
-        <w:rPr>
-          <w:b/>
-          <w:i/>
-        </w:rPr>
-        <w:t>Note:</w:t>
-      </w:r>
-      <w:r>
-        <w:rPr>
-          <w:i/>
-        </w:rPr>
-        <w:t xml:space="preserve"> log-trace correlation (structured logs auto-tagged with </w:t>
-      </w:r>
-      <w:r>
-        <w:rPr>
-          <w:rFonts w:ascii="Consolas" w:hAnsi="Consolas"/>
-          <w:i/>
-          <w:sz w:val="20"/>
-        </w:rPr>
-        <w:t>trace_id</w:t>
-      </w:r>
-      <w:r>
-        <w:rPr>
-          <w:i/>
-        </w:rPr>
-        <w:t>, full exception stack traces) is instrumented and visible in Module 2, but a standalone Splunk Platform log-search exercise isn't included in this run — the shared workshop environment doesn't include a Splunk Cloud instance for participants. See the note in Module 8.</w:t>
-      </w:r>
-    </w:p>
-    <w:p>
-      <w:pPr>
-        <w:pStyle w:val="Heading2"/>
-      </w:pPr>
-      <w:r>
-        <w:t>Module 0 — Welcome &amp; Objectives (5 min)</w:t>
-      </w:r>
-    </w:p>
-    <w:p>
-      <w:r>
-        <w:rPr>
-          <w:b/>
-        </w:rPr>
-        <w:t>What we're solving:</w:t>
-      </w:r>
-      <w:r>
-        <w:t xml:space="preserve"> When your AI agent workflow fails in production, the single most expensive question is *"is this a network failure or an application failure?"* — because the answer determines which team gets paged, and getting it wrong costs hours.</w:t>
-      </w:r>
-    </w:p>
-    <w:p>
-      <w:r>
-        <w:rPr>
-          <w:b/>
-        </w:rPr>
-        <w:t>What you'll leave with:</w:t>
-      </w:r>
-    </w:p>
-    <w:p>
-      <w:pPr>
-        <w:pStyle w:val="ListBullet"/>
-      </w:pPr>
-      <w:r>
-        <w:t>A running 5-service AI multi-agent system, fully instrumented, on your own infrastructure</w:t>
-      </w:r>
-    </w:p>
-    <w:p>
-      <w:pPr>
-        <w:pStyle w:val="ListBullet"/>
-      </w:pPr>
-      <w:r>
-        <w:t>Hands-on experience triaging 3 realistic failure modes using ThousandEyes + Splunk APM together</w:t>
-      </w:r>
-    </w:p>
-    <w:p>
-      <w:pPr>
-        <w:pStyle w:val="ListBullet"/>
-      </w:pPr>
-      <w:r>
-        <w:t>A log-to-trace correlation pattern (visible in code in Module 2) you can lift directly into your own services</w:t>
-      </w:r>
-    </w:p>
-    <w:p>
-      <w:pPr>
-        <w:pStyle w:val="ListBullet"/>
-      </w:pPr>
-      <w:r>
-        <w:t>A clear view of what it takes to stand this up in your own environment (not just watch someone else do it)</w:t>
-      </w:r>
-    </w:p>
-    <w:p>
-      <w:r>
-        <w:rPr>
-          <w:b/>
-        </w:rPr>
-        <w:t>How to use this workshop:</w:t>
-      </w:r>
-      <w:r>
-        <w:t xml:space="preserve"> Each module is a markdown file with commands to run and things to look for. Run the commands yourself — don't just read them. If something doesn't match what's described, that's a great discussion point, not a failure.</w:t>
-      </w:r>
-    </w:p>
-    <w:p>
-      <w:pPr>
-        <w:pStyle w:val="Heading2"/>
-      </w:pPr>
-      <w:r>
-        <w:t>Module Sequence Rationale</w:t>
-      </w:r>
-    </w:p>
-    <w:p>
-      <w:r>
-        <w:t>The modules build in a deliberate order:</w:t>
-      </w:r>
-    </w:p>
-    <w:p>
-      <w:pPr>
-        <w:pStyle w:val="ListNumber"/>
-      </w:pPr>
-      <w:r>
-        <w:rPr>
-          <w:b/>
-        </w:rPr>
-        <w:t>Setup → Instrumentation → TE config → Alerting</w:t>
-      </w:r>
-      <w:r>
-        <w:t xml:space="preserve"> (Modules 1–4) establishes the full observability pipeline *before* anything breaks — so when you see a scenario later, you already understand every signal you're looking at, not just following a script.</w:t>
-      </w:r>
-    </w:p>
-    <w:p>
-      <w:pPr>
-        <w:pStyle w:val="ListNumber"/>
-      </w:pPr>
-      <w:r>
-        <w:rPr>
-          <w:b/>
-        </w:rPr>
-        <w:t>Three failure scenarios</w:t>
-      </w:r>
-      <w:r>
-        <w:t xml:space="preserve"> (Modules 5–7) go from simplest to most nuanced: total outage → partial degradation → the dangerous "everything looks healthy but isn't" case. This mirrors how failure complexity actually escalates in production.</w:t>
-      </w:r>
-    </w:p>
-    <w:p>
-      <w:pPr>
-        <w:pStyle w:val="ListNumber"/>
-      </w:pPr>
-      <w:r>
-        <w:rPr>
-          <w:b/>
-        </w:rPr>
-        <w:t>Wrap-up</w:t>
-      </w:r>
-      <w:r>
-        <w:t xml:space="preserve"> (Module 8) is deliberately short and discussion-driven — the goal is to turn the hands-on experience into a decision about next steps, not another lecture.</w:t>
-      </w:r>
-    </w:p>
-    <w:p>
-      <w:pPr>
-        <w:pStyle w:val="Heading2"/>
-      </w:pPr>
-      <w:r>
-        <w:t>If You Only Have 90 Minutes</w:t>
-      </w:r>
-    </w:p>
-    <w:p>
-      <w:r>
-        <w:t xml:space="preserve">Run: </w:t>
-      </w:r>
-      <w:r>
-        <w:rPr>
-          <w:b/>
-        </w:rPr>
-        <w:t>Module 1</w:t>
-      </w:r>
-      <w:r>
-        <w:t xml:space="preserve"> (setup, 20 min) → </w:t>
-      </w:r>
-      <w:r>
-        <w:rPr>
-          <w:b/>
-        </w:rPr>
-        <w:t>Module 7</w:t>
-      </w:r>
-      <w:r>
-        <w:t xml:space="preserve"> (LLM failure scenario, 20 min — the highest-value scenario for AI-specific risk) → </w:t>
-      </w:r>
-      <w:r>
-        <w:rPr>
-          <w:b/>
-        </w:rPr>
-        <w:t>Module 8</w:t>
-      </w:r>
-      <w:r>
-        <w:t xml:space="preserve"> (wrap-up, 10 min). Skip Modules 2–6 and read them afterward as reference.</w:t>
-      </w:r>
-    </w:p>
-    <w:p>
-      <w:pPr>
-        <w:pStyle w:val="Heading2"/>
-      </w:pPr>
-      <w:r>
-        <w:t>Prerequisites</w:t>
-      </w:r>
-    </w:p>
-    <w:p>
-      <w:pPr>
-        <w:pStyle w:val="ListBullet"/>
-      </w:pPr>
-      <w:r>
-        <w:t>SSH access to your assigned EC2 instance (provided by workshop organizer)</w:t>
-      </w:r>
-    </w:p>
-    <w:p>
-      <w:pPr>
-        <w:pStyle w:val="ListBullet"/>
-      </w:pPr>
-      <w:r>
-        <w:rPr>
-          <w:rFonts w:ascii="Consolas" w:hAnsi="Consolas"/>
-          <w:sz w:val="20"/>
-        </w:rPr>
-        <w:t>kubectl</w:t>
-      </w:r>
-      <w:r>
-        <w:t xml:space="preserve"> access to the k3d cluster on that instance</w:t>
-      </w:r>
-    </w:p>
-    <w:p>
-      <w:pPr>
-        <w:pStyle w:val="ListBullet"/>
-      </w:pPr>
-      <w:r>
-        <w:t>A ThousandEyes account with an OAuth Bearer Token (Account Settings → User API Tokens)</w:t>
-      </w:r>
-    </w:p>
-    <w:p>
-      <w:pPr>
-        <w:pStyle w:val="ListBullet"/>
-      </w:pPr>
-      <w:r>
-        <w:t>Splunk Observability Cloud access to view APM (credentials provided by workshop organizer)</w:t>
-      </w:r>
-    </w:p>
-    <w:p>
-      <w:r>
-        <w:t xml:space="preserve">See </w:t>
-      </w:r>
-      <w:r>
-        <w:rPr>
-          <w:i/>
-        </w:rPr>
-        <w:t>`README.md` (./README.md)</w:t>
-      </w:r>
-      <w:r>
-        <w:t xml:space="preserve"> for the full setup checklist before starting Module 1, and </w:t>
-      </w:r>
-      <w:r>
-        <w:rPr>
-          <w:i/>
-        </w:rPr>
-        <w:t>`ROLES.md` (./ROLES.md)</w:t>
-      </w:r>
-      <w:r>
-        <w:t xml:space="preserve"> for who on your team should attend which modules.</w:t>
-      </w:r>
-    </w:p>
-    <w:p>
-      <w:r>
-        <w:br w:type="page"/>
-      </w:r>
-    </w:p>
-    <w:p>
-      <w:pPr>
-        <w:pStyle w:val="Heading1"/>
-      </w:pPr>
-      <w:r>
-        <w:t>Who Should Attend Which Modules</w:t>
-      </w:r>
-    </w:p>
-    <w:p>
-      <w:r>
-        <w:t>Use this to decide who from your organization needs to be in the room, and where they can tune in/out if the full session doesn't fit their calendar.</w:t>
-      </w:r>
-    </w:p>
-    <w:p>
-      <w:pPr>
-        <w:pStyle w:val="Heading2"/>
-      </w:pPr>
-      <w:r>
-        <w:t>Role → Module Matrix</w:t>
-      </w:r>
-    </w:p>
-    <w:tbl>
-      <w:tblPr>
-        <w:tblStyle w:val="LightGrid-Accent1"/>
-        <w:tblW w:type="auto" w:w="0"/>
-        <w:tblLook w:firstColumn="1" w:firstRow="1" w:lastColumn="0" w:lastRow="0" w:noHBand="0" w:noVBand="1" w:val="04A0"/>
-      </w:tblPr>
-      <w:tblGrid>
-        <w:gridCol w:w="2160"/>
-        <w:gridCol w:w="2160"/>
-        <w:gridCol w:w="2160"/>
-        <w:gridCol w:w="2160"/>
-      </w:tblGrid>
-      <w:tr>
-        <w:tc>
-          <w:tcPr>
-            <w:tcW w:type="dxa" w:w="2160"/>
-          </w:tcPr>
-          <w:p>
-            <w:r>
-              <w:rPr>
-                <w:b/>
-              </w:rPr>
-            </w:r>
-            <w:r>
-              <w:rPr>
-                <w:b/>
-              </w:rPr>
-              <w:t>Role</w:t>
-            </w:r>
-          </w:p>
-        </w:tc>
-        <w:tc>
-          <w:tcPr>
-            <w:tcW w:type="dxa" w:w="2160"/>
-          </w:tcPr>
-          <w:p>
-            <w:r>
-              <w:rPr>
-                <w:b/>
-              </w:rPr>
-            </w:r>
-            <w:r>
-              <w:rPr>
-                <w:b/>
-              </w:rPr>
-              <w:t>Must attend</w:t>
-            </w:r>
-          </w:p>
-        </w:tc>
-        <w:tc>
-          <w:tcPr>
-            <w:tcW w:type="dxa" w:w="2160"/>
-          </w:tcPr>
-          <w:p>
-            <w:r>
-              <w:rPr>
-                <w:b/>
-              </w:rPr>
-            </w:r>
-            <w:r>
-              <w:rPr>
-                <w:b/>
-              </w:rPr>
-              <w:t>Can skip</w:t>
-            </w:r>
-          </w:p>
-        </w:tc>
-        <w:tc>
-          <w:tcPr>
-            <w:tcW w:type="dxa" w:w="2160"/>
-          </w:tcPr>
-          <w:p>
-            <w:r>
-              <w:rPr>
-                <w:b/>
-              </w:rPr>
-            </w:r>
-            <w:r>
-              <w:rPr>
-                <w:b/>
-              </w:rPr>
-              <w:t>Why</w:t>
-            </w:r>
-          </w:p>
-        </w:tc>
-      </w:tr>
-      <w:tr>
-        <w:tc>
-          <w:tcPr>
-            <w:tcW w:type="dxa" w:w="2160"/>
-          </w:tcPr>
-          <w:p>
-            <w:r/>
-            <w:r>
-              <w:rPr>
-                <w:b/>
-              </w:rPr>
-              <w:t>Observability / Platform Owner</w:t>
-            </w:r>
-            <w:r>
-              <w:t xml:space="preserve"> (workshop sponsor)</w:t>
-            </w:r>
-          </w:p>
-        </w:tc>
-        <w:tc>
-          <w:tcPr>
-            <w:tcW w:type="dxa" w:w="2160"/>
-          </w:tcPr>
-          <w:p>
-            <w:r/>
-            <w:r>
-              <w:t>All modules</w:t>
-            </w:r>
-          </w:p>
-        </w:tc>
-        <w:tc>
-          <w:tcPr>
-            <w:tcW w:type="dxa" w:w="2160"/>
-          </w:tcPr>
-          <w:p>
-            <w:r/>
-            <w:r>
-              <w:t>None</w:t>
-            </w:r>
-          </w:p>
-        </w:tc>
-        <w:tc>
-          <w:tcPr>
-            <w:tcW w:type="dxa" w:w="2160"/>
-          </w:tcPr>
-          <w:p>
-            <w:r/>
-            <w:r>
-              <w:t>Owns the end-to-end story — needs the full picture to scope a POC and decide who else should own what afterward.</w:t>
-            </w:r>
-          </w:p>
-        </w:tc>
-      </w:tr>
-      <w:tr>
-        <w:tc>
-          <w:tcPr>
-            <w:tcW w:type="dxa" w:w="2160"/>
-          </w:tcPr>
-          <w:p>
-            <w:r/>
-            <w:r>
-              <w:rPr>
-                <w:b/>
-              </w:rPr>
-              <w:t>SRE / Platform Engineering</w:t>
-            </w:r>
-          </w:p>
-        </w:tc>
-        <w:tc>
-          <w:tcPr>
-            <w:tcW w:type="dxa" w:w="2160"/>
-          </w:tcPr>
-          <w:p>
-            <w:r/>
-            <w:r>
-              <w:t>1, 3, 4, 5, 6, 7</w:t>
-            </w:r>
-          </w:p>
-        </w:tc>
-        <w:tc>
-          <w:tcPr>
-            <w:tcW w:type="dxa" w:w="2160"/>
-          </w:tcPr>
-          <w:p>
-            <w:r/>
-            <w:r>
-              <w:t>2 (can skim)</w:t>
-            </w:r>
-          </w:p>
-        </w:tc>
-        <w:tc>
-          <w:tcPr>
-            <w:tcW w:type="dxa" w:w="2160"/>
-          </w:tcPr>
-          <w:p>
-            <w:r/>
-            <w:r>
-              <w:t>These are the people who'll actually operate this: deployment footprint (1), TE test config (3), alerting (4), and all three live triage scenarios (5–7) are their day-to-day.</w:t>
-            </w:r>
-          </w:p>
-        </w:tc>
-      </w:tr>
-      <w:tr>
-        <w:tc>
-          <w:tcPr>
-            <w:tcW w:type="dxa" w:w="2160"/>
-          </w:tcPr>
-          <w:p>
-            <w:r/>
-            <w:r>
-              <w:rPr>
-                <w:b/>
-              </w:rPr>
-              <w:t>Network Engineering / NetOps</w:t>
-            </w:r>
-          </w:p>
-        </w:tc>
-        <w:tc>
-          <w:tcPr>
-            <w:tcW w:type="dxa" w:w="2160"/>
-          </w:tcPr>
-          <w:p>
-            <w:r/>
-            <w:r>
-              <w:t>1, 3, 5, 6, 7</w:t>
-            </w:r>
-          </w:p>
-        </w:tc>
-        <w:tc>
-          <w:tcPr>
-            <w:tcW w:type="dxa" w:w="2160"/>
-          </w:tcPr>
-          <w:p>
-            <w:r/>
-            <w:r>
-              <w:t>2, 4</w:t>
-            </w:r>
-          </w:p>
-        </w:tc>
-        <w:tc>
-          <w:tcPr>
-            <w:tcW w:type="dxa" w:w="2160"/>
-          </w:tcPr>
-          <w:p>
-            <w:r/>
-            <w:r>
-              <w:t>Module 3 is the one built specifically to prove TE's in-cluster vantage point gives them a definitive "not our problem" or "here's the path" answer — fastest way to earn their buy-in. Scenarios 5–7 are where they see that proof in action three different ways.</w:t>
-            </w:r>
-          </w:p>
-        </w:tc>
-      </w:tr>
-      <w:tr>
-        <w:tc>
-          <w:tcPr>
-            <w:tcW w:type="dxa" w:w="2160"/>
-          </w:tcPr>
-          <w:p>
-            <w:r/>
-            <w:r>
-              <w:rPr>
-                <w:b/>
-              </w:rPr>
-              <w:t>AI/ML Engineering</w:t>
-            </w:r>
-            <w:r>
-              <w:t xml:space="preserve"> (agent developers)</w:t>
-            </w:r>
-          </w:p>
-        </w:tc>
-        <w:tc>
-          <w:tcPr>
-            <w:tcW w:type="dxa" w:w="2160"/>
-          </w:tcPr>
-          <w:p>
-            <w:r/>
-            <w:r>
-              <w:t>2, 7</w:t>
-            </w:r>
-          </w:p>
-        </w:tc>
-        <w:tc>
-          <w:tcPr>
-            <w:tcW w:type="dxa" w:w="2160"/>
-          </w:tcPr>
-          <w:p>
-            <w:r/>
-            <w:r>
-              <w:t>3, 4</w:t>
-            </w:r>
-          </w:p>
-        </w:tc>
-        <w:tc>
-          <w:tcPr>
-            <w:tcW w:type="dxa" w:w="2160"/>
-          </w:tcPr>
-          <w:p>
-            <w:r/>
-            <w:r>
-              <w:t>Module 2 is the instrumentation pattern they'd actually copy into their own agent code. Module 7 (LLM auth failure) is the single most common failure mode they personally debug — the rest is infrastructure they don't own.</w:t>
-            </w:r>
-          </w:p>
-        </w:tc>
-      </w:tr>
-      <w:tr>
-        <w:tc>
-          <w:tcPr>
-            <w:tcW w:type="dxa" w:w="2160"/>
-          </w:tcPr>
-          <w:p>
-            <w:r/>
-            <w:r>
-              <w:rPr>
-                <w:b/>
-              </w:rPr>
-              <w:t>DevOps / Kubernetes Platform Team</w:t>
-            </w:r>
-          </w:p>
-        </w:tc>
-        <w:tc>
-          <w:tcPr>
-            <w:tcW w:type="dxa" w:w="2160"/>
-          </w:tcPr>
-          <w:p>
-            <w:r/>
-            <w:r>
-              <w:t>1, 4</w:t>
-            </w:r>
-          </w:p>
-        </w:tc>
-        <w:tc>
-          <w:tcPr>
-            <w:tcW w:type="dxa" w:w="2160"/>
-          </w:tcPr>
-          <w:p>
-            <w:r/>
-            <w:r>
-              <w:t>5, 6, 7 (can observe passively)</w:t>
-            </w:r>
-          </w:p>
-        </w:tc>
-        <w:tc>
-          <w:tcPr>
-            <w:tcW w:type="dxa" w:w="2160"/>
-          </w:tcPr>
-          <w:p>
-            <w:r/>
-            <w:r>
-              <w:t>They care about deployment footprint (one collector, no secondary agents) and how alerts plug into existing on-call tooling — not necessarily running each failure scenario themselves.</w:t>
-            </w:r>
-          </w:p>
-        </w:tc>
-      </w:tr>
-      <w:tr>
-        <w:tc>
-          <w:tcPr>
-            <w:tcW w:type="dxa" w:w="2160"/>
-          </w:tcPr>
-          <w:p>
-            <w:r/>
-            <w:r>
-              <w:rPr>
-                <w:b/>
-              </w:rPr>
-              <w:t>Incident Commander / On-Call Manager</w:t>
-            </w:r>
-          </w:p>
-        </w:tc>
-        <w:tc>
-          <w:tcPr>
-            <w:tcW w:type="dxa" w:w="2160"/>
-          </w:tcPr>
-          <w:p>
-            <w:r/>
-            <w:r>
-              <w:t>4, 5, 6, 7</w:t>
-            </w:r>
-          </w:p>
-        </w:tc>
-        <w:tc>
-          <w:tcPr>
-            <w:tcW w:type="dxa" w:w="2160"/>
-          </w:tcPr>
-          <w:p>
-            <w:r/>
-            <w:r>
-              <w:t>1, 2, 3</w:t>
-            </w:r>
-          </w:p>
-        </w:tc>
-        <w:tc>
-          <w:tcPr>
-            <w:tcW w:type="dxa" w:w="2160"/>
-          </w:tcPr>
-          <w:p>
-            <w:r/>
-            <w:r>
-              <w:t>They want to see what an actual page looks like — alert bodies with embedded triage decision trees — and experience the "who do I call" decision in each scenario.</w:t>
-            </w:r>
-          </w:p>
-        </w:tc>
-      </w:tr>
-      <w:tr>
-        <w:tc>
-          <w:tcPr>
-            <w:tcW w:type="dxa" w:w="2160"/>
-          </w:tcPr>
-          <w:p>
-            <w:r/>
-            <w:r>
-              <w:rPr>
-                <w:b/>
-              </w:rPr>
-              <w:t>Security / Compliance / Audit</w:t>
-            </w:r>
-          </w:p>
-        </w:tc>
-        <w:tc>
-          <w:tcPr>
-            <w:tcW w:type="dxa" w:w="2160"/>
-          </w:tcPr>
-          <w:p>
-            <w:r/>
-            <w:r>
-              <w:t>2</w:t>
-            </w:r>
-          </w:p>
-        </w:tc>
-        <w:tc>
-          <w:tcPr>
-            <w:tcW w:type="dxa" w:w="2160"/>
-          </w:tcPr>
-          <w:p>
-            <w:r/>
-            <w:r>
-              <w:t>3, 4, 5, 6, 7</w:t>
-            </w:r>
-          </w:p>
-        </w:tc>
-        <w:tc>
-          <w:tcPr>
-            <w:tcW w:type="dxa" w:w="2160"/>
-          </w:tcPr>
-          <w:p>
-            <w:r/>
-            <w:r>
-              <w:t xml:space="preserve">Module 2 shows what's captured (structured logs, </w:t>
-            </w:r>
-            <w:r>
-              <w:rPr>
-                <w:rFonts w:ascii="Consolas" w:hAnsi="Consolas"/>
-                <w:sz w:val="20"/>
-              </w:rPr>
-              <w:t>trace_id</w:t>
-            </w:r>
-            <w:r>
-              <w:t xml:space="preserve"> tagging, full exception stack traces) — the evidence story. Note: the standalone log-search/RCA walkthrough isn't part of this run (see Module 8 note) — flag if your compliance team needs to see that live in a follow-up session.</w:t>
-            </w:r>
-          </w:p>
-        </w:tc>
-      </w:tr>
-    </w:tbl>
-    <w:p/>
-    <w:p>
-      <w:pPr>
-        <w:pStyle w:val="Heading2"/>
-      </w:pPr>
-      <w:r>
-        <w:t>Suggested Attendance Patterns</w:t>
-      </w:r>
-    </w:p>
-    <w:p>
-      <w:r>
-        <w:rPr>
-          <w:b/>
-        </w:rPr>
-        <w:t>Option A — Everyone together (recommended for a first session):</w:t>
-      </w:r>
-      <w:r>
-        <w:t xml:space="preserve"> Run Modules 0–4 as a full group so everyone shares the same baseline understanding of the system and pipeline, then let Network/NetOps, AI/ML Engineering, and SRE self-select into the scenarios most relevant to them for Modules 5–7, and regroup for Module 8.</w:t>
-      </w:r>
-    </w:p>
-    <w:p>
-      <w:r>
-        <w:rPr>
-          <w:b/>
-        </w:rPr>
-        <w:t>Option B — Role-based breakout after Module 1:</w:t>
-      </w:r>
-      <w:r>
-        <w:t xml:space="preserve"> If calendars are tight, only require Module 1 (setup) for everyone, then route people by role using the matrix above, and regroup for Module 8's wrap-up so next steps are decided as a group, not in silos.</w:t>
-      </w:r>
-    </w:p>
-    <w:p>
-      <w:r>
-        <w:rPr>
-          <w:b/>
-        </w:rPr>
-        <w:t>Option C — Leadership-only abbreviated path:</w:t>
-      </w:r>
-      <w:r>
-        <w:t xml:space="preserve"> For an executive sponsor who won't run hands-on labs themselves, Modules 0 (Agenda) → 7 (LLM failure — highest business impact) → 8 (Wrap-Up) gives the business case in under 40 minutes without requiring them to touch a terminal.</w:t>
-      </w:r>
-    </w:p>
-    <w:p>
-      <w:pPr>
-        <w:pStyle w:val="Heading2"/>
-      </w:pPr>
-      <w:r>
-        <w:t>A note for the workshop sponsor</w:t>
-      </w:r>
-    </w:p>
-    <w:p>
-      <w:r>
-        <w:t xml:space="preserve">The one constant across every role: </w:t>
-      </w:r>
-      <w:r>
-        <w:rPr>
-          <w:b/>
-        </w:rPr>
-        <w:t>make sure whoever owns the Splunk Platform (Splunk Cloud) admin relationship in your organization is looped in before scaling this beyond the workshop.</w:t>
-      </w:r>
-      <w:r>
-        <w:t xml:space="preserve"> Log Observer Connect and full log-search RCA (mentioned in Module 8) require that access, and it's the one piece this workshop's shared environment can't demonstrate end-to-end.</w:t>
-      </w:r>
-    </w:p>
-    <w:p>
-      <w:r>
-        <w:br w:type="page"/>
-      </w:r>
-    </w:p>
-    <w:p>
-      <w:pPr>
-        <w:pStyle w:val="Heading1"/>
-      </w:pPr>
-      <w:r>
-        <w:t>Module 1: Environment &amp; Architecture (20 min)</w:t>
-      </w:r>
-    </w:p>
-    <w:p>
-      <w:pPr>
-        <w:pStyle w:val="Heading2"/>
-      </w:pPr>
-      <w:r>
-        <w:t>Why this matters</w:t>
-      </w:r>
-    </w:p>
-    <w:p>
-      <w:r>
-        <w:t>Before you can trust what an observability stack tells you during an incident, you need to know what it actually touches. This module deploys the full pipeline and walks the architecture — so every later module is inspecting a system you understand, not a black box.</w:t>
-      </w:r>
-    </w:p>
-    <w:p>
-      <w:r>
-        <w:rPr>
-          <w:b/>
-        </w:rPr>
-        <w:t>Value to keep in mind:</w:t>
-      </w:r>
-      <w:r>
-        <w:t xml:space="preserve"> notice as you deploy that there's no secondary agent, no separate data pipeline to maintain — one OTel Collector handles traces, metrics, and logs for every service.</w:t>
-      </w:r>
-    </w:p>
-    <w:p>
-      <w:pPr>
-        <w:pStyle w:val="Heading2"/>
-      </w:pPr>
-      <w:r>
-        <w:t>Step 1: Set your identity</w:t>
-      </w:r>
-    </w:p>
-    <w:p>
-      <w:r>
-        <w:t>Pick something unique to you so your resources don't collide with other participants on the same shared ThousandEyes/Splunk accounts.</w:t>
-      </w:r>
-    </w:p>
-    <w:p>
-      <w:pPr>
-        <w:spacing w:after="0"/>
-        <w:shd w:val="clear" w:fill="EDEDED"/>
-      </w:pPr>
-      <w:r>
-        <w:rPr>
-          <w:rFonts w:ascii="Consolas" w:hAnsi="Consolas"/>
-          <w:sz w:val="19"/>
+          <w:rFonts w:ascii="Courier New" w:hAnsi="Courier New"/>
+          <w:sz w:val="18"/>
         </w:rPr>
         <w:t>export TE_BEARER_TOKEN="your-oauth-bearer-token"</w:t>
         <w:br/>
@@ -2224,55 +1321,25 @@
         <w:t>export ALERT_EMAIL="you@example.com"  # optional: email yourself on detector alerts</w:t>
       </w:r>
     </w:p>
-    <w:p/>
-    <w:p>
+    <w:p>
+      <w:r>
+        <w:t>Want alerts emailed to you? Set ALERT_EMAIL above before running deploy.sh. Every detector created in Step 2 will include an Email notification to that address — you'll get paged for real during the scenarios in Modules 5–7. Skip it and detectors are created with no notification recipients (see Module 4 to add them later).</w:t>
+      </w:r>
+    </w:p>
+    <w:p>
+      <w:pPr>
+        <w:pStyle w:val="Heading2"/>
+      </w:pPr>
+      <w:r>
+        <w:t>Step 2: Deploy</w:t>
+      </w:r>
+    </w:p>
+    <w:p>
+      <w:pPr/>
       <w:r>
         <w:rPr>
-          <w:b/>
-        </w:rPr>
-        <w:t>Want alerts emailed to you?</w:t>
-      </w:r>
-      <w:r>
-        <w:t xml:space="preserve"> Set </w:t>
-      </w:r>
-      <w:r>
-        <w:rPr>
-          <w:rFonts w:ascii="Consolas" w:hAnsi="Consolas"/>
-          <w:sz w:val="20"/>
-        </w:rPr>
-        <w:t>ALERT_EMAIL</w:t>
-      </w:r>
-      <w:r>
-        <w:t xml:space="preserve"> above before running </w:t>
-      </w:r>
-      <w:r>
-        <w:rPr>
-          <w:rFonts w:ascii="Consolas" w:hAnsi="Consolas"/>
-          <w:sz w:val="20"/>
-        </w:rPr>
-        <w:t>deploy.sh</w:t>
-      </w:r>
-      <w:r>
-        <w:t>. Every detector created in Step 2 will include an Email notification to that address — you'll get paged for real during the scenarios in Modules 5–7. Skip it and detectors are created with no notification recipients (see Module 4 to add them later).</w:t>
-      </w:r>
-    </w:p>
-    <w:p>
-      <w:pPr>
-        <w:pStyle w:val="Heading2"/>
-      </w:pPr>
-      <w:r>
-        <w:t>Step 2: Deploy</w:t>
-      </w:r>
-    </w:p>
-    <w:p>
-      <w:pPr>
-        <w:spacing w:after="0"/>
-        <w:shd w:val="clear" w:fill="EDEDED"/>
-      </w:pPr>
-      <w:r>
-        <w:rPr>
-          <w:rFonts w:ascii="Consolas" w:hAnsi="Consolas"/>
-          <w:sz w:val="19"/>
+          <w:rFonts w:ascii="Courier New" w:hAnsi="Courier New"/>
+          <w:sz w:val="18"/>
         </w:rPr>
         <w:t>cd te-o11y-integration</w:t>
         <w:br/>
@@ -2281,112 +1348,55 @@
         <w:t>./deploy.sh</w:t>
       </w:r>
     </w:p>
-    <w:p/>
     <w:p>
       <w:r>
         <w:t>This runs five steps in order — watch the terminal output for each:</w:t>
       </w:r>
     </w:p>
     <w:p>
-      <w:pPr>
-        <w:pStyle w:val="ListNumber"/>
-      </w:pPr>
-      <w:r>
-        <w:t>Splunk OTel Collector (Helm chart — DaemonSet agent + cluster receiver)</w:t>
-      </w:r>
-    </w:p>
-    <w:p>
-      <w:pPr>
-        <w:pStyle w:val="ListNumber"/>
-      </w:pPr>
-      <w:r>
-        <w:t>Travel Planner (5 Flask AI agents + load generator CronJob)</w:t>
-      </w:r>
-    </w:p>
-    <w:p>
-      <w:pPr>
-        <w:pStyle w:val="ListNumber"/>
-      </w:pPr>
-      <w:r>
-        <w:t xml:space="preserve">ThousandEyes Enterprise Agent (deployed </w:t>
-      </w:r>
+      <w:r>
+        <w:t>1. Splunk OTel Collector (Helm chart — DaemonSet agent + cluster receiver)</w:t>
+      </w:r>
+    </w:p>
+    <w:p>
+      <w:r>
+        <w:t>2. Travel Planner (5 Flask AI agents + load generator CronJob)</w:t>
+      </w:r>
+    </w:p>
+    <w:p>
+      <w:r>
+        <w:t>3. ThousandEyes Enterprise Agent (deployed inside the cluster — this is the differentiator, not an external probe)</w:t>
+      </w:r>
+    </w:p>
+    <w:p>
+      <w:r>
+        <w:t>4. ThousandEyes tests (5 agent health checks + LLM + external reachability)</w:t>
+      </w:r>
+    </w:p>
+    <w:p>
+      <w:r>
+        <w:t>5. Splunk detectors (auto-detects the API-scoped API_TOKEN pre-set on workshop EC2 instances, and emails ALERT_EMAIL if you set it — see Module 4)</w:t>
+      </w:r>
+    </w:p>
+    <w:p>
+      <w:r>
+        <w:t>Takes ~8–12 minutes. While it runs, read the architecture diagram in the repo root README.md.</w:t>
+      </w:r>
+    </w:p>
+    <w:p>
+      <w:pPr>
+        <w:pStyle w:val="Heading2"/>
+      </w:pPr>
+      <w:r>
+        <w:t>Step 3: Verify</w:t>
+      </w:r>
+    </w:p>
+    <w:p>
+      <w:pPr/>
       <w:r>
         <w:rPr>
-          <w:b/>
-        </w:rPr>
-        <w:t>inside</w:t>
-      </w:r>
-      <w:r>
-        <w:t xml:space="preserve"> the cluster — this is the differentiator, not an external probe)</w:t>
-      </w:r>
-    </w:p>
-    <w:p>
-      <w:pPr>
-        <w:pStyle w:val="ListNumber"/>
-      </w:pPr>
-      <w:r>
-        <w:t>ThousandEyes tests (5 agent health checks + LLM + external reachability)</w:t>
-      </w:r>
-    </w:p>
-    <w:p>
-      <w:pPr>
-        <w:pStyle w:val="ListNumber"/>
-      </w:pPr>
-      <w:r>
-        <w:t xml:space="preserve">Splunk detectors (auto-detects the API-scoped </w:t>
-      </w:r>
-      <w:r>
-        <w:rPr>
-          <w:rFonts w:ascii="Consolas" w:hAnsi="Consolas"/>
-          <w:sz w:val="20"/>
-        </w:rPr>
-        <w:t>API_TOKEN</w:t>
-      </w:r>
-      <w:r>
-        <w:t xml:space="preserve"> pre-set on workshop EC2 instances, and emails </w:t>
-      </w:r>
-      <w:r>
-        <w:rPr>
-          <w:rFonts w:ascii="Consolas" w:hAnsi="Consolas"/>
-          <w:sz w:val="20"/>
-        </w:rPr>
-        <w:t>ALERT_EMAIL</w:t>
-      </w:r>
-      <w:r>
-        <w:t xml:space="preserve"> if you set it — see Module 4)</w:t>
-      </w:r>
-    </w:p>
-    <w:p>
-      <w:r>
-        <w:t xml:space="preserve">Takes ~8–12 minutes. While it runs, read the architecture diagram in the repo root </w:t>
-      </w:r>
-      <w:r>
-        <w:rPr>
-          <w:i/>
-        </w:rPr>
-        <w:t>`README.md` (../README.md#architecture)</w:t>
-      </w:r>
-      <w:r>
-        <w:t>.</w:t>
-      </w:r>
-    </w:p>
-    <w:p>
-      <w:pPr>
-        <w:pStyle w:val="Heading2"/>
-      </w:pPr>
-      <w:r>
-        <w:t>Step 3: Verify</w:t>
-      </w:r>
-    </w:p>
-    <w:p>
-      <w:pPr>
-        <w:spacing w:after="0"/>
-        <w:shd w:val="clear" w:fill="EDEDED"/>
-      </w:pPr>
-      <w:r>
-        <w:rPr>
-          <w:rFonts w:ascii="Consolas" w:hAnsi="Consolas"/>
-          <w:sz w:val="19"/>
+          <w:rFonts w:ascii="Courier New" w:hAnsi="Courier New"/>
+          <w:sz w:val="18"/>
         </w:rPr>
         <w:t>kubectl get deployments -n travel-planner</w:t>
         <w:br/>
@@ -2398,7 +1408,6 @@
         <w:t># thousandeyes agent should be Running</w:t>
       </w:r>
     </w:p>
-    <w:p/>
     <w:p>
       <w:pPr>
         <w:pStyle w:val="Heading2"/>
@@ -2408,14 +1417,11 @@
       </w:r>
     </w:p>
     <w:p>
-      <w:pPr>
-        <w:spacing w:after="0"/>
-        <w:shd w:val="clear" w:fill="EDEDED"/>
-      </w:pPr>
+      <w:pPr/>
       <w:r>
         <w:rPr>
-          <w:rFonts w:ascii="Consolas" w:hAnsi="Consolas"/>
-          <w:sz w:val="19"/>
+          <w:rFonts w:ascii="Courier New" w:hAnsi="Courier New"/>
+          <w:sz w:val="18"/>
         </w:rPr>
         <w:t>kubectl run -it --rm test --image=curlimages/curl --restart=Never -n travel-planner -- \</w:t>
         <w:br/>
@@ -2426,7 +1432,6 @@
         <w:t xml:space="preserve">    -d '{"origin": "Seattle", "destination": "Paris", "travellers": 2}'</w:t>
       </w:r>
     </w:p>
-    <w:p/>
     <w:p>
       <w:r>
         <w:t>You should get back a JSON itinerary. This request is now a trace in Splunk APM.</w:t>
@@ -2442,1262 +1447,489 @@
     </w:p>
     <w:p>
       <w:r>
-        <w:t xml:space="preserve">Go to </w:t>
-      </w:r>
+        <w:t>Go to https://app.us1.signalfx.com → APM → filter environment to &lt;INSTANCE&gt;-workshop (your organizer will tell you the instance name). Find the travel.plan trace you just generated.</w:t>
+      </w:r>
+    </w:p>
+    <w:p>
+      <w:r>
+        <w:t>What to notice: five spans, one per service, all green. This is your baseline — every scenario later in this workshop is a variation on breaking one part of this picture.</w:t>
+      </w:r>
+    </w:p>
+    <w:p>
+      <w:pPr>
+        <w:pStyle w:val="Heading2"/>
+      </w:pPr>
+      <w:r>
+        <w:t>Discussion Point</w:t>
+      </w:r>
+    </w:p>
+    <w:p>
+      <w:r>
+        <w:t>Before moving on, ask yourself: in your own environment, how many services would a single AI request actually touch? Is it closer to 5, or closer to 50? Does the triage problem get easier or harder as that number grows?</w:t>
+      </w:r>
+    </w:p>
+    <w:p>
+      <w:pPr>
+        <w:pStyle w:val="Heading2"/>
+      </w:pPr>
+      <w:r>
+        <w:t>Troubleshooting</w:t>
+      </w:r>
+    </w:p>
+    <w:p>
+      <w:r>
+        <w:t>See repo root README → Troubleshooting, especially "ThousandEyes agent never appears in dashboard" and "Travel planner pods in CrashLoopBackOff".</w:t>
+      </w:r>
+    </w:p>
+    <w:p>
+      <w:r>
+        <w:br w:type="page"/>
+      </w:r>
+    </w:p>
+    <w:p>
+      <w:pPr>
+        <w:pStyle w:val="Heading1"/>
+      </w:pPr>
+      <w:r>
+        <w:t>Module 2: OTel Instrumentation Deep-Dive (30 min)</w:t>
+      </w:r>
+    </w:p>
+    <w:p>
+      <w:pPr>
+        <w:pStyle w:val="Heading2"/>
+      </w:pPr>
+      <w:r>
+        <w:t>Why this matters</w:t>
+      </w:r>
+    </w:p>
+    <w:p>
+      <w:r>
+        <w:t>Everything you'll see in APM and Splunk Platform logs for the rest of this workshop comes from code you can read right now, in this repo. There's no proprietary agent doing magic — it's the OpenTelemetry SDK, wired up the same way you'd wire it into your own AI services.</w:t>
+      </w:r>
+    </w:p>
+    <w:p>
+      <w:r>
+        <w:t>Value to keep in mind: this is the "audit trail" story — every span and log line is something you configured, not a vendor black box. That matters when a compliance team asks "how do we know what the AI system actually did?"</w:t>
+      </w:r>
+    </w:p>
+    <w:p>
+      <w:pPr>
+        <w:pStyle w:val="Heading2"/>
+      </w:pPr>
+      <w:r>
+        <w:t>Step 1: Read the shared OTel setup</w:t>
+      </w:r>
+    </w:p>
+    <w:p>
+      <w:pPr/>
       <w:r>
         <w:rPr>
-          <w:rFonts w:ascii="Consolas" w:hAnsi="Consolas"/>
-          <w:sz w:val="20"/>
-        </w:rPr>
-        <w:t>https://app.us1.signalfx.com</w:t>
-      </w:r>
-      <w:r>
-        <w:t xml:space="preserve"> → APM → filter environment to </w:t>
-      </w:r>
-      <w:r>
-        <w:rPr>
-          <w:rFonts w:ascii="Consolas" w:hAnsi="Consolas"/>
-          <w:sz w:val="20"/>
-        </w:rPr>
-        <w:t>&lt;INSTANCE&gt;-workshop</w:t>
-      </w:r>
-      <w:r>
-        <w:t xml:space="preserve"> (your organizer will tell you the instance name). Find the </w:t>
-      </w:r>
-      <w:r>
-        <w:rPr>
-          <w:rFonts w:ascii="Consolas" w:hAnsi="Consolas"/>
-          <w:sz w:val="20"/>
-        </w:rPr>
-        <w:t>travel.plan</w:t>
-      </w:r>
-      <w:r>
-        <w:t xml:space="preserve"> trace you just generated.</w:t>
-      </w:r>
-    </w:p>
-    <w:p>
-      <w:r>
-        <w:rPr>
-          <w:b/>
-        </w:rPr>
-        <w:t>What to notice:</w:t>
-      </w:r>
-      <w:r>
-        <w:t xml:space="preserve"> five spans, one per service, all green. This is your baseline — every scenario later in this workshop is a variation on breaking one part of this picture.</w:t>
-      </w:r>
-    </w:p>
-    <w:p>
-      <w:pPr>
-        <w:pStyle w:val="Heading2"/>
-      </w:pPr>
-      <w:r>
-        <w:t>Discussion Point</w:t>
-      </w:r>
-    </w:p>
-    <w:p>
-      <w:r>
-        <w:t>Before moving on, ask yourself: in your own environment, how many services would a single AI request actually touch? Is it closer to 5, or closer to 50? Does the triage problem get easier or harder as that number grows?</w:t>
-      </w:r>
-    </w:p>
-    <w:p>
-      <w:pPr>
-        <w:pStyle w:val="Heading2"/>
-      </w:pPr>
-      <w:r>
-        <w:t>Troubleshooting</w:t>
-      </w:r>
-    </w:p>
-    <w:p>
-      <w:r>
-        <w:t xml:space="preserve">See repo root README → </w:t>
-      </w:r>
-      <w:r>
-        <w:rPr>
-          <w:i/>
-        </w:rPr>
-        <w:t>Troubleshooting (../README.md#troubleshooting)</w:t>
-      </w:r>
-      <w:r>
-        <w:t>, especially "ThousandEyes agent never appears in dashboard" and "Travel planner pods in CrashLoopBackOff".</w:t>
-      </w:r>
-    </w:p>
-    <w:p>
-      <w:r>
-        <w:br w:type="page"/>
-      </w:r>
-    </w:p>
-    <w:p>
-      <w:pPr>
-        <w:pStyle w:val="Heading1"/>
-      </w:pPr>
-      <w:r>
-        <w:t>Module 2: OTel Instrumentation Deep-Dive (30 min)</w:t>
-      </w:r>
-    </w:p>
-    <w:p>
-      <w:pPr>
-        <w:pStyle w:val="Heading2"/>
-      </w:pPr>
-      <w:r>
-        <w:t>Why this matters</w:t>
-      </w:r>
-    </w:p>
-    <w:p>
-      <w:r>
-        <w:t>Everything you'll see in APM and Splunk Platform logs for the rest of this workshop comes from code you can read right now, in this repo. There's no proprietary agent doing magic — it's the OpenTelemetry SDK, wired up the same way you'd wire it into your own AI services.</w:t>
-      </w:r>
-    </w:p>
-    <w:p>
-      <w:r>
-        <w:rPr>
-          <w:b/>
-        </w:rPr>
-        <w:t>Value to keep in mind:</w:t>
-      </w:r>
-      <w:r>
-        <w:t xml:space="preserve"> this is the "audit trail" story — every span and log line is something you configured, not a vendor black box. That matters when a compliance team asks "how do we know what the AI system actually did?"</w:t>
-      </w:r>
-    </w:p>
-    <w:p>
-      <w:pPr>
-        <w:pStyle w:val="Heading2"/>
-      </w:pPr>
-      <w:r>
-        <w:t>Step 1: Read the shared OTel setup</w:t>
-      </w:r>
-    </w:p>
-    <w:p>
-      <w:pPr>
-        <w:spacing w:after="0"/>
-        <w:shd w:val="clear" w:fill="EDEDED"/>
-      </w:pPr>
-      <w:r>
-        <w:rPr>
-          <w:rFonts w:ascii="Consolas" w:hAnsi="Consolas"/>
-          <w:sz w:val="19"/>
+          <w:rFonts w:ascii="Courier New" w:hAnsi="Courier New"/>
+          <w:sz w:val="18"/>
         </w:rPr>
         <w:t>cat travel-planner/shared/otel_setup.py</w:t>
       </w:r>
     </w:p>
-    <w:p/>
     <w:p>
       <w:r>
         <w:t>Find and understand three things:</w:t>
       </w:r>
     </w:p>
     <w:p>
-      <w:pPr>
-        <w:pStyle w:val="ListBullet"/>
-      </w:pPr>
+      <w:r>
+        <w:t>- Trace export: TracerProvider + BatchSpanProcessor + OTLPSpanExporter — standard OTel, nothing custom</w:t>
+      </w:r>
+    </w:p>
+    <w:p>
+      <w:r>
+        <w:t>- B3 propagation: CompositePropagator with B3Format — this is what lets ThousandEyes' synthetic requests appear as root spans inside your traces (more in Module 3)</w:t>
+      </w:r>
+    </w:p>
+    <w:p>
+      <w:r>
+        <w:t>- Log bridge: LoggingHandler attached to Python's standard logging module — this is what auto-injects trace_id/span_id into every log line without any code change at the call site</w:t>
+      </w:r>
+    </w:p>
+    <w:p>
+      <w:pPr>
+        <w:pStyle w:val="Heading2"/>
+      </w:pPr>
+      <w:r>
+        <w:t>Step 2: Read one service end-to-end</w:t>
+      </w:r>
+    </w:p>
+    <w:p>
+      <w:pPr/>
       <w:r>
         <w:rPr>
-          <w:b/>
-        </w:rPr>
-        <w:t>Trace export</w:t>
-      </w:r>
-      <w:r>
-        <w:t xml:space="preserve">: </w:t>
-      </w:r>
-      <w:r>
-        <w:rPr>
-          <w:rFonts w:ascii="Consolas" w:hAnsi="Consolas"/>
-          <w:sz w:val="20"/>
-        </w:rPr>
-        <w:t>TracerProvider</w:t>
-      </w:r>
-      <w:r>
-        <w:t xml:space="preserve"> + </w:t>
-      </w:r>
-      <w:r>
-        <w:rPr>
-          <w:rFonts w:ascii="Consolas" w:hAnsi="Consolas"/>
-          <w:sz w:val="20"/>
-        </w:rPr>
-        <w:t>BatchSpanProcessor</w:t>
-      </w:r>
-      <w:r>
-        <w:t xml:space="preserve"> + </w:t>
-      </w:r>
-      <w:r>
-        <w:rPr>
-          <w:rFonts w:ascii="Consolas" w:hAnsi="Consolas"/>
-          <w:sz w:val="20"/>
-        </w:rPr>
-        <w:t>OTLPSpanExporter</w:t>
-      </w:r>
-      <w:r>
-        <w:t xml:space="preserve"> — standard OTel, nothing custom</w:t>
-      </w:r>
-    </w:p>
-    <w:p>
-      <w:pPr>
-        <w:pStyle w:val="ListBullet"/>
-      </w:pPr>
-      <w:r>
-        <w:rPr>
-          <w:b/>
-        </w:rPr>
-        <w:t>B3 propagation</w:t>
-      </w:r>
-      <w:r>
-        <w:t xml:space="preserve">: </w:t>
-      </w:r>
-      <w:r>
-        <w:rPr>
-          <w:rFonts w:ascii="Consolas" w:hAnsi="Consolas"/>
-          <w:sz w:val="20"/>
-        </w:rPr>
-        <w:t>CompositePropagator</w:t>
-      </w:r>
-      <w:r>
-        <w:t xml:space="preserve"> with </w:t>
-      </w:r>
-      <w:r>
-        <w:rPr>
-          <w:rFonts w:ascii="Consolas" w:hAnsi="Consolas"/>
-          <w:sz w:val="20"/>
-        </w:rPr>
-        <w:t>B3Format</w:t>
-      </w:r>
-      <w:r>
-        <w:t xml:space="preserve"> — this is what lets ThousandEyes' synthetic requests appear as root spans inside your traces (more in Module 3)</w:t>
-      </w:r>
-    </w:p>
-    <w:p>
-      <w:pPr>
-        <w:pStyle w:val="ListBullet"/>
-      </w:pPr>
-      <w:r>
-        <w:rPr>
-          <w:b/>
-        </w:rPr>
-        <w:t>Log bridge</w:t>
-      </w:r>
-      <w:r>
-        <w:t xml:space="preserve">: </w:t>
-      </w:r>
-      <w:r>
-        <w:rPr>
-          <w:rFonts w:ascii="Consolas" w:hAnsi="Consolas"/>
-          <w:sz w:val="20"/>
-        </w:rPr>
-        <w:t>LoggingHandler</w:t>
-      </w:r>
-      <w:r>
-        <w:t xml:space="preserve"> attached to Python's standard </w:t>
-      </w:r>
-      <w:r>
-        <w:rPr>
-          <w:rFonts w:ascii="Consolas" w:hAnsi="Consolas"/>
-          <w:sz w:val="20"/>
-        </w:rPr>
-        <w:t>logging</w:t>
-      </w:r>
-      <w:r>
-        <w:t xml:space="preserve"> module — this is what auto-injects </w:t>
-      </w:r>
-      <w:r>
-        <w:rPr>
-          <w:rFonts w:ascii="Consolas" w:hAnsi="Consolas"/>
-          <w:sz w:val="20"/>
-        </w:rPr>
-        <w:t>trace_id</w:t>
-      </w:r>
-      <w:r>
-        <w:t>/</w:t>
-      </w:r>
-      <w:r>
-        <w:rPr>
-          <w:rFonts w:ascii="Consolas" w:hAnsi="Consolas"/>
-          <w:sz w:val="20"/>
-        </w:rPr>
-        <w:t>span_id</w:t>
-      </w:r>
-      <w:r>
-        <w:t xml:space="preserve"> into every log line without any code change at the call site</w:t>
-      </w:r>
-    </w:p>
-    <w:p>
-      <w:pPr>
-        <w:pStyle w:val="Heading2"/>
-      </w:pPr>
-      <w:r>
-        <w:t>Step 2: Read one service end-to-end</w:t>
-      </w:r>
-    </w:p>
-    <w:p>
-      <w:pPr>
-        <w:spacing w:after="0"/>
-        <w:shd w:val="clear" w:fill="EDEDED"/>
-      </w:pPr>
-      <w:r>
-        <w:rPr>
-          <w:rFonts w:ascii="Consolas" w:hAnsi="Consolas"/>
-          <w:sz w:val="19"/>
+          <w:rFonts w:ascii="Courier New" w:hAnsi="Courier New"/>
+          <w:sz w:val="18"/>
         </w:rPr>
         <w:t>cat travel-planner/orchestrator/app.py</w:t>
       </w:r>
     </w:p>
-    <w:p/>
     <w:p>
       <w:r>
         <w:t>Trace the request lifecycle:</w:t>
       </w:r>
     </w:p>
     <w:p>
-      <w:pPr>
-        <w:pStyle w:val="ListNumber"/>
-      </w:pPr>
+      <w:r>
+        <w:t>1. POST /plan received</w:t>
+      </w:r>
+    </w:p>
+    <w:p>
+      <w:r>
+        <w:t>2. logger.info("travel.plan started...") — first log line, already tagged with trace context</w:t>
+      </w:r>
+    </w:p>
+    <w:p>
+      <w:r>
+        <w:t>3. _call_agent() calls each specialist — note the try/except with logger.exception() on failure, not logger.error(). This is deliberate: .exception() captures the full stack trace in the log body; .error() only logs the string representation. For RCA, you want the former.</w:t>
+      </w:r>
+    </w:p>
+    <w:p>
+      <w:r>
+        <w:t>4. span.set_attribute("te.correlation", ...) on failure — this is what links an APM error span back to the relevant TE test (see Module 3)</w:t>
+      </w:r>
+    </w:p>
+    <w:p>
+      <w:pPr>
+        <w:pStyle w:val="Heading2"/>
+      </w:pPr>
+      <w:r>
+        <w:t>Step 3: Compare a specialist agent</w:t>
+      </w:r>
+    </w:p>
+    <w:p>
+      <w:pPr/>
       <w:r>
         <w:rPr>
-          <w:rFonts w:ascii="Consolas" w:hAnsi="Consolas"/>
-          <w:sz w:val="20"/>
-        </w:rPr>
-        <w:t>POST /plan</w:t>
-      </w:r>
-      <w:r>
-        <w:t xml:space="preserve"> received</w:t>
-      </w:r>
-    </w:p>
-    <w:p>
-      <w:pPr>
-        <w:pStyle w:val="ListNumber"/>
-      </w:pPr>
-      <w:r>
-        <w:rPr>
-          <w:rFonts w:ascii="Consolas" w:hAnsi="Consolas"/>
-          <w:sz w:val="20"/>
-        </w:rPr>
-        <w:t>logger.info("travel.plan started...")</w:t>
-      </w:r>
-      <w:r>
-        <w:t xml:space="preserve"> — first log line, already tagged with trace context</w:t>
-      </w:r>
-    </w:p>
-    <w:p>
-      <w:pPr>
-        <w:pStyle w:val="ListNumber"/>
-      </w:pPr>
-      <w:r>
-        <w:rPr>
-          <w:rFonts w:ascii="Consolas" w:hAnsi="Consolas"/>
-          <w:sz w:val="20"/>
-        </w:rPr>
-        <w:t>_call_agent()</w:t>
-      </w:r>
-      <w:r>
-        <w:t xml:space="preserve"> calls each specialist — note the </w:t>
-      </w:r>
-      <w:r>
-        <w:rPr>
-          <w:rFonts w:ascii="Consolas" w:hAnsi="Consolas"/>
-          <w:sz w:val="20"/>
-        </w:rPr>
-        <w:t>try/except</w:t>
-      </w:r>
-      <w:r>
-        <w:t xml:space="preserve"> with </w:t>
-      </w:r>
-      <w:r>
-        <w:rPr>
-          <w:rFonts w:ascii="Consolas" w:hAnsi="Consolas"/>
-          <w:sz w:val="20"/>
-        </w:rPr>
-        <w:t>logger.exception()</w:t>
-      </w:r>
-      <w:r>
-        <w:t xml:space="preserve"> on failure, not </w:t>
-      </w:r>
-      <w:r>
-        <w:rPr>
-          <w:rFonts w:ascii="Consolas" w:hAnsi="Consolas"/>
-          <w:sz w:val="20"/>
-        </w:rPr>
-        <w:t>logger.error()</w:t>
-      </w:r>
-      <w:r>
-        <w:t xml:space="preserve">. This is deliberate: </w:t>
-      </w:r>
-      <w:r>
-        <w:rPr>
-          <w:rFonts w:ascii="Consolas" w:hAnsi="Consolas"/>
-          <w:sz w:val="20"/>
-        </w:rPr>
-        <w:t>.exception()</w:t>
-      </w:r>
-      <w:r>
-        <w:t xml:space="preserve"> captures the full stack trace in the log body; </w:t>
-      </w:r>
-      <w:r>
-        <w:rPr>
-          <w:rFonts w:ascii="Consolas" w:hAnsi="Consolas"/>
-          <w:sz w:val="20"/>
-        </w:rPr>
-        <w:t>.error()</w:t>
-      </w:r>
-      <w:r>
-        <w:t xml:space="preserve"> only logs the string representation. For RCA, you want the former.</w:t>
-      </w:r>
-    </w:p>
-    <w:p>
-      <w:pPr>
-        <w:pStyle w:val="ListNumber"/>
-      </w:pPr>
-      <w:r>
-        <w:rPr>
-          <w:rFonts w:ascii="Consolas" w:hAnsi="Consolas"/>
-          <w:sz w:val="20"/>
-        </w:rPr>
-        <w:t>span.set_attribute("te.correlation", ...)</w:t>
-      </w:r>
-      <w:r>
-        <w:t xml:space="preserve"> on failure — this is what links an APM error span back to the relevant TE test (see Module 3)</w:t>
-      </w:r>
-    </w:p>
-    <w:p>
-      <w:pPr>
-        <w:pStyle w:val="Heading2"/>
-      </w:pPr>
-      <w:r>
-        <w:t>Step 3: Compare a specialist agent</w:t>
-      </w:r>
-    </w:p>
-    <w:p>
-      <w:pPr>
-        <w:spacing w:after="0"/>
-        <w:shd w:val="clear" w:fill="EDEDED"/>
-      </w:pPr>
-      <w:r>
-        <w:rPr>
-          <w:rFonts w:ascii="Consolas" w:hAnsi="Consolas"/>
-          <w:sz w:val="19"/>
+          <w:rFonts w:ascii="Courier New" w:hAnsi="Courier New"/>
+          <w:sz w:val="18"/>
         </w:rPr>
         <w:t>cat travel-planner/flight_agent/app.py</w:t>
       </w:r>
     </w:p>
-    <w:p/>
-    <w:p>
-      <w:r>
-        <w:t xml:space="preserve">Same pattern, simpler: </w:t>
-      </w:r>
+    <w:p>
+      <w:r>
+        <w:t>Same pattern, simpler: /health endpoint calls stamp_te_span() (tags the span with te.test.id when a TE probe hits it), /invoke does the actual work with the same logging discipline.</w:t>
+      </w:r>
+    </w:p>
+    <w:p>
+      <w:pPr>
+        <w:pStyle w:val="Heading2"/>
+      </w:pPr>
+      <w:r>
+        <w:t>Step 4: Watch it happen live</w:t>
+      </w:r>
+    </w:p>
+    <w:p>
+      <w:pPr/>
       <w:r>
         <w:rPr>
-          <w:rFonts w:ascii="Consolas" w:hAnsi="Consolas"/>
-          <w:sz w:val="20"/>
-        </w:rPr>
-        <w:t>/health</w:t>
-      </w:r>
-      <w:r>
-        <w:t xml:space="preserve"> endpoint calls </w:t>
-      </w:r>
-      <w:r>
-        <w:rPr>
-          <w:rFonts w:ascii="Consolas" w:hAnsi="Consolas"/>
-          <w:sz w:val="20"/>
-        </w:rPr>
-        <w:t>stamp_te_span()</w:t>
-      </w:r>
-      <w:r>
-        <w:t xml:space="preserve"> (tags the span with </w:t>
-      </w:r>
-      <w:r>
-        <w:rPr>
-          <w:rFonts w:ascii="Consolas" w:hAnsi="Consolas"/>
-          <w:sz w:val="20"/>
-        </w:rPr>
-        <w:t>te.test.id</w:t>
-      </w:r>
-      <w:r>
-        <w:t xml:space="preserve"> when a TE probe hits it), </w:t>
-      </w:r>
-      <w:r>
-        <w:rPr>
-          <w:rFonts w:ascii="Consolas" w:hAnsi="Consolas"/>
-          <w:sz w:val="20"/>
-        </w:rPr>
-        <w:t>/invoke</w:t>
-      </w:r>
-      <w:r>
-        <w:t xml:space="preserve"> does the actual work with the same logging discipline.</w:t>
-      </w:r>
-    </w:p>
-    <w:p>
-      <w:pPr>
-        <w:pStyle w:val="Heading2"/>
-      </w:pPr>
-      <w:r>
-        <w:t>Step 4: Watch it happen live</w:t>
-      </w:r>
-    </w:p>
-    <w:p>
-      <w:pPr>
-        <w:spacing w:after="0"/>
-        <w:shd w:val="clear" w:fill="EDEDED"/>
-      </w:pPr>
-      <w:r>
-        <w:rPr>
-          <w:rFonts w:ascii="Consolas" w:hAnsi="Consolas"/>
-          <w:sz w:val="19"/>
+          <w:rFonts w:ascii="Courier New" w:hAnsi="Courier New"/>
+          <w:sz w:val="18"/>
         </w:rPr>
         <w:t>kubectl logs -n travel-planner deployment/orchestrator -f</w:t>
       </w:r>
     </w:p>
-    <w:p/>
-    <w:p>
-      <w:r>
-        <w:t xml:space="preserve">In another terminal, fire a request (same command as Module 1, Step 4). Watch the log lines stream — each one already has structure, even though this is just </w:t>
-      </w:r>
+    <w:p>
+      <w:r>
+        <w:t>In another terminal, fire a request (same command as Module 1, Step 4). Watch the log lines stream — each one already has structure, even though this is just logging.getLogger(__name__).info(...) in Python. No manual trace_id plumbing anywhere in the application code.</w:t>
+      </w:r>
+    </w:p>
+    <w:p>
+      <w:pPr>
+        <w:pStyle w:val="Heading2"/>
+      </w:pPr>
+      <w:r>
+        <w:t>Step 5: Confirm the log pipeline</w:t>
+      </w:r>
+    </w:p>
+    <w:p>
+      <w:pPr/>
       <w:r>
         <w:rPr>
-          <w:rFonts w:ascii="Consolas" w:hAnsi="Consolas"/>
-          <w:sz w:val="20"/>
-        </w:rPr>
-        <w:t>logging.getLogger(__name__).info(...)</w:t>
-      </w:r>
-      <w:r>
-        <w:t xml:space="preserve"> in Python. No manual trace_id plumbing anywhere in the application code.</w:t>
-      </w:r>
-    </w:p>
-    <w:p>
-      <w:pPr>
-        <w:pStyle w:val="Heading2"/>
-      </w:pPr>
-      <w:r>
-        <w:t>Step 5: Confirm the log pipeline</w:t>
-      </w:r>
-    </w:p>
-    <w:p>
-      <w:pPr>
-        <w:spacing w:after="0"/>
-        <w:shd w:val="clear" w:fill="EDEDED"/>
-      </w:pPr>
-      <w:r>
-        <w:rPr>
-          <w:rFonts w:ascii="Consolas" w:hAnsi="Consolas"/>
-          <w:sz w:val="19"/>
+          <w:rFonts w:ascii="Courier New" w:hAnsi="Courier New"/>
+          <w:sz w:val="18"/>
         </w:rPr>
         <w:t>kubectl logs -l app=splunk-otel-collector -f --container otel-collector</w:t>
       </w:r>
     </w:p>
-    <w:p/>
-    <w:p>
-      <w:r>
-        <w:t>Fire another request. You should see log records flowing through the collector's logs pipeline (</w:t>
-      </w:r>
+    <w:p>
+      <w:r>
+        <w:t>Fire another request. You should see log records flowing through the collector's logs pipeline (otlp receiver → splunk_hec/platform_logs exporter). This is the same collector handling traces and metrics — one pipeline, three signal types.</w:t>
+      </w:r>
+    </w:p>
+    <w:p>
+      <w:pPr>
+        <w:pStyle w:val="Heading2"/>
+      </w:pPr>
+      <w:r>
+        <w:t>Discussion Point</w:t>
+      </w:r>
+    </w:p>
+    <w:p>
+      <w:r>
+        <w:t>The logging pattern here (logger.exception() on every failure path, LoggingHandler bridge, no manual trace_id injection) is copy-pasteable into any Python service. What would it take to add this pattern to one of your own AI agent services? Is the blocker technical, or is it "nobody's owned doing this yet"?</w:t>
+      </w:r>
+    </w:p>
+    <w:p>
+      <w:pPr>
+        <w:pStyle w:val="Heading2"/>
+      </w:pPr>
+      <w:r>
+        <w:t>Troubleshooting</w:t>
+      </w:r>
+    </w:p>
+    <w:p>
+      <w:r>
+        <w:t>See repo root README → Log-Trace Correlation and Bi-directional Drilldowns Setup.</w:t>
+      </w:r>
+    </w:p>
+    <w:p>
+      <w:r>
+        <w:br w:type="page"/>
+      </w:r>
+    </w:p>
+    <w:p>
+      <w:pPr>
+        <w:pStyle w:val="Heading1"/>
+      </w:pPr>
+      <w:r>
+        <w:t>Module 3: ThousandEyes Configuration (20 min)</w:t>
+      </w:r>
+    </w:p>
+    <w:p>
+      <w:pPr>
+        <w:pStyle w:val="Heading2"/>
+      </w:pPr>
+      <w:r>
+        <w:t>Why this matters</w:t>
+      </w:r>
+    </w:p>
+    <w:p>
+      <w:r>
+        <w:t>This is the "shadow network issues" story: Kubernetes service mesh and cloud networking failures are invisible to application-only monitoring. ThousandEyes solves this by running inside the same cluster as your services — same DNS, same routing, same egress rules your application actually experiences. This module shows you exactly how those tests are configured and why placement matters.</w:t>
+      </w:r>
+    </w:p>
+    <w:p>
+      <w:pPr>
+        <w:pStyle w:val="Heading2"/>
+      </w:pPr>
+      <w:r>
+        <w:t>Step 1: Confirm the agent placement</w:t>
+      </w:r>
+    </w:p>
+    <w:p>
+      <w:pPr/>
       <w:r>
         <w:rPr>
-          <w:rFonts w:ascii="Consolas" w:hAnsi="Consolas"/>
-          <w:sz w:val="20"/>
-        </w:rPr>
-        <w:t>otlp</w:t>
-      </w:r>
-      <w:r>
-        <w:t xml:space="preserve"> receiver → </w:t>
-      </w:r>
-      <w:r>
-        <w:rPr>
-          <w:rFonts w:ascii="Consolas" w:hAnsi="Consolas"/>
-          <w:sz w:val="20"/>
-        </w:rPr>
-        <w:t>splunk_hec/platform_logs</w:t>
-      </w:r>
-      <w:r>
-        <w:t xml:space="preserve"> exporter). This is the same collector handling traces and metrics — one pipeline, three signal types.</w:t>
-      </w:r>
-    </w:p>
-    <w:p>
-      <w:pPr>
-        <w:pStyle w:val="Heading2"/>
-      </w:pPr>
-      <w:r>
-        <w:t>Discussion Point</w:t>
-      </w:r>
-    </w:p>
-    <w:p>
-      <w:r>
-        <w:t>The logging pattern here (</w:t>
-      </w:r>
-      <w:r>
-        <w:rPr>
-          <w:rFonts w:ascii="Consolas" w:hAnsi="Consolas"/>
-          <w:sz w:val="20"/>
-        </w:rPr>
-        <w:t>logger.exception()</w:t>
-      </w:r>
-      <w:r>
-        <w:t xml:space="preserve"> on every failure path, </w:t>
-      </w:r>
-      <w:r>
-        <w:rPr>
-          <w:rFonts w:ascii="Consolas" w:hAnsi="Consolas"/>
-          <w:sz w:val="20"/>
-        </w:rPr>
-        <w:t>LoggingHandler</w:t>
-      </w:r>
-      <w:r>
-        <w:t xml:space="preserve"> bridge, no manual trace_id injection) is copy-pasteable into any Python service. What would it take to add this pattern to one of your own AI agent services? Is the blocker technical, or is it "nobody's owned doing this yet"?</w:t>
-      </w:r>
-    </w:p>
-    <w:p>
-      <w:pPr>
-        <w:pStyle w:val="Heading2"/>
-      </w:pPr>
-      <w:r>
-        <w:t>Troubleshooting</w:t>
-      </w:r>
-    </w:p>
-    <w:p>
-      <w:r>
-        <w:t xml:space="preserve">See repo root README → </w:t>
-      </w:r>
-      <w:r>
-        <w:rPr>
-          <w:i/>
-        </w:rPr>
-        <w:t>Log-Trace Correlation (../README.md#log-trace-correlation)</w:t>
-      </w:r>
-      <w:r>
-        <w:t xml:space="preserve"> and </w:t>
-      </w:r>
-      <w:r>
-        <w:rPr>
-          <w:i/>
-        </w:rPr>
-        <w:t>Bi-directional Drilldowns Setup (../README.md#bi-directional-drilldowns-setup)</w:t>
-      </w:r>
-      <w:r>
-        <w:t>.</w:t>
-      </w:r>
-    </w:p>
-    <w:p>
-      <w:r>
-        <w:br w:type="page"/>
-      </w:r>
-    </w:p>
-    <w:p>
-      <w:pPr>
-        <w:pStyle w:val="Heading1"/>
-      </w:pPr>
-      <w:r>
-        <w:t>Module 3: ThousandEyes Configuration (20 min)</w:t>
-      </w:r>
-    </w:p>
-    <w:p>
-      <w:pPr>
-        <w:pStyle w:val="Heading2"/>
-      </w:pPr>
-      <w:r>
-        <w:t>Why this matters</w:t>
-      </w:r>
-    </w:p>
-    <w:p>
-      <w:r>
-        <w:t xml:space="preserve">This is the "shadow network issues" story: Kubernetes service mesh and cloud networking failures are invisible to application-only monitoring. ThousandEyes solves this by running </w:t>
-      </w:r>
-      <w:r>
-        <w:rPr>
-          <w:b/>
-        </w:rPr>
-        <w:t>inside the same cluster</w:t>
-      </w:r>
-      <w:r>
-        <w:t xml:space="preserve"> as your services — same DNS, same routing, same egress rules your application actually experiences. This module shows you exactly how those tests are configured and why placement matters.</w:t>
-      </w:r>
-    </w:p>
-    <w:p>
-      <w:pPr>
-        <w:pStyle w:val="Heading2"/>
-      </w:pPr>
-      <w:r>
-        <w:t>Step 1: Confirm the agent placement</w:t>
-      </w:r>
-    </w:p>
-    <w:p>
-      <w:pPr>
-        <w:spacing w:after="0"/>
-        <w:shd w:val="clear" w:fill="EDEDED"/>
-      </w:pPr>
-      <w:r>
-        <w:rPr>
-          <w:rFonts w:ascii="Consolas" w:hAnsi="Consolas"/>
-          <w:sz w:val="19"/>
+          <w:rFonts w:ascii="Courier New" w:hAnsi="Courier New"/>
+          <w:sz w:val="18"/>
         </w:rPr>
         <w:t>kubectl get pods -n te-demo -o wide</w:t>
       </w:r>
     </w:p>
-    <w:p/>
-    <w:p>
+    <w:p>
+      <w:r>
+        <w:t>Notice the NODE column — this agent is running on the same worker node(s) as your travel-planner pods. This is the entire point: a synthetic test from an external PoP tells you the internet is fine. A synthetic test from inside the cluster tells you your application's actual network path is fine.</w:t>
+      </w:r>
+    </w:p>
+    <w:p>
+      <w:pPr>
+        <w:pStyle w:val="Heading2"/>
+      </w:pPr>
+      <w:r>
+        <w:t>Step 2: Inspect the test configuration</w:t>
+      </w:r>
+    </w:p>
+    <w:p>
+      <w:pPr/>
       <w:r>
         <w:rPr>
-          <w:b/>
-        </w:rPr>
-        <w:t>Notice the NODE column</w:t>
-      </w:r>
-      <w:r>
-        <w:t xml:space="preserve"> — this agent is running on the same worker node(s) as your </w:t>
-      </w:r>
-      <w:r>
-        <w:rPr>
-          <w:rFonts w:ascii="Consolas" w:hAnsi="Consolas"/>
-          <w:sz w:val="20"/>
-        </w:rPr>
-        <w:t>travel-planner</w:t>
-      </w:r>
-      <w:r>
-        <w:t xml:space="preserve"> pods. This is the entire point: a synthetic test from an external PoP tells you the internet is fine. A synthetic test from inside the cluster tells you *your application's actual network path* is fine.</w:t>
-      </w:r>
-    </w:p>
-    <w:p>
-      <w:pPr>
-        <w:pStyle w:val="Heading2"/>
-      </w:pPr>
-      <w:r>
-        <w:t>Step 2: Inspect the test configuration</w:t>
-      </w:r>
-    </w:p>
-    <w:p>
-      <w:pPr>
-        <w:spacing w:after="0"/>
-        <w:shd w:val="clear" w:fill="EDEDED"/>
-      </w:pPr>
-      <w:r>
-        <w:rPr>
-          <w:rFonts w:ascii="Consolas" w:hAnsi="Consolas"/>
-          <w:sz w:val="19"/>
+          <w:rFonts w:ascii="Courier New" w:hAnsi="Courier New"/>
+          <w:sz w:val="18"/>
         </w:rPr>
         <w:t>cat scripts/04-create-te-tests.sh</w:t>
       </w:r>
     </w:p>
-    <w:p/>
     <w:p>
       <w:r>
         <w:t>Find the two things that make TE tests correlate with APM:</w:t>
       </w:r>
     </w:p>
     <w:p>
-      <w:pPr>
-        <w:pStyle w:val="ListBullet"/>
-      </w:pPr>
+      <w:r>
+        <w:t>- "distributedTracing": true — TE injects B3 trace headers on every request, so each test execution becomes a real span in your trace backend</w:t>
+      </w:r>
+    </w:p>
+    <w:p>
+      <w:r>
+        <w:t>- customHeaders": {"X-TE-Test-Id": ..., "X-TE-Test-Name": ...} — these headers are what stamp_te_span() (Module 2) reads to tag the resulting span</w:t>
+      </w:r>
+    </w:p>
+    <w:p>
+      <w:pPr>
+        <w:pStyle w:val="Heading2"/>
+      </w:pPr>
+      <w:r>
+        <w:t>Step 3: View your tests live</w:t>
+      </w:r>
+    </w:p>
+    <w:p>
+      <w:r>
+        <w:t>Most attendees don't have a login for the ThousandEyes web UI (it's gated behind the organizer's Cisco SSO). Instead, check status straight from the API with the token already in your shell:</w:t>
+      </w:r>
+    </w:p>
+    <w:p>
+      <w:pPr/>
       <w:r>
         <w:rPr>
-          <w:rFonts w:ascii="Consolas" w:hAnsi="Consolas"/>
-          <w:sz w:val="20"/>
+          <w:rFonts w:ascii="Courier New" w:hAnsi="Courier New"/>
+          <w:sz w:val="18"/>
         </w:rPr>
-        <w:t>"distributedTracing": true</w:t>
-      </w:r>
-      <w:r>
-        <w:t xml:space="preserve"> — TE injects B3 trace headers on every request, so each test execution becomes a real span in your trace backend</w:t>
-      </w:r>
-    </w:p>
-    <w:p>
-      <w:pPr>
-        <w:pStyle w:val="ListBullet"/>
-      </w:pPr>
+        <w:t>bash scripts/check-te-status.sh</w:t>
+      </w:r>
+    </w:p>
+    <w:p>
+      <w:r>
+        <w:t>You should see:</w:t>
+      </w:r>
+    </w:p>
+    <w:p>
+      <w:r>
+        <w:t>All should show UP / green right now. This same command (with --watch appended) is what you'll use to observe outages live in Modules 5–7. (If your organizer has set you up with a UI login, https://app.thousandeyes.com → Test Settings → filter by your TEST_PREFIX shows the same data with more detail.)</w:t>
+      </w:r>
+    </w:p>
+    <w:p>
+      <w:pPr>
+        <w:pStyle w:val="Heading2"/>
+      </w:pPr>
+      <w:r>
+        <w:t>Step 4: Confirm distributed tracing didn't silently reset</w:t>
+      </w:r>
+    </w:p>
+    <w:p>
+      <w:r>
+        <w:t>This is a known TE API quirk worth knowing about: a partial PUT to the TE API can silently reset distributedTracing back to false.</w:t>
+      </w:r>
+    </w:p>
+    <w:p>
+      <w:pPr/>
       <w:r>
         <w:rPr>
-          <w:rFonts w:ascii="Consolas" w:hAnsi="Consolas"/>
-          <w:sz w:val="20"/>
+          <w:rFonts w:ascii="Courier New" w:hAnsi="Courier New"/>
+          <w:sz w:val="18"/>
         </w:rPr>
-        <w:t>customHeaders": {"X-TE-Test-Id": ..., "X-TE-Test-Name": ...}</w:t>
-      </w:r>
-      <w:r>
-        <w:t xml:space="preserve"> — these headers are what </w:t>
-      </w:r>
-      <w:r>
-        <w:rPr>
-          <w:rFonts w:ascii="Consolas" w:hAnsi="Consolas"/>
-          <w:sz w:val="20"/>
-        </w:rPr>
-        <w:t>stamp_te_span()</w:t>
-      </w:r>
-      <w:r>
-        <w:t xml:space="preserve"> (Module 2) reads to tag the resulting span</w:t>
-      </w:r>
-    </w:p>
-    <w:p>
-      <w:pPr>
-        <w:pStyle w:val="Heading2"/>
-      </w:pPr>
-      <w:r>
-        <w:t>Step 3: View your tests live</w:t>
-      </w:r>
-    </w:p>
-    <w:p>
-      <w:r>
-        <w:t xml:space="preserve">Go to </w:t>
-      </w:r>
-      <w:r>
-        <w:rPr>
-          <w:rFonts w:ascii="Consolas" w:hAnsi="Consolas"/>
-          <w:sz w:val="20"/>
-        </w:rPr>
-        <w:t>https://app.thousandeyes.com</w:t>
-      </w:r>
-      <w:r>
-        <w:t xml:space="preserve"> → Test Settings → filter by your </w:t>
-      </w:r>
-      <w:r>
-        <w:rPr>
-          <w:rFonts w:ascii="Consolas" w:hAnsi="Consolas"/>
-          <w:sz w:val="20"/>
-        </w:rPr>
-        <w:t>TEST_PREFIX</w:t>
-      </w:r>
-      <w:r>
-        <w:t>. You should see:</w:t>
-      </w:r>
-    </w:p>
-    <w:tbl>
-      <w:tblPr>
-        <w:tblStyle w:val="LightGrid-Accent1"/>
-        <w:tblW w:type="auto" w:w="0"/>
-        <w:tblLook w:firstColumn="1" w:firstRow="1" w:lastColumn="0" w:lastRow="0" w:noHBand="0" w:noVBand="1" w:val="04A0"/>
-      </w:tblPr>
-      <w:tblGrid>
-        <w:gridCol w:w="4320"/>
-        <w:gridCol w:w="4320"/>
-      </w:tblGrid>
-      <w:tr>
-        <w:tc>
-          <w:tcPr>
-            <w:tcW w:type="dxa" w:w="4320"/>
-          </w:tcPr>
-          <w:p>
-            <w:r>
-              <w:rPr>
-                <w:b/>
-              </w:rPr>
-            </w:r>
-            <w:r>
-              <w:rPr>
-                <w:b/>
-              </w:rPr>
-              <w:t>Test</w:t>
-            </w:r>
-          </w:p>
-        </w:tc>
-        <w:tc>
-          <w:tcPr>
-            <w:tcW w:type="dxa" w:w="4320"/>
-          </w:tcPr>
-          <w:p>
-            <w:r>
-              <w:rPr>
-                <w:b/>
-              </w:rPr>
-            </w:r>
-            <w:r>
-              <w:rPr>
-                <w:b/>
-              </w:rPr>
-              <w:t>Target</w:t>
-            </w:r>
-          </w:p>
-        </w:tc>
-      </w:tr>
-      <w:tr>
-        <w:tc>
-          <w:tcPr>
-            <w:tcW w:type="dxa" w:w="4320"/>
-          </w:tcPr>
-          <w:p>
-            <w:r/>
-            <w:r>
-              <w:rPr>
-                <w:rFonts w:ascii="Consolas" w:hAnsi="Consolas"/>
-                <w:sz w:val="20"/>
-              </w:rPr>
-              <w:t>Agent - Orchestrator</w:t>
-            </w:r>
-          </w:p>
-        </w:tc>
-        <w:tc>
-          <w:tcPr>
-            <w:tcW w:type="dxa" w:w="4320"/>
-          </w:tcPr>
-          <w:p>
-            <w:r/>
-            <w:r>
-              <w:rPr>
-                <w:rFonts w:ascii="Consolas" w:hAnsi="Consolas"/>
-                <w:sz w:val="20"/>
-              </w:rPr>
-              <w:t>/health</w:t>
-            </w:r>
-            <w:r>
-              <w:t xml:space="preserve"> in-cluster</w:t>
-            </w:r>
-          </w:p>
-        </w:tc>
-      </w:tr>
-      <w:tr>
-        <w:tc>
-          <w:tcPr>
-            <w:tcW w:type="dxa" w:w="4320"/>
-          </w:tcPr>
-          <w:p>
-            <w:r/>
-            <w:r>
-              <w:rPr>
-                <w:rFonts w:ascii="Consolas" w:hAnsi="Consolas"/>
-                <w:sz w:val="20"/>
-              </w:rPr>
-              <w:t>Agent - Flight/Hotel/Activity Specialist</w:t>
-            </w:r>
-          </w:p>
-        </w:tc>
-        <w:tc>
-          <w:tcPr>
-            <w:tcW w:type="dxa" w:w="4320"/>
-          </w:tcPr>
-          <w:p>
-            <w:r/>
-            <w:r>
-              <w:rPr>
-                <w:rFonts w:ascii="Consolas" w:hAnsi="Consolas"/>
-                <w:sz w:val="20"/>
-              </w:rPr>
-              <w:t>/health</w:t>
-            </w:r>
-            <w:r>
-              <w:t xml:space="preserve"> in-cluster</w:t>
-            </w:r>
-          </w:p>
-        </w:tc>
-      </w:tr>
-      <w:tr>
-        <w:tc>
-          <w:tcPr>
-            <w:tcW w:type="dxa" w:w="4320"/>
-          </w:tcPr>
-          <w:p>
-            <w:r/>
-            <w:r>
-              <w:rPr>
-                <w:rFonts w:ascii="Consolas" w:hAnsi="Consolas"/>
-                <w:sz w:val="20"/>
-              </w:rPr>
-              <w:t>Agent - Synthesizer</w:t>
-            </w:r>
-          </w:p>
-        </w:tc>
-        <w:tc>
-          <w:tcPr>
-            <w:tcW w:type="dxa" w:w="4320"/>
-          </w:tcPr>
-          <w:p>
-            <w:r/>
-            <w:r>
-              <w:rPr>
-                <w:rFonts w:ascii="Consolas" w:hAnsi="Consolas"/>
-                <w:sz w:val="20"/>
-              </w:rPr>
-              <w:t>/health</w:t>
-            </w:r>
-            <w:r>
-              <w:t xml:space="preserve"> in-cluster</w:t>
-            </w:r>
-          </w:p>
-        </w:tc>
-      </w:tr>
-      <w:tr>
-        <w:tc>
-          <w:tcPr>
-            <w:tcW w:type="dxa" w:w="4320"/>
-          </w:tcPr>
-          <w:p>
-            <w:r/>
-            <w:r>
-              <w:rPr>
-                <w:rFonts w:ascii="Consolas" w:hAnsi="Consolas"/>
-                <w:sz w:val="20"/>
-              </w:rPr>
-              <w:t>LLM - OpenAI API</w:t>
-            </w:r>
-          </w:p>
-        </w:tc>
-        <w:tc>
-          <w:tcPr>
-            <w:tcW w:type="dxa" w:w="4320"/>
-          </w:tcPr>
-          <w:p>
-            <w:r/>
-            <w:r>
-              <w:rPr>
-                <w:rFonts w:ascii="Consolas" w:hAnsi="Consolas"/>
-                <w:sz w:val="20"/>
-              </w:rPr>
-              <w:t>api.openai.com</w:t>
-            </w:r>
-          </w:p>
-        </w:tc>
-      </w:tr>
-      <w:tr>
-        <w:tc>
-          <w:tcPr>
-            <w:tcW w:type="dxa" w:w="4320"/>
-          </w:tcPr>
-          <w:p>
-            <w:r/>
-            <w:r>
-              <w:rPr>
-                <w:rFonts w:ascii="Consolas" w:hAnsi="Consolas"/>
-                <w:sz w:val="20"/>
-              </w:rPr>
-              <w:t>EC2 Instance Health</w:t>
-            </w:r>
-          </w:p>
-        </w:tc>
-        <w:tc>
-          <w:tcPr>
-            <w:tcW w:type="dxa" w:w="4320"/>
-          </w:tcPr>
-          <w:p>
-            <w:r/>
-            <w:r>
-              <w:t>external reachability</w:t>
-            </w:r>
-          </w:p>
-        </w:tc>
-      </w:tr>
-    </w:tbl>
-    <w:p/>
-    <w:p>
-      <w:r>
-        <w:t>All should show green / 100% availability right now.</w:t>
-      </w:r>
-    </w:p>
-    <w:p>
-      <w:pPr>
-        <w:pStyle w:val="Heading2"/>
-      </w:pPr>
-      <w:r>
-        <w:t>Step 4: Confirm distributed tracing didn't silently reset</w:t>
-      </w:r>
-    </w:p>
-    <w:p>
-      <w:r>
-        <w:t xml:space="preserve">This is a known TE API quirk worth knowing about: a partial </w:t>
-      </w:r>
-      <w:r>
-        <w:rPr>
-          <w:rFonts w:ascii="Consolas" w:hAnsi="Consolas"/>
-          <w:sz w:val="20"/>
-        </w:rPr>
-        <w:t>PUT</w:t>
-      </w:r>
-      <w:r>
-        <w:t xml:space="preserve"> to the TE API can silently reset </w:t>
-      </w:r>
-      <w:r>
-        <w:rPr>
-          <w:rFonts w:ascii="Consolas" w:hAnsi="Consolas"/>
-          <w:sz w:val="20"/>
-        </w:rPr>
-        <w:t>distributedTracing</w:t>
-      </w:r>
-      <w:r>
-        <w:t xml:space="preserve"> back to </w:t>
-      </w:r>
-      <w:r>
-        <w:rPr>
-          <w:rFonts w:ascii="Consolas" w:hAnsi="Consolas"/>
-          <w:sz w:val="20"/>
-        </w:rPr>
-        <w:t>false</w:t>
-      </w:r>
-      <w:r>
-        <w:t>.</w:t>
-      </w:r>
-    </w:p>
-    <w:p>
-      <w:pPr>
-        <w:spacing w:after="0"/>
-        <w:shd w:val="clear" w:fill="EDEDED"/>
-      </w:pPr>
-      <w:r>
-        <w:rPr>
-          <w:rFonts w:ascii="Consolas" w:hAnsi="Consolas"/>
-          <w:sz w:val="19"/>
-        </w:rPr>
-        <w:t>curl -s https://api.thousandeyes.com/v7/tests/http-server/&lt;TEST_ID&gt; \</w:t>
+        <w:t>TEST_ID=$(curl -s https://api.thousandeyes.com/v7/tests \</w:t>
+        <w:br/>
+        <w:t xml:space="preserve">  -H "Authorization: Bearer ${TE_BEARER_TOKEN}" \</w:t>
+        <w:br/>
+        <w:t xml:space="preserve">  | python3 -c "import json,sys; print(next((t['testId'] for t in json.load(sys.stdin)['tests'] if t['testName']=='[${TEST_PREFIX}] Agent - Orchestrator'), ''))")</w:t>
+        <w:br/>
+        <w:br/>
+        <w:t>curl -s https://api.thousandeyes.com/v7/tests/http-server/${TEST_ID} \</w:t>
         <w:br/>
         <w:t xml:space="preserve">  -H "Authorization: Bearer ${TE_BEARER_TOKEN}" \</w:t>
         <w:br/>
         <w:t xml:space="preserve">  | python3 -c "import json,sys; t=json.load(sys.stdin); print('distributedTracing:', t.get('distributedTracing')); print('customHeaders:', t.get('customHeaders'))"</w:t>
       </w:r>
     </w:p>
-    <w:p/>
-    <w:p>
-      <w:r>
-        <w:t xml:space="preserve">(Get a </w:t>
-      </w:r>
+    <w:p>
+      <w:r>
+        <w:t>(No UI needed — the first command looks up the test ID by name via the API.)</w:t>
+      </w:r>
+    </w:p>
+    <w:p>
+      <w:pPr>
+        <w:pStyle w:val="Heading2"/>
+      </w:pPr>
+      <w:r>
+        <w:t>Step 5: Set up the bi-directional drilldown (one-time, if not already done by your organizer)</w:t>
+      </w:r>
+    </w:p>
+    <w:p>
+      <w:r>
+        <w:t>- Splunk → TE: Settings → Global Data Links → New Link, property name te.test.id, URL https://app.thousandeyes.com/view/tests/?testId={{value}}</w:t>
+      </w:r>
+    </w:p>
+    <w:p>
+      <w:r>
+        <w:t>- TE → Splunk: Requires TE Account Admin — Manage → Integrations → Integrations 2.0 → Connectors → New Connector, preset "Splunk Observability APM". If you're not an Account Admin, skip this and ask your organizer whether it's already configured.</w:t>
+      </w:r>
+    </w:p>
+    <w:p>
+      <w:pPr>
+        <w:pStyle w:val="Heading2"/>
+      </w:pPr>
+      <w:r>
+        <w:t>Discussion Point</w:t>
+      </w:r>
+    </w:p>
+    <w:p>
+      <w:r>
+        <w:t>Notice this agent tests every specialist's /health endpoint independently, rather than one aggregate test. Why does per-service granularity matter more for a multi-agent AI system than it would for a single monolithic app?</w:t>
+      </w:r>
+    </w:p>
+    <w:p>
+      <w:pPr>
+        <w:pStyle w:val="Heading2"/>
+      </w:pPr>
+      <w:r>
+        <w:t>Troubleshooting</w:t>
+      </w:r>
+    </w:p>
+    <w:p>
+      <w:r>
+        <w:t>See repo root README → te. span attributes missing on /health spans and ThousandEyes agent never appears in dashboard.</w:t>
+      </w:r>
+    </w:p>
+    <w:p>
+      <w:r>
+        <w:br w:type="page"/>
+      </w:r>
+    </w:p>
+    <w:p>
+      <w:pPr>
+        <w:pStyle w:val="Heading1"/>
+      </w:pPr>
+      <w:r>
+        <w:t>Module 4: Splunk Detectors &amp; Alerting (15 min)</w:t>
+      </w:r>
+    </w:p>
+    <w:p>
+      <w:pPr>
+        <w:pStyle w:val="Heading2"/>
+      </w:pPr>
+      <w:r>
+        <w:t>Why this matters</w:t>
+      </w:r>
+    </w:p>
+    <w:p>
+      <w:r>
+        <w:t>This is the "client SLA pressure" story: you need to know about degradation before your client does. This module builds the alerts that make Modules 5–7 proactive rather than something you have to notice by eye.</w:t>
+      </w:r>
+    </w:p>
+    <w:p>
+      <w:pPr>
+        <w:pStyle w:val="Heading2"/>
+      </w:pPr>
+      <w:r>
+        <w:t>Step 1: Inspect the detector definitions</w:t>
+      </w:r>
+    </w:p>
+    <w:p>
+      <w:pPr/>
       <w:r>
         <w:rPr>
-          <w:rFonts w:ascii="Consolas" w:hAnsi="Consolas"/>
-          <w:sz w:val="20"/>
-        </w:rPr>
-        <w:t>TEST_ID</w:t>
-      </w:r>
-      <w:r>
-        <w:t xml:space="preserve"> from the TE UI — click into any test, the ID is in the URL.)</w:t>
-      </w:r>
-    </w:p>
-    <w:p>
-      <w:pPr>
-        <w:pStyle w:val="Heading2"/>
-      </w:pPr>
-      <w:r>
-        <w:t>Step 5: Set up the bi-directional drilldown (one-time, if not already done by your organizer)</w:t>
-      </w:r>
-    </w:p>
-    <w:p>
-      <w:pPr>
-        <w:pStyle w:val="ListBullet"/>
-      </w:pPr>
-      <w:r>
-        <w:rPr>
-          <w:b/>
-        </w:rPr>
-        <w:t>Splunk → TE</w:t>
-      </w:r>
-      <w:r>
-        <w:t xml:space="preserve">: Settings → Global Data Links → New Link, property name </w:t>
-      </w:r>
-      <w:r>
-        <w:rPr>
-          <w:rFonts w:ascii="Consolas" w:hAnsi="Consolas"/>
-          <w:sz w:val="20"/>
-        </w:rPr>
-        <w:t>te.test.id</w:t>
-      </w:r>
-      <w:r>
-        <w:t xml:space="preserve">, URL </w:t>
-      </w:r>
-      <w:r>
-        <w:rPr>
-          <w:rFonts w:ascii="Consolas" w:hAnsi="Consolas"/>
-          <w:sz w:val="20"/>
-        </w:rPr>
-        <w:t>https://app.thousandeyes.com/view/tests/?testId={{value}}</w:t>
-      </w:r>
-    </w:p>
-    <w:p>
-      <w:pPr>
-        <w:pStyle w:val="ListBullet"/>
-      </w:pPr>
-      <w:r>
-        <w:rPr>
-          <w:b/>
-        </w:rPr>
-        <w:t>TE → Splunk</w:t>
-      </w:r>
-      <w:r>
-        <w:t>: Requires TE Account Admin — Manage → Integrations → Integrations 2.0 → Connectors → New Connector, preset "Splunk Observability APM". If you're not an Account Admin, skip this and ask your organizer whether it's already configured.</w:t>
-      </w:r>
-    </w:p>
-    <w:p>
-      <w:pPr>
-        <w:pStyle w:val="Heading2"/>
-      </w:pPr>
-      <w:r>
-        <w:t>Discussion Point</w:t>
-      </w:r>
-    </w:p>
-    <w:p>
-      <w:r>
-        <w:t xml:space="preserve">Notice this agent tests every specialist's </w:t>
-      </w:r>
-      <w:r>
-        <w:rPr>
-          <w:rFonts w:ascii="Consolas" w:hAnsi="Consolas"/>
-          <w:sz w:val="20"/>
-        </w:rPr>
-        <w:t>/health</w:t>
-      </w:r>
-      <w:r>
-        <w:t xml:space="preserve"> endpoint independently, rather than one aggregate test. Why does per-service granularity matter more for a multi-agent AI system than it would for a single monolithic app?</w:t>
-      </w:r>
-    </w:p>
-    <w:p>
-      <w:pPr>
-        <w:pStyle w:val="Heading2"/>
-      </w:pPr>
-      <w:r>
-        <w:t>Troubleshooting</w:t>
-      </w:r>
-    </w:p>
-    <w:p>
-      <w:r>
-        <w:t xml:space="preserve">See repo root README → </w:t>
-      </w:r>
-      <w:r>
-        <w:rPr>
-          <w:i/>
-        </w:rPr>
-        <w:t>`te.*` span attributes missing on `/health` spans (../README.md#te-span-attributes-missing-on-health-spans)</w:t>
-      </w:r>
-      <w:r>
-        <w:t xml:space="preserve"> and </w:t>
-      </w:r>
-      <w:r>
-        <w:rPr>
-          <w:i/>
-        </w:rPr>
-        <w:t>ThousandEyes agent never appears in dashboard (../README.md#thousandeyes-agent-never-appears-in-dashboard)</w:t>
-      </w:r>
-      <w:r>
-        <w:t>.</w:t>
-      </w:r>
-    </w:p>
-    <w:p>
-      <w:r>
-        <w:br w:type="page"/>
-      </w:r>
-    </w:p>
-    <w:p>
-      <w:pPr>
-        <w:pStyle w:val="Heading1"/>
-      </w:pPr>
-      <w:r>
-        <w:t>Module 4: Splunk Detectors &amp; Alerting (15 min)</w:t>
-      </w:r>
-    </w:p>
-    <w:p>
-      <w:pPr>
-        <w:pStyle w:val="Heading2"/>
-      </w:pPr>
-      <w:r>
-        <w:t>Why this matters</w:t>
-      </w:r>
-    </w:p>
-    <w:p>
-      <w:r>
-        <w:t>This is the "client SLA pressure" story: you need to know about degradation before your client does. This module builds the alerts that make Modules 5–7 proactive rather than something you have to notice by eye.</w:t>
-      </w:r>
-    </w:p>
-    <w:p>
-      <w:pPr>
-        <w:pStyle w:val="Heading2"/>
-      </w:pPr>
-      <w:r>
-        <w:t>Step 1: Inspect the detector definitions</w:t>
-      </w:r>
-    </w:p>
-    <w:p>
-      <w:pPr>
-        <w:spacing w:after="0"/>
-        <w:shd w:val="clear" w:fill="EDEDED"/>
-      </w:pPr>
-      <w:r>
-        <w:rPr>
-          <w:rFonts w:ascii="Consolas" w:hAnsi="Consolas"/>
-          <w:sz w:val="19"/>
+          <w:rFonts w:ascii="Courier New" w:hAnsi="Courier New"/>
+          <w:sz w:val="18"/>
         </w:rPr>
         <w:t>cat scripts/05-create-splunk-detectors.sh</w:t>
       </w:r>
     </w:p>
-    <w:p/>
     <w:p>
       <w:r>
         <w:t>Notice each detector's alert body isn't generic — it links to the specific TE test relevant to that failure mode, and (for the LLM scenario) includes an embedded triage decision tree.</w:t>
@@ -3713,474 +1945,186 @@
     </w:p>
     <w:p>
       <w:r>
-        <w:t xml:space="preserve">Requires an API-scoped Splunk access token (different from the ingest token used for data). Workshop EC2 instances have this pre-set as </w:t>
-      </w:r>
+        <w:t>Requires an API-scoped Splunk access token (different from the ingest token used for data). Workshop EC2 instances have this pre-set as API_TOKEN in /etc/environment — deploy.sh and the script below pick it up automatically, no extra setup needed.</w:t>
+      </w:r>
+    </w:p>
+    <w:p>
+      <w:pPr/>
       <w:r>
         <w:rPr>
-          <w:rFonts w:ascii="Consolas" w:hAnsi="Consolas"/>
-          <w:sz w:val="20"/>
-        </w:rPr>
-        <w:t>API_TOKEN</w:t>
-      </w:r>
-      <w:r>
-        <w:t xml:space="preserve"> in </w:t>
-      </w:r>
-      <w:r>
-        <w:rPr>
-          <w:rFonts w:ascii="Consolas" w:hAnsi="Consolas"/>
-          <w:sz w:val="20"/>
-        </w:rPr>
-        <w:t>/etc/environment</w:t>
-      </w:r>
-      <w:r>
-        <w:t xml:space="preserve"> — </w:t>
-      </w:r>
-      <w:r>
-        <w:rPr>
-          <w:rFonts w:ascii="Consolas" w:hAnsi="Consolas"/>
-          <w:sz w:val="20"/>
-        </w:rPr>
-        <w:t>deploy.sh</w:t>
-      </w:r>
-      <w:r>
-        <w:t xml:space="preserve"> and the script below pick it up automatically, no extra setup needed.</w:t>
-      </w:r>
-    </w:p>
-    <w:p>
-      <w:pPr>
-        <w:spacing w:after="0"/>
-        <w:shd w:val="clear" w:fill="EDEDED"/>
-      </w:pPr>
-      <w:r>
-        <w:rPr>
-          <w:rFonts w:ascii="Consolas" w:hAnsi="Consolas"/>
-          <w:sz w:val="19"/>
+          <w:rFonts w:ascii="Courier New" w:hAnsi="Courier New"/>
+          <w:sz w:val="18"/>
         </w:rPr>
         <w:t>bash scripts/05-create-splunk-detectors.sh</w:t>
       </w:r>
     </w:p>
-    <w:p/>
-    <w:p>
-      <w:r>
-        <w:t xml:space="preserve">If you're running outside a workshop EC2 instance and don't have </w:t>
-      </w:r>
+    <w:p>
+      <w:r>
+        <w:t>If you're running outside a workshop EC2 instance and don't have API_TOKEN pre-set, pass your own API-scoped token instead:</w:t>
+      </w:r>
+    </w:p>
+    <w:p>
+      <w:pPr/>
       <w:r>
         <w:rPr>
-          <w:rFonts w:ascii="Consolas" w:hAnsi="Consolas"/>
-          <w:sz w:val="20"/>
-        </w:rPr>
-        <w:t>API_TOKEN</w:t>
-      </w:r>
-      <w:r>
-        <w:t xml:space="preserve"> pre-set, pass your own API-scoped token instead:</w:t>
-      </w:r>
-    </w:p>
-    <w:p>
-      <w:pPr>
-        <w:spacing w:after="0"/>
-        <w:shd w:val="clear" w:fill="EDEDED"/>
-      </w:pPr>
-      <w:r>
-        <w:rPr>
-          <w:rFonts w:ascii="Consolas" w:hAnsi="Consolas"/>
-          <w:sz w:val="19"/>
+          <w:rFonts w:ascii="Courier New" w:hAnsi="Courier New"/>
+          <w:sz w:val="18"/>
         </w:rPr>
         <w:t>SPLUNK_API_TOKEN=&lt;your-api-scoped-token&gt; bash scripts/05-create-splunk-detectors.sh</w:t>
       </w:r>
     </w:p>
-    <w:p/>
-    <w:p>
+    <w:p>
+      <w:r>
+        <w:t>If you see ERROR 401: Authentication is required: the script fell back to an ingest-only token. Confirm API_TOKEN is set (echo $API_TOKEN) or pass SPLUNK_API_TOKEN explicitly.</w:t>
+      </w:r>
+    </w:p>
+    <w:p>
+      <w:r>
+        <w:t>Want alerts emailed to you? Set ALERT_EMAIL before running deploy.sh (or the script directly) and every detector rule is created with an Email notification recipient automatically:</w:t>
+      </w:r>
+    </w:p>
+    <w:p>
+      <w:pPr/>
       <w:r>
         <w:rPr>
-          <w:b/>
-        </w:rPr>
-        <w:t>If you see `ERROR 401: Authentication is required`:</w:t>
-      </w:r>
-      <w:r>
-        <w:t xml:space="preserve"> the script fell back to an ingest-only token. Confirm </w:t>
-      </w:r>
-      <w:r>
-        <w:rPr>
-          <w:rFonts w:ascii="Consolas" w:hAnsi="Consolas"/>
-          <w:sz w:val="20"/>
-        </w:rPr>
-        <w:t>API_TOKEN</w:t>
-      </w:r>
-      <w:r>
-        <w:t xml:space="preserve"> is set (</w:t>
-      </w:r>
-      <w:r>
-        <w:rPr>
-          <w:rFonts w:ascii="Consolas" w:hAnsi="Consolas"/>
-          <w:sz w:val="20"/>
-        </w:rPr>
-        <w:t>echo $API_TOKEN</w:t>
-      </w:r>
-      <w:r>
-        <w:t xml:space="preserve">) or pass </w:t>
-      </w:r>
-      <w:r>
-        <w:rPr>
-          <w:rFonts w:ascii="Consolas" w:hAnsi="Consolas"/>
-          <w:sz w:val="20"/>
-        </w:rPr>
-        <w:t>SPLUNK_API_TOKEN</w:t>
-      </w:r>
-      <w:r>
-        <w:t xml:space="preserve"> explicitly.</w:t>
-      </w:r>
-    </w:p>
-    <w:p>
-      <w:r>
-        <w:rPr>
-          <w:b/>
-        </w:rPr>
-        <w:t>Want alerts emailed to you?</w:t>
-      </w:r>
-      <w:r>
-        <w:t xml:space="preserve"> Set </w:t>
-      </w:r>
-      <w:r>
-        <w:rPr>
-          <w:rFonts w:ascii="Consolas" w:hAnsi="Consolas"/>
-          <w:sz w:val="20"/>
-        </w:rPr>
-        <w:t>ALERT_EMAIL</w:t>
-      </w:r>
-      <w:r>
-        <w:t xml:space="preserve"> before running </w:t>
-      </w:r>
-      <w:r>
-        <w:rPr>
-          <w:rFonts w:ascii="Consolas" w:hAnsi="Consolas"/>
-          <w:sz w:val="20"/>
-        </w:rPr>
-        <w:t>deploy.sh</w:t>
-      </w:r>
-      <w:r>
-        <w:t xml:space="preserve"> (or the script directly) and every detector rule is created with an Email notification recipient automatically:</w:t>
-      </w:r>
-    </w:p>
-    <w:p>
-      <w:pPr>
-        <w:spacing w:after="0"/>
-        <w:shd w:val="clear" w:fill="EDEDED"/>
-      </w:pPr>
-      <w:r>
-        <w:rPr>
-          <w:rFonts w:ascii="Consolas" w:hAnsi="Consolas"/>
-          <w:sz w:val="19"/>
+          <w:rFonts w:ascii="Courier New" w:hAnsi="Courier New"/>
+          <w:sz w:val="18"/>
         </w:rPr>
         <w:t>ALERT_EMAIL=you@example.com bash scripts/05-create-splunk-detectors.sh</w:t>
       </w:r>
     </w:p>
-    <w:p/>
-    <w:p>
-      <w:r>
-        <w:t xml:space="preserve">Without </w:t>
-      </w:r>
+    <w:p>
+      <w:r>
+        <w:t>Without ALERT_EMAIL, detectors are created with no notification recipients — add them later in Splunk under Alerts → Detectors → [detector] → Edit → Notifications.</w:t>
+      </w:r>
+    </w:p>
+    <w:p>
+      <w:pPr>
+        <w:pStyle w:val="Heading2"/>
+      </w:pPr>
+      <w:r>
+        <w:t>Step 3: View them in Splunk</w:t>
+      </w:r>
+    </w:p>
+    <w:p>
+      <w:r>
+        <w:t>https://app.us1.signalfx.com → Alerts → Detectors → filter "Travel Planner". You should see three detectors, one per scenario:</w:t>
+      </w:r>
+    </w:p>
+    <w:p>
+      <w:r>
+        <w:t>They're currently in a normal (green) state since nothing is broken yet.</w:t>
+      </w:r>
+    </w:p>
+    <w:p>
+      <w:pPr>
+        <w:pStyle w:val="Heading2"/>
+      </w:pPr>
+      <w:r>
+        <w:t>Step 4: Read one alert body closely</w:t>
+      </w:r>
+    </w:p>
+    <w:p>
+      <w:r>
+        <w:t>Click into "Scenario 3: Agent LLM Calls Failing" → view the alert message template. This is the payload that would page an on-call engineer. Notice it doesn't just say "something broke" — it tells them what to check next.</w:t>
+      </w:r>
+    </w:p>
+    <w:p>
+      <w:pPr>
+        <w:pStyle w:val="Heading2"/>
+      </w:pPr>
+      <w:r>
+        <w:t>Discussion Point</w:t>
+      </w:r>
+    </w:p>
+    <w:p>
+      <w:r>
+        <w:t>Compare this to how alerts are typically written — "CPU &gt; 80%", "error rate &gt; 5%". These detectors instead encode a decision tree (network healthy → check config; network degraded → check egress). What would it take to write your own alerts this way, and is that a tooling gap or a process gap on your team today?</w:t>
+      </w:r>
+    </w:p>
+    <w:p>
+      <w:pPr>
+        <w:pStyle w:val="Heading2"/>
+      </w:pPr>
+      <w:r>
+        <w:t>Troubleshooting</w:t>
+      </w:r>
+    </w:p>
+    <w:p>
+      <w:r>
+        <w:t>See repo root README → Scripts for detector script reference. If detector creation fails with a 401, confirm API_TOKEN (or SPLUNK_API_TOKEN) is set and API-scoped, not just ingest scope.</w:t>
+      </w:r>
+    </w:p>
+    <w:p>
+      <w:r>
+        <w:br w:type="page"/>
+      </w:r>
+    </w:p>
+    <w:p>
+      <w:pPr>
+        <w:pStyle w:val="Heading1"/>
+      </w:pPr>
+      <w:r>
+        <w:t>Module 5: Scenario 1 — Entry Point Down (15 min)</w:t>
+      </w:r>
+    </w:p>
+    <w:p>
+      <w:pPr>
+        <w:pStyle w:val="Heading2"/>
+      </w:pPr>
+      <w:r>
+        <w:t>Why this matters</w:t>
+      </w:r>
+    </w:p>
+    <w:p>
+      <w:r>
+        <w:t>The question this answers: infra takes down a pod, the entire AI system goes dark. Who do you call first — network or app team? This is the simplest failure mode, and it's your baseline for how fast triage should be for everything more subtle later.</w:t>
+      </w:r>
+    </w:p>
+    <w:p>
+      <w:pPr>
+        <w:pStyle w:val="Heading2"/>
+      </w:pPr>
+      <w:r>
+        <w:t>Step 1: Break it</w:t>
+      </w:r>
+    </w:p>
+    <w:p>
+      <w:pPr/>
       <w:r>
         <w:rPr>
-          <w:rFonts w:ascii="Consolas" w:hAnsi="Consolas"/>
-          <w:sz w:val="20"/>
-        </w:rPr>
-        <w:t>ALERT_EMAIL</w:t>
-      </w:r>
-      <w:r>
-        <w:t>, detectors are created with no notification recipients — add them later in Splunk under Alerts → Detectors → [detector] → Edit → Notifications.</w:t>
-      </w:r>
-    </w:p>
-    <w:p>
-      <w:pPr>
-        <w:pStyle w:val="Heading2"/>
-      </w:pPr>
-      <w:r>
-        <w:t>Step 3: View them in Splunk</w:t>
-      </w:r>
-    </w:p>
-    <w:p>
-      <w:r>
-        <w:rPr>
-          <w:rFonts w:ascii="Consolas" w:hAnsi="Consolas"/>
-          <w:sz w:val="20"/>
-        </w:rPr>
-        <w:t>https://app.us1.signalfx.com</w:t>
-      </w:r>
-      <w:r>
-        <w:t xml:space="preserve"> → Alerts → Detectors → filter "Travel Planner". You should see three detectors, one per scenario:</w:t>
-      </w:r>
-    </w:p>
-    <w:tbl>
-      <w:tblPr>
-        <w:tblStyle w:val="LightGrid-Accent1"/>
-        <w:tblW w:type="auto" w:w="0"/>
-        <w:tblLook w:firstColumn="1" w:firstRow="1" w:lastColumn="0" w:lastRow="0" w:noHBand="0" w:noVBand="1" w:val="04A0"/>
-      </w:tblPr>
-      <w:tblGrid>
-        <w:gridCol w:w="4320"/>
-        <w:gridCol w:w="4320"/>
-      </w:tblGrid>
-      <w:tr>
-        <w:tc>
-          <w:tcPr>
-            <w:tcW w:type="dxa" w:w="4320"/>
-          </w:tcPr>
-          <w:p>
-            <w:r>
-              <w:rPr>
-                <w:b/>
-              </w:rPr>
-            </w:r>
-            <w:r>
-              <w:rPr>
-                <w:b/>
-              </w:rPr>
-              <w:t>Detector</w:t>
-            </w:r>
-          </w:p>
-        </w:tc>
-        <w:tc>
-          <w:tcPr>
-            <w:tcW w:type="dxa" w:w="4320"/>
-          </w:tcPr>
-          <w:p>
-            <w:r>
-              <w:rPr>
-                <w:b/>
-              </w:rPr>
-            </w:r>
-            <w:r>
-              <w:rPr>
-                <w:b/>
-              </w:rPr>
-              <w:t>Fires when</w:t>
-            </w:r>
-          </w:p>
-        </w:tc>
-      </w:tr>
-      <w:tr>
-        <w:tc>
-          <w:tcPr>
-            <w:tcW w:type="dxa" w:w="4320"/>
-          </w:tcPr>
-          <w:p>
-            <w:r/>
-            <w:r>
-              <w:t>Scenario 1: Orchestrator Unreachable</w:t>
-            </w:r>
-          </w:p>
-        </w:tc>
-        <w:tc>
-          <w:tcPr>
-            <w:tcW w:type="dxa" w:w="4320"/>
-          </w:tcPr>
-          <w:p>
-            <w:r/>
-            <w:r>
-              <w:t>Entry point health check fails</w:t>
-            </w:r>
-          </w:p>
-        </w:tc>
-      </w:tr>
-      <w:tr>
-        <w:tc>
-          <w:tcPr>
-            <w:tcW w:type="dxa" w:w="4320"/>
-          </w:tcPr>
-          <w:p>
-            <w:r/>
-            <w:r>
-              <w:t>Scenario 2: Specialist Agent Unreachable</w:t>
-            </w:r>
-          </w:p>
-        </w:tc>
-        <w:tc>
-          <w:tcPr>
-            <w:tcW w:type="dxa" w:w="4320"/>
-          </w:tcPr>
-          <w:p>
-            <w:r/>
-            <w:r>
-              <w:t>Any one specialist agent health check fails</w:t>
-            </w:r>
-          </w:p>
-        </w:tc>
-      </w:tr>
-      <w:tr>
-        <w:tc>
-          <w:tcPr>
-            <w:tcW w:type="dxa" w:w="4320"/>
-          </w:tcPr>
-          <w:p>
-            <w:r/>
-            <w:r>
-              <w:t>Scenario 3: Agent LLM Calls Failing</w:t>
-            </w:r>
-          </w:p>
-        </w:tc>
-        <w:tc>
-          <w:tcPr>
-            <w:tcW w:type="dxa" w:w="4320"/>
-          </w:tcPr>
-          <w:p>
-            <w:r/>
-            <w:r>
-              <w:t>LLM-layer error rate spikes while agent health checks stay green</w:t>
-            </w:r>
-          </w:p>
-        </w:tc>
-      </w:tr>
-    </w:tbl>
-    <w:p/>
-    <w:p>
-      <w:r>
-        <w:t>They're currently in a normal (green) state since nothing is broken yet.</w:t>
-      </w:r>
-    </w:p>
-    <w:p>
-      <w:pPr>
-        <w:pStyle w:val="Heading2"/>
-      </w:pPr>
-      <w:r>
-        <w:t>Step 4: Read one alert body closely</w:t>
-      </w:r>
-    </w:p>
-    <w:p>
-      <w:r>
-        <w:t>Click into "Scenario 3: Agent LLM Calls Failing" → view the alert message template. This is the payload that would page an on-call engineer. Notice it doesn't just say "something broke" — it tells them what to check next.</w:t>
-      </w:r>
-    </w:p>
-    <w:p>
-      <w:pPr>
-        <w:pStyle w:val="Heading2"/>
-      </w:pPr>
-      <w:r>
-        <w:t>Discussion Point</w:t>
-      </w:r>
-    </w:p>
-    <w:p>
-      <w:r>
-        <w:t xml:space="preserve">Compare this to how alerts are typically written — "CPU &gt; 80%", "error rate &gt; 5%". These detectors instead encode a </w:t>
-      </w:r>
-      <w:r>
-        <w:rPr>
-          <w:b/>
-        </w:rPr>
-        <w:t>decision tree</w:t>
-      </w:r>
-      <w:r>
-        <w:t xml:space="preserve"> (network healthy → check config; network degraded → check egress). What would it take to write your own alerts this way, and is that a tooling gap or a process gap on your team today?</w:t>
-      </w:r>
-    </w:p>
-    <w:p>
-      <w:pPr>
-        <w:pStyle w:val="Heading2"/>
-      </w:pPr>
-      <w:r>
-        <w:t>Troubleshooting</w:t>
-      </w:r>
-    </w:p>
-    <w:p>
-      <w:r>
-        <w:t xml:space="preserve">See repo root README → </w:t>
-      </w:r>
-      <w:r>
-        <w:rPr>
-          <w:i/>
-        </w:rPr>
-        <w:t>Scripts (../README.md#scripts)</w:t>
-      </w:r>
-      <w:r>
-        <w:t xml:space="preserve"> for detector script reference. If detector creation fails with a 401, confirm </w:t>
-      </w:r>
-      <w:r>
-        <w:rPr>
-          <w:rFonts w:ascii="Consolas" w:hAnsi="Consolas"/>
-          <w:sz w:val="20"/>
-        </w:rPr>
-        <w:t>API_TOKEN</w:t>
-      </w:r>
-      <w:r>
-        <w:t xml:space="preserve"> (or </w:t>
-      </w:r>
-      <w:r>
-        <w:rPr>
-          <w:rFonts w:ascii="Consolas" w:hAnsi="Consolas"/>
-          <w:sz w:val="20"/>
-        </w:rPr>
-        <w:t>SPLUNK_API_TOKEN</w:t>
-      </w:r>
-      <w:r>
-        <w:t>) is set and API-scoped, not just ingest scope.</w:t>
-      </w:r>
-    </w:p>
-    <w:p>
-      <w:r>
-        <w:br w:type="page"/>
-      </w:r>
-    </w:p>
-    <w:p>
-      <w:pPr>
-        <w:pStyle w:val="Heading1"/>
-      </w:pPr>
-      <w:r>
-        <w:t>Module 5: Scenario 1 — Entry Point Down (15 min)</w:t>
-      </w:r>
-    </w:p>
-    <w:p>
-      <w:pPr>
-        <w:pStyle w:val="Heading2"/>
-      </w:pPr>
-      <w:r>
-        <w:t>Why this matters</w:t>
-      </w:r>
-    </w:p>
-    <w:p>
-      <w:r>
-        <w:rPr>
-          <w:b/>
-        </w:rPr>
-        <w:t>The question this answers:</w:t>
-      </w:r>
-      <w:r>
-        <w:t xml:space="preserve"> infra takes down a pod, the entire AI system goes dark. Who do you call first — network or app team? This is the simplest failure mode, and it's your baseline for how fast triage should be for everything more subtle later.</w:t>
-      </w:r>
-    </w:p>
-    <w:p>
-      <w:pPr>
-        <w:pStyle w:val="Heading2"/>
-      </w:pPr>
-      <w:r>
-        <w:t>Step 1: Break it</w:t>
-      </w:r>
-    </w:p>
-    <w:p>
-      <w:pPr>
-        <w:spacing w:after="0"/>
-        <w:shd w:val="clear" w:fill="EDEDED"/>
-      </w:pPr>
-      <w:r>
-        <w:rPr>
-          <w:rFonts w:ascii="Consolas" w:hAnsi="Consolas"/>
-          <w:sz w:val="19"/>
+          <w:rFonts w:ascii="Courier New" w:hAnsi="Courier New"/>
+          <w:sz w:val="18"/>
         </w:rPr>
         <w:t>bash scripts/07-demo-orchestrator-down.sh</w:t>
       </w:r>
     </w:p>
-    <w:p/>
-    <w:p>
-      <w:r>
-        <w:t xml:space="preserve">This scales </w:t>
-      </w:r>
+    <w:p>
+      <w:r>
+        <w:t>This scales orchestrator to 0 replicas. Takes ~5 seconds.</w:t>
+      </w:r>
+    </w:p>
+    <w:p>
+      <w:pPr>
+        <w:pStyle w:val="Heading2"/>
+      </w:pPr>
+      <w:r>
+        <w:t>Step 2: Check ThousandEyes (wait ~2 minutes for the next probe cycle)</w:t>
+      </w:r>
+    </w:p>
+    <w:p>
+      <w:pPr/>
       <w:r>
         <w:rPr>
-          <w:rFonts w:ascii="Consolas" w:hAnsi="Consolas"/>
-          <w:sz w:val="20"/>
+          <w:rFonts w:ascii="Courier New" w:hAnsi="Courier New"/>
+          <w:sz w:val="18"/>
         </w:rPr>
-        <w:t>orchestrator</w:t>
-      </w:r>
-      <w:r>
-        <w:t xml:space="preserve"> to 0 replicas. Takes ~5 seconds.</w:t>
+        <w:t>bash scripts/check-te-status.sh --watch</w:t>
+      </w:r>
+    </w:p>
+    <w:p>
+      <w:r>
+        <w:t>What you should see: Agent - Orchestrator flips to DOWN (connection refused). All other tests remain UP — flight, hotel, activity, synthesizer, LLM. Leave --watch running; it refreshes every 15s. (No UI login needed — this reads the same data straight from the TE API using your TE_BEARER_TOKEN.)</w:t>
       </w:r>
     </w:p>
     <w:p>
@@ -4188,171 +2132,68 @@
         <w:pStyle w:val="Heading2"/>
       </w:pPr>
       <w:r>
-        <w:t>Step 2: Check ThousandEyes (wait ~2 minutes for the next probe cycle)</w:t>
-      </w:r>
-    </w:p>
-    <w:p>
+        <w:t>Step 3: Check Splunk APM</w:t>
+      </w:r>
+    </w:p>
+    <w:p>
+      <w:r>
+        <w:t>https://app.us1.signalfx.com → APM → orchestrator service.</w:t>
+      </w:r>
+    </w:p>
+    <w:p>
+      <w:r>
+        <w:t>What you should see: no new travel.plan traces. The orchestrator goes dark on the service map.</w:t>
+      </w:r>
+    </w:p>
+    <w:p>
+      <w:pPr>
+        <w:pStyle w:val="Heading2"/>
+      </w:pPr>
+      <w:r>
+        <w:t>Step 4: Check the alert</w:t>
+      </w:r>
+    </w:p>
+    <w:p>
+      <w:r>
+        <w:t>Alerts → Detectors → "Scenario 1: Orchestrator Unreachable" — should have fired within ~2 minutes. Open the alert body and confirm it links to the ThousandEyes test.</w:t>
+      </w:r>
+    </w:p>
+    <w:p>
+      <w:r>
+        <w:t>If you set ALERT_EMAIL in Module 1, check your inbox — you should have an email for this alert too, with the same triage body.</w:t>
+      </w:r>
+    </w:p>
+    <w:p>
+      <w:pPr>
+        <w:pStyle w:val="Heading2"/>
+      </w:pPr>
+      <w:r>
+        <w:t>The verdict</w:t>
+      </w:r>
+    </w:p>
+    <w:p>
+      <w:r>
+        <w:t>TE isolated the failure to exactly one service, independently, before any user complaint. APM confirms zero traffic is getting through. Time to answer "who do I call": under 2 minutes, no war room.</w:t>
+      </w:r>
+    </w:p>
+    <w:p>
+      <w:pPr>
+        <w:pStyle w:val="Heading2"/>
+      </w:pPr>
+      <w:r>
+        <w:t>Step 5: Restore</w:t>
+      </w:r>
+    </w:p>
+    <w:p>
+      <w:pPr/>
       <w:r>
         <w:rPr>
-          <w:rFonts w:ascii="Consolas" w:hAnsi="Consolas"/>
-          <w:sz w:val="20"/>
-        </w:rPr>
-        <w:t>https://app.thousandeyes.com</w:t>
-      </w:r>
-      <w:r>
-        <w:t xml:space="preserve"> → your </w:t>
-      </w:r>
-      <w:r>
-        <w:rPr>
-          <w:rFonts w:ascii="Consolas" w:hAnsi="Consolas"/>
-          <w:sz w:val="20"/>
-        </w:rPr>
-        <w:t>Agent - Orchestrator</w:t>
-      </w:r>
-      <w:r>
-        <w:t xml:space="preserve"> test.</w:t>
-      </w:r>
-    </w:p>
-    <w:p>
-      <w:r>
-        <w:rPr>
-          <w:b/>
-        </w:rPr>
-        <w:t>What you should see:</w:t>
-      </w:r>
-      <w:r>
-        <w:t xml:space="preserve"> availability drops to 0%, connection refused. </w:t>
-      </w:r>
-      <w:r>
-        <w:rPr>
-          <w:b/>
-        </w:rPr>
-        <w:t>All other tests remain green</w:t>
-      </w:r>
-      <w:r>
-        <w:t xml:space="preserve"> — flight, hotel, activity, synthesizer, LLM.</w:t>
-      </w:r>
-    </w:p>
-    <w:p>
-      <w:pPr>
-        <w:pStyle w:val="Heading2"/>
-      </w:pPr>
-      <w:r>
-        <w:t>Step 3: Check Splunk APM</w:t>
-      </w:r>
-    </w:p>
-    <w:p>
-      <w:r>
-        <w:rPr>
-          <w:rFonts w:ascii="Consolas" w:hAnsi="Consolas"/>
-          <w:sz w:val="20"/>
-        </w:rPr>
-        <w:t>https://app.us1.signalfx.com</w:t>
-      </w:r>
-      <w:r>
-        <w:t xml:space="preserve"> → APM → </w:t>
-      </w:r>
-      <w:r>
-        <w:rPr>
-          <w:rFonts w:ascii="Consolas" w:hAnsi="Consolas"/>
-          <w:sz w:val="20"/>
-        </w:rPr>
-        <w:t>orchestrator</w:t>
-      </w:r>
-      <w:r>
-        <w:t xml:space="preserve"> service.</w:t>
-      </w:r>
-    </w:p>
-    <w:p>
-      <w:r>
-        <w:rPr>
-          <w:b/>
-        </w:rPr>
-        <w:t>What you should see:</w:t>
-      </w:r>
-      <w:r>
-        <w:t xml:space="preserve"> no new </w:t>
-      </w:r>
-      <w:r>
-        <w:rPr>
-          <w:rFonts w:ascii="Consolas" w:hAnsi="Consolas"/>
-          <w:sz w:val="20"/>
-        </w:rPr>
-        <w:t>travel.plan</w:t>
-      </w:r>
-      <w:r>
-        <w:t xml:space="preserve"> traces. The orchestrator goes dark on the service map.</w:t>
-      </w:r>
-    </w:p>
-    <w:p>
-      <w:pPr>
-        <w:pStyle w:val="Heading2"/>
-      </w:pPr>
-      <w:r>
-        <w:t>Step 4: Check the alert</w:t>
-      </w:r>
-    </w:p>
-    <w:p>
-      <w:r>
-        <w:t>Alerts → Detectors → "Scenario 1: Orchestrator Unreachable" — should have fired within ~2 minutes. Open the alert body and confirm it links to the ThousandEyes test.</w:t>
-      </w:r>
-    </w:p>
-    <w:p>
-      <w:r>
-        <w:t xml:space="preserve">If you set </w:t>
-      </w:r>
-      <w:r>
-        <w:rPr>
-          <w:rFonts w:ascii="Consolas" w:hAnsi="Consolas"/>
-          <w:sz w:val="20"/>
-        </w:rPr>
-        <w:t>ALERT_EMAIL</w:t>
-      </w:r>
-      <w:r>
-        <w:t xml:space="preserve"> in Module 1, check your inbox — you should have an email for this alert too, with the same triage body.</w:t>
-      </w:r>
-    </w:p>
-    <w:p>
-      <w:pPr>
-        <w:pStyle w:val="Heading2"/>
-      </w:pPr>
-      <w:r>
-        <w:t>The verdict</w:t>
-      </w:r>
-    </w:p>
-    <w:p>
-      <w:r>
-        <w:t xml:space="preserve">TE isolated the failure to exactly one service, independently, before any user complaint. APM confirms zero traffic is getting through. </w:t>
-      </w:r>
-      <w:r>
-        <w:rPr>
-          <w:b/>
-        </w:rPr>
-        <w:t>Time to answer "who do I call": under 2 minutes, no war room.</w:t>
-      </w:r>
-    </w:p>
-    <w:p>
-      <w:pPr>
-        <w:pStyle w:val="Heading2"/>
-      </w:pPr>
-      <w:r>
-        <w:t>Step 5: Restore</w:t>
-      </w:r>
-    </w:p>
-    <w:p>
-      <w:pPr>
-        <w:spacing w:after="0"/>
-        <w:shd w:val="clear" w:fill="EDEDED"/>
-      </w:pPr>
-      <w:r>
-        <w:rPr>
-          <w:rFonts w:ascii="Consolas" w:hAnsi="Consolas"/>
-          <w:sz w:val="19"/>
+          <w:rFonts w:ascii="Courier New" w:hAnsi="Courier New"/>
+          <w:sz w:val="18"/>
         </w:rPr>
         <w:t>bash scripts/10-demo-restore.sh</w:t>
       </w:r>
     </w:p>
-    <w:p/>
     <w:p>
       <w:r>
         <w:t>Wait ~2 minutes for TE tests to return to green before moving to the next module.</w:t>
@@ -4381,67 +2222,49 @@
     </w:p>
     <w:p>
       <w:r>
-        <w:t xml:space="preserve">See repo root README → </w:t>
-      </w:r>
+        <w:t>See repo root README → Demo Scenarios: Scenario 1.</w:t>
+      </w:r>
+    </w:p>
+    <w:p>
+      <w:r>
+        <w:br w:type="page"/>
+      </w:r>
+    </w:p>
+    <w:p>
+      <w:pPr>
+        <w:pStyle w:val="Heading1"/>
+      </w:pPr>
+      <w:r>
+        <w:t>Module 6: Scenario 2 — Agent Path Broken (15 min)</w:t>
+      </w:r>
+    </w:p>
+    <w:p>
+      <w:pPr>
+        <w:pStyle w:val="Heading2"/>
+      </w:pPr>
+      <w:r>
+        <w:t>Why this matters</w:t>
+      </w:r>
+    </w:p>
+    <w:p>
+      <w:r>
+        <w:t>The question this answers: one AI capability silently fails while the rest of the system keeps running and returning "successful" (but degraded) responses to users. This is the failure mode that error-rate dashboards miss — the overall request still completes.</w:t>
+      </w:r>
+    </w:p>
+    <w:p>
+      <w:pPr>
+        <w:pStyle w:val="Heading2"/>
+      </w:pPr>
+      <w:r>
+        <w:t>Step 1: Break it</w:t>
+      </w:r>
+    </w:p>
+    <w:p>
+      <w:pPr/>
       <w:r>
         <w:rPr>
-          <w:i/>
-        </w:rPr>
-        <w:t>Demo Scenarios: Scenario 1 (../README.md#scenario-1-orchestrator-unreachable)</w:t>
-      </w:r>
-      <w:r>
-        <w:t>.</w:t>
-      </w:r>
-    </w:p>
-    <w:p>
-      <w:r>
-        <w:br w:type="page"/>
-      </w:r>
-    </w:p>
-    <w:p>
-      <w:pPr>
-        <w:pStyle w:val="Heading1"/>
-      </w:pPr>
-      <w:r>
-        <w:t>Module 6: Scenario 2 — Agent Path Broken (15 min)</w:t>
-      </w:r>
-    </w:p>
-    <w:p>
-      <w:pPr>
-        <w:pStyle w:val="Heading2"/>
-      </w:pPr>
-      <w:r>
-        <w:t>Why this matters</w:t>
-      </w:r>
-    </w:p>
-    <w:p>
-      <w:r>
-        <w:rPr>
-          <w:b/>
-        </w:rPr>
-        <w:t>The question this answers:</w:t>
-      </w:r>
-      <w:r>
-        <w:t xml:space="preserve"> one AI capability silently fails while the rest of the system keeps running and returning "successful" (but degraded) responses to users. This is the failure mode that error-rate dashboards miss — the overall request still completes.</w:t>
-      </w:r>
-    </w:p>
-    <w:p>
-      <w:pPr>
-        <w:pStyle w:val="Heading2"/>
-      </w:pPr>
-      <w:r>
-        <w:t>Step 1: Break it</w:t>
-      </w:r>
-    </w:p>
-    <w:p>
-      <w:pPr>
-        <w:spacing w:after="0"/>
-        <w:shd w:val="clear" w:fill="EDEDED"/>
-      </w:pPr>
-      <w:r>
-        <w:rPr>
-          <w:rFonts w:ascii="Consolas" w:hAnsi="Consolas"/>
-          <w:sz w:val="19"/>
+          <w:rFonts w:ascii="Courier New" w:hAnsi="Courier New"/>
+          <w:sz w:val="18"/>
         </w:rPr>
         <w:t>bash scripts/08-demo-agent-down.sh</w:t>
         <w:br/>
@@ -4450,7 +2273,6 @@
         <w:t>AGENT=hotel-agent bash scripts/08-demo-agent-down.sh</w:t>
       </w:r>
     </w:p>
-    <w:p/>
     <w:p>
       <w:r>
         <w:t>Scales the target specialist agent to 0 replicas.</w:t>
@@ -4465,212 +2287,100 @@
       </w:r>
     </w:p>
     <w:p>
+      <w:pPr/>
       <w:r>
         <w:rPr>
-          <w:rFonts w:ascii="Consolas" w:hAnsi="Consolas"/>
-          <w:sz w:val="20"/>
+          <w:rFonts w:ascii="Courier New" w:hAnsi="Courier New"/>
+          <w:sz w:val="18"/>
         </w:rPr>
-        <w:t>https://app.thousandeyes.com</w:t>
-      </w:r>
-      <w:r>
-        <w:t xml:space="preserve"> → the specialist's health test (e.g. </w:t>
-      </w:r>
+        <w:t>bash scripts/check-te-status.sh --watch</w:t>
+      </w:r>
+    </w:p>
+    <w:p>
+      <w:r>
+        <w:t>What you should see: the specialist's health test (e.g. Agent - Flight Specialist) flips to DOWN. Every other agent test and the LLM test stay UP. The failure is proven to be isolated to one orchestrator-to-agent path.</w:t>
+      </w:r>
+    </w:p>
+    <w:p>
+      <w:pPr>
+        <w:pStyle w:val="Heading2"/>
+      </w:pPr>
+      <w:r>
+        <w:t>Step 3: Check Splunk APM — this is the important part</w:t>
+      </w:r>
+    </w:p>
+    <w:p>
+      <w:r>
+        <w:t>https://app.us1.signalfx.com → APM → orchestrator → travel.plan → open a recent trace.</w:t>
+      </w:r>
+    </w:p>
+    <w:p>
+      <w:r>
+        <w:t>What you should see: the trace completes (the orchestrator caught the error and returned a degraded response). Inside it, agent.call.flight-agent → ERROR span, while the other agent-call spans and the synthesizer are green.</w:t>
+      </w:r>
+    </w:p>
+    <w:p>
+      <w:pPr>
+        <w:pStyle w:val="Heading2"/>
+      </w:pPr>
+      <w:r>
+        <w:t>Step 4: Use the drilldown</w:t>
+      </w:r>
+    </w:p>
+    <w:p>
+      <w:r>
+        <w:t>Click the failing span → Tags panel → click te.test.id → "View in ThousandEyes" button should appear (requires the Global Data Link from Module 3 — if it's missing, this is your cue to set it up now). Note the click-through itself opens app.thousandeyes.com in a new tab, which needs a ThousandEyes UI login — if you don't have one, this step demonstrates the mechanism (the button appears with the correct test ID) even if you can't follow the link. Cross-check the same test with bash scripts/check-te-status.sh instead.</w:t>
+      </w:r>
+    </w:p>
+    <w:p>
+      <w:pPr>
+        <w:pStyle w:val="Heading2"/>
+      </w:pPr>
+      <w:r>
+        <w:t>Step 5: Check the alert</w:t>
+      </w:r>
+    </w:p>
+    <w:p>
+      <w:r>
+        <w:t>"Scenario 2: Specialist Agent Unreachable" — should be firing specifically for the agent you broke, not a generic alert. Hotel/activity/synthesizer alerts should NOT be firing.</w:t>
+      </w:r>
+    </w:p>
+    <w:p>
+      <w:r>
+        <w:t>If you set ALERT_EMAIL in Module 1, check your inbox for the corresponding email — it should name the specific agent that's down.</w:t>
+      </w:r>
+    </w:p>
+    <w:p>
+      <w:pPr>
+        <w:pStyle w:val="Heading2"/>
+      </w:pPr>
+      <w:r>
+        <w:t>The verdict</w:t>
+      </w:r>
+    </w:p>
+    <w:p>
+      <w:r>
+        <w:t>One click from a failing span to network-layer evidence. No manual copy-paste of test IDs, no cross-tool context switching.</w:t>
+      </w:r>
+    </w:p>
+    <w:p>
+      <w:pPr>
+        <w:pStyle w:val="Heading2"/>
+      </w:pPr>
+      <w:r>
+        <w:t>Step 6: Restore</w:t>
+      </w:r>
+    </w:p>
+    <w:p>
+      <w:pPr/>
       <w:r>
         <w:rPr>
-          <w:rFonts w:ascii="Consolas" w:hAnsi="Consolas"/>
-          <w:sz w:val="20"/>
-        </w:rPr>
-        <w:t>Agent - Flight Specialist</w:t>
-      </w:r>
-      <w:r>
-        <w:t>).</w:t>
-      </w:r>
-    </w:p>
-    <w:p>
-      <w:r>
-        <w:rPr>
-          <w:b/>
-        </w:rPr>
-        <w:t>What you should see:</w:t>
-      </w:r>
-      <w:r>
-        <w:t xml:space="preserve"> that one test → 0% availability. </w:t>
-      </w:r>
-      <w:r>
-        <w:rPr>
-          <w:b/>
-        </w:rPr>
-        <w:t>Every other agent test and the LLM test stay green.</w:t>
-      </w:r>
-      <w:r>
-        <w:t xml:space="preserve"> The failure is proven to be isolated to one orchestrator-to-agent path.</w:t>
-      </w:r>
-    </w:p>
-    <w:p>
-      <w:pPr>
-        <w:pStyle w:val="Heading2"/>
-      </w:pPr>
-      <w:r>
-        <w:t>Step 3: Check Splunk APM — this is the important part</w:t>
-      </w:r>
-    </w:p>
-    <w:p>
-      <w:r>
-        <w:rPr>
-          <w:rFonts w:ascii="Consolas" w:hAnsi="Consolas"/>
-          <w:sz w:val="20"/>
-        </w:rPr>
-        <w:t>https://app.us1.signalfx.com</w:t>
-      </w:r>
-      <w:r>
-        <w:t xml:space="preserve"> → APM → </w:t>
-      </w:r>
-      <w:r>
-        <w:rPr>
-          <w:rFonts w:ascii="Consolas" w:hAnsi="Consolas"/>
-          <w:sz w:val="20"/>
-        </w:rPr>
-        <w:t>orchestrator</w:t>
-      </w:r>
-      <w:r>
-        <w:t xml:space="preserve"> → </w:t>
-      </w:r>
-      <w:r>
-        <w:rPr>
-          <w:rFonts w:ascii="Consolas" w:hAnsi="Consolas"/>
-          <w:sz w:val="20"/>
-        </w:rPr>
-        <w:t>travel.plan</w:t>
-      </w:r>
-      <w:r>
-        <w:t xml:space="preserve"> → open a recent trace.</w:t>
-      </w:r>
-    </w:p>
-    <w:p>
-      <w:r>
-        <w:rPr>
-          <w:b/>
-        </w:rPr>
-        <w:t>What you should see:</w:t>
-      </w:r>
-      <w:r>
-        <w:t xml:space="preserve"> the trace </w:t>
-      </w:r>
-      <w:r>
-        <w:rPr>
-          <w:b/>
-        </w:rPr>
-        <w:t>completes</w:t>
-      </w:r>
-      <w:r>
-        <w:t xml:space="preserve"> (the orchestrator caught the error and returned a degraded response). Inside it, </w:t>
-      </w:r>
-      <w:r>
-        <w:rPr>
-          <w:rFonts w:ascii="Consolas" w:hAnsi="Consolas"/>
-          <w:sz w:val="20"/>
-        </w:rPr>
-        <w:t>agent.call.flight-agent</w:t>
-      </w:r>
-      <w:r>
-        <w:t xml:space="preserve"> → ERROR span, while the other agent-call spans and the synthesizer are green.</w:t>
-      </w:r>
-    </w:p>
-    <w:p>
-      <w:pPr>
-        <w:pStyle w:val="Heading2"/>
-      </w:pPr>
-      <w:r>
-        <w:t>Step 4: Use the drilldown</w:t>
-      </w:r>
-    </w:p>
-    <w:p>
-      <w:r>
-        <w:t xml:space="preserve">Click the failing span → Tags panel → click </w:t>
-      </w:r>
-      <w:r>
-        <w:rPr>
-          <w:rFonts w:ascii="Consolas" w:hAnsi="Consolas"/>
-          <w:sz w:val="20"/>
-        </w:rPr>
-        <w:t>te.test.id</w:t>
-      </w:r>
-      <w:r>
-        <w:t xml:space="preserve"> → </w:t>
-      </w:r>
-      <w:r>
-        <w:rPr>
-          <w:b/>
-        </w:rPr>
-        <w:t>"View in ThousandEyes"</w:t>
-      </w:r>
-      <w:r>
-        <w:t xml:space="preserve"> button should appear (requires the Global Data Link from Module 3 — if it's missing, this is your cue to set it up now).</w:t>
-      </w:r>
-    </w:p>
-    <w:p>
-      <w:pPr>
-        <w:pStyle w:val="Heading2"/>
-      </w:pPr>
-      <w:r>
-        <w:t>Step 5: Check the alert</w:t>
-      </w:r>
-    </w:p>
-    <w:p>
-      <w:r>
-        <w:t>"Scenario 2: Specialist Agent Unreachable" — should be firing specifically for the agent you broke, not a generic alert. Hotel/activity/synthesizer alerts should NOT be firing.</w:t>
-      </w:r>
-    </w:p>
-    <w:p>
-      <w:r>
-        <w:t xml:space="preserve">If you set </w:t>
-      </w:r>
-      <w:r>
-        <w:rPr>
-          <w:rFonts w:ascii="Consolas" w:hAnsi="Consolas"/>
-          <w:sz w:val="20"/>
-        </w:rPr>
-        <w:t>ALERT_EMAIL</w:t>
-      </w:r>
-      <w:r>
-        <w:t xml:space="preserve"> in Module 1, check your inbox for the corresponding email — it should name the specific agent that's down.</w:t>
-      </w:r>
-    </w:p>
-    <w:p>
-      <w:pPr>
-        <w:pStyle w:val="Heading2"/>
-      </w:pPr>
-      <w:r>
-        <w:t>The verdict</w:t>
-      </w:r>
-    </w:p>
-    <w:p>
-      <w:r>
-        <w:t>One click from a failing span to network-layer evidence. No manual copy-paste of test IDs, no cross-tool context switching.</w:t>
-      </w:r>
-    </w:p>
-    <w:p>
-      <w:pPr>
-        <w:pStyle w:val="Heading2"/>
-      </w:pPr>
-      <w:r>
-        <w:t>Step 6: Restore</w:t>
-      </w:r>
-    </w:p>
-    <w:p>
-      <w:pPr>
-        <w:spacing w:after="0"/>
-        <w:shd w:val="clear" w:fill="EDEDED"/>
-      </w:pPr>
-      <w:r>
-        <w:rPr>
-          <w:rFonts w:ascii="Consolas" w:hAnsi="Consolas"/>
-          <w:sz w:val="19"/>
+          <w:rFonts w:ascii="Courier New" w:hAnsi="Courier New"/>
+          <w:sz w:val="18"/>
         </w:rPr>
         <w:t>bash scripts/10-demo-restore.sh</w:t>
       </w:r>
     </w:p>
-    <w:p/>
     <w:p>
       <w:pPr>
         <w:pStyle w:val="Heading2"/>
@@ -4694,81 +2404,53 @@
     </w:p>
     <w:p>
       <w:r>
-        <w:t xml:space="preserve">See repo root README → </w:t>
-      </w:r>
+        <w:t>See repo root README → Demo Scenarios: Scenario 2 and "View in ThousandEyes" button not appearing.</w:t>
+      </w:r>
+    </w:p>
+    <w:p>
+      <w:r>
+        <w:br w:type="page"/>
+      </w:r>
+    </w:p>
+    <w:p>
+      <w:pPr>
+        <w:pStyle w:val="Heading1"/>
+      </w:pPr>
+      <w:r>
+        <w:t>Module 7: Scenario 3 — LLM Auth Failure (20 min)</w:t>
+      </w:r>
+    </w:p>
+    <w:p>
+      <w:pPr>
+        <w:pStyle w:val="Heading2"/>
+      </w:pPr>
+      <w:r>
+        <w:t>Why this matters</w:t>
+      </w:r>
+    </w:p>
+    <w:p>
+      <w:r>
+        <w:t>This is the highest-value scenario in the workshop. It answers the most dangerous, most common failure mode in production AI systems: every agent is reachable, every health check passes, but every LLM call is failing. Is it a network problem? If your team doesn't know the answer in under a minute, you're burning hours checking firewall rules and egress policies for a problem that's actually a misconfigured API key.</w:t>
+      </w:r>
+    </w:p>
+    <w:p>
+      <w:pPr>
+        <w:pStyle w:val="Heading2"/>
+      </w:pPr>
+      <w:r>
+        <w:t>Step 1: Break it</w:t>
+      </w:r>
+    </w:p>
+    <w:p>
+      <w:pPr/>
       <w:r>
         <w:rPr>
-          <w:i/>
-        </w:rPr>
-        <w:t>Demo Scenarios: Scenario 2 (../README.md#scenario-2-agent-to-agent-communication-failure)</w:t>
-      </w:r>
-      <w:r>
-        <w:t xml:space="preserve"> and </w:t>
-      </w:r>
-      <w:r>
-        <w:rPr>
-          <w:i/>
-        </w:rPr>
-        <w:t>"View in ThousandEyes" button not appearing (../README.md#view-in-thousandeyes-button-not-appearing)</w:t>
-      </w:r>
-      <w:r>
-        <w:t>.</w:t>
-      </w:r>
-    </w:p>
-    <w:p>
-      <w:r>
-        <w:br w:type="page"/>
-      </w:r>
-    </w:p>
-    <w:p>
-      <w:pPr>
-        <w:pStyle w:val="Heading1"/>
-      </w:pPr>
-      <w:r>
-        <w:t>Module 7: Scenario 3 — LLM Auth Failure (20 min)</w:t>
-      </w:r>
-    </w:p>
-    <w:p>
-      <w:pPr>
-        <w:pStyle w:val="Heading2"/>
-      </w:pPr>
-      <w:r>
-        <w:t>Why this matters</w:t>
-      </w:r>
-    </w:p>
-    <w:p>
-      <w:r>
-        <w:rPr>
-          <w:b/>
-        </w:rPr>
-        <w:t>This is the highest-value scenario in the workshop.</w:t>
-      </w:r>
-      <w:r>
-        <w:t xml:space="preserve"> It answers the most dangerous, most common failure mode in production AI systems: every agent is reachable, every health check passes, but every LLM call is failing. Is it a network problem? If your team doesn't know the answer in under a minute, you're burning hours checking firewall rules and egress policies for a problem that's actually a misconfigured API key.</w:t>
-      </w:r>
-    </w:p>
-    <w:p>
-      <w:pPr>
-        <w:pStyle w:val="Heading2"/>
-      </w:pPr>
-      <w:r>
-        <w:t>Step 1: Break it</w:t>
-      </w:r>
-    </w:p>
-    <w:p>
-      <w:pPr>
-        <w:spacing w:after="0"/>
-        <w:shd w:val="clear" w:fill="EDEDED"/>
-      </w:pPr>
-      <w:r>
-        <w:rPr>
-          <w:rFonts w:ascii="Consolas" w:hAnsi="Consolas"/>
-          <w:sz w:val="19"/>
+          <w:rFonts w:ascii="Courier New" w:hAnsi="Courier New"/>
+          <w:sz w:val="18"/>
         </w:rPr>
         <w:t>bash scripts/09-demo-llm-unreachable.sh</w:t>
       </w:r>
     </w:p>
-    <w:p/>
     <w:p>
       <w:r>
         <w:t>This reconfigures the agents with an invalid LLM API key and fires a test request. Takes ~60 seconds.</w:t>
@@ -4783,223 +2465,105 @@
       </w:r>
     </w:p>
     <w:p>
+      <w:pPr/>
       <w:r>
         <w:rPr>
-          <w:rFonts w:ascii="Consolas" w:hAnsi="Consolas"/>
-          <w:sz w:val="20"/>
+          <w:rFonts w:ascii="Courier New" w:hAnsi="Courier New"/>
+          <w:sz w:val="18"/>
         </w:rPr>
-        <w:t>https://app.thousandeyes.com</w:t>
-      </w:r>
-      <w:r>
-        <w:t xml:space="preserve"> → all tests.</w:t>
-      </w:r>
-    </w:p>
-    <w:p>
+        <w:t>bash scripts/check-te-status.sh</w:t>
+      </w:r>
+    </w:p>
+    <w:p>
+      <w:r>
+        <w:t>What you should see: all 5 agent health tests → UP. The LLM - OpenAI Status test → also UP. The network path from this cluster to the LLM provider is fully healthy.</w:t>
+      </w:r>
+    </w:p>
+    <w:p>
+      <w:r>
+        <w:t>Stop and let this land: this single observation rules out network/infra/egress as the cause, definitively, before anyone opens a log file.</w:t>
+      </w:r>
+    </w:p>
+    <w:p>
+      <w:pPr>
+        <w:pStyle w:val="Heading2"/>
+      </w:pPr>
+      <w:r>
+        <w:t>Step 3: Check Splunk APM</w:t>
+      </w:r>
+    </w:p>
+    <w:p>
+      <w:r>
+        <w:t>https://app.us1.signalfx.com → APM → flight-agent → POST /invoke → open a recent error trace.</w:t>
+      </w:r>
+    </w:p>
+    <w:p>
+      <w:r>
+        <w:t>What you should see: the agent.call. spans from the orchestrator all succeeded (agents received the requests fine). But the LangChain span inside each agent errors out with AuthenticationError. All four downstream services fail the same way simultaneously — this is what makes it look catastrophic at first glance.</w:t>
+      </w:r>
+    </w:p>
+    <w:p>
+      <w:pPr>
+        <w:pStyle w:val="Heading2"/>
+      </w:pPr>
+      <w:r>
+        <w:t>Step 4: Diagnose</w:t>
+      </w:r>
+    </w:p>
+    <w:p>
+      <w:r>
+        <w:t>Network: healthy (confirmed by TE). Application: misconfigured credential (confirmed by APM). This is a config fix, not an infrastructure investigation.</w:t>
+      </w:r>
+    </w:p>
+    <w:p>
+      <w:pPr>
+        <w:pStyle w:val="Heading2"/>
+      </w:pPr>
+      <w:r>
+        <w:t>Step 5: Check the alert</w:t>
+      </w:r>
+    </w:p>
+    <w:p>
+      <w:r>
+        <w:t>"Scenario 3: Agent LLM Calls Failing" — open the alert body. Notice the embedded decision tree: if TE shows network healthy, check your app config (API key, base URL, provider settings); if TE shows network degraded, investigate egress routing.</w:t>
+      </w:r>
+    </w:p>
+    <w:p>
+      <w:r>
+        <w:t>If you set ALERT_EMAIL in Module 1, check your inbox — the same decision tree should show up in the email body.</w:t>
+      </w:r>
+    </w:p>
+    <w:p>
+      <w:pPr>
+        <w:pStyle w:val="Heading2"/>
+      </w:pPr>
+      <w:r>
+        <w:t>The verdict</w:t>
+      </w:r>
+    </w:p>
+    <w:p>
+      <w:r>
+        <w:t>TE separates "can we reach the LLM network" from "can our app authenticate with the LLM API." That separation is the difference between a 5-minute fix and a 2-hour war room where the network team gets paged for nothing.</w:t>
+      </w:r>
+    </w:p>
+    <w:p>
+      <w:pPr>
+        <w:pStyle w:val="Heading2"/>
+      </w:pPr>
+      <w:r>
+        <w:t>Step 6: Restore</w:t>
+      </w:r>
+    </w:p>
+    <w:p>
+      <w:pPr/>
       <w:r>
         <w:rPr>
-          <w:b/>
-        </w:rPr>
-        <w:t>What you should see:</w:t>
-      </w:r>
-      <w:r>
-        <w:t xml:space="preserve"> all 5 agent health tests → </w:t>
-      </w:r>
-      <w:r>
-        <w:rPr>
-          <w:b/>
-        </w:rPr>
-        <w:t>green</w:t>
-      </w:r>
-      <w:r>
-        <w:t xml:space="preserve">. The </w:t>
-      </w:r>
-      <w:r>
-        <w:rPr>
-          <w:rFonts w:ascii="Consolas" w:hAnsi="Consolas"/>
-          <w:sz w:val="20"/>
-        </w:rPr>
-        <w:t>LLM - OpenAI API</w:t>
-      </w:r>
-      <w:r>
-        <w:t xml:space="preserve"> test → </w:t>
-      </w:r>
-      <w:r>
-        <w:rPr>
-          <w:b/>
-        </w:rPr>
-        <w:t>also green</w:t>
-      </w:r>
-      <w:r>
-        <w:t>. The network path from this cluster to the LLM provider is fully healthy.</w:t>
-      </w:r>
-    </w:p>
-    <w:p>
-      <w:r>
-        <w:rPr>
-          <w:b/>
-        </w:rPr>
-        <w:t>Stop and let this land</w:t>
-      </w:r>
-      <w:r>
-        <w:t>: this single observation rules out network/infra/egress as the cause, definitively, before anyone opens a log file.</w:t>
-      </w:r>
-    </w:p>
-    <w:p>
-      <w:pPr>
-        <w:pStyle w:val="Heading2"/>
-      </w:pPr>
-      <w:r>
-        <w:t>Step 3: Check Splunk APM</w:t>
-      </w:r>
-    </w:p>
-    <w:p>
-      <w:r>
-        <w:rPr>
-          <w:rFonts w:ascii="Consolas" w:hAnsi="Consolas"/>
-          <w:sz w:val="20"/>
-        </w:rPr>
-        <w:t>https://app.us1.signalfx.com</w:t>
-      </w:r>
-      <w:r>
-        <w:t xml:space="preserve"> → APM → </w:t>
-      </w:r>
-      <w:r>
-        <w:rPr>
-          <w:rFonts w:ascii="Consolas" w:hAnsi="Consolas"/>
-          <w:sz w:val="20"/>
-        </w:rPr>
-        <w:t>flight-agent</w:t>
-      </w:r>
-      <w:r>
-        <w:t xml:space="preserve"> → </w:t>
-      </w:r>
-      <w:r>
-        <w:rPr>
-          <w:rFonts w:ascii="Consolas" w:hAnsi="Consolas"/>
-          <w:sz w:val="20"/>
-        </w:rPr>
-        <w:t>POST /invoke</w:t>
-      </w:r>
-      <w:r>
-        <w:t xml:space="preserve"> → open a recent error trace.</w:t>
-      </w:r>
-    </w:p>
-    <w:p>
-      <w:r>
-        <w:rPr>
-          <w:b/>
-        </w:rPr>
-        <w:t>What you should see:</w:t>
-      </w:r>
-      <w:r>
-        <w:t xml:space="preserve"> the </w:t>
-      </w:r>
-      <w:r>
-        <w:rPr>
-          <w:rFonts w:ascii="Consolas" w:hAnsi="Consolas"/>
-          <w:sz w:val="20"/>
-        </w:rPr>
-        <w:t>agent.call.*</w:t>
-      </w:r>
-      <w:r>
-        <w:t xml:space="preserve"> spans from the orchestrator all succeeded (agents received the requests fine). But the LangChain span </w:t>
-      </w:r>
-      <w:r>
-        <w:rPr>
-          <w:b/>
-        </w:rPr>
-        <w:t>inside</w:t>
-      </w:r>
-      <w:r>
-        <w:t xml:space="preserve"> each agent errors out with </w:t>
-      </w:r>
-      <w:r>
-        <w:rPr>
-          <w:rFonts w:ascii="Consolas" w:hAnsi="Consolas"/>
-          <w:sz w:val="20"/>
-        </w:rPr>
-        <w:t>AuthenticationError</w:t>
-      </w:r>
-      <w:r>
-        <w:t>. All four downstream services fail the same way simultaneously — this is what makes it look catastrophic at first glance.</w:t>
-      </w:r>
-    </w:p>
-    <w:p>
-      <w:pPr>
-        <w:pStyle w:val="Heading2"/>
-      </w:pPr>
-      <w:r>
-        <w:t>Step 4: Diagnose</w:t>
-      </w:r>
-    </w:p>
-    <w:p>
-      <w:r>
-        <w:t>Network: healthy (confirmed by TE). Application: misconfigured credential (confirmed by APM). This is a config fix, not an infrastructure investigation.</w:t>
-      </w:r>
-    </w:p>
-    <w:p>
-      <w:pPr>
-        <w:pStyle w:val="Heading2"/>
-      </w:pPr>
-      <w:r>
-        <w:t>Step 5: Check the alert</w:t>
-      </w:r>
-    </w:p>
-    <w:p>
-      <w:r>
-        <w:t>"Scenario 3: Agent LLM Calls Failing" — open the alert body. Notice the embedded decision tree: *if TE shows network healthy, check your app config (API key, base URL, provider settings); if TE shows network degraded, investigate egress routing.*</w:t>
-      </w:r>
-    </w:p>
-    <w:p>
-      <w:r>
-        <w:t xml:space="preserve">If you set </w:t>
-      </w:r>
-      <w:r>
-        <w:rPr>
-          <w:rFonts w:ascii="Consolas" w:hAnsi="Consolas"/>
-          <w:sz w:val="20"/>
-        </w:rPr>
-        <w:t>ALERT_EMAIL</w:t>
-      </w:r>
-      <w:r>
-        <w:t xml:space="preserve"> in Module 1, check your inbox — the same decision tree should show up in the email body.</w:t>
-      </w:r>
-    </w:p>
-    <w:p>
-      <w:pPr>
-        <w:pStyle w:val="Heading2"/>
-      </w:pPr>
-      <w:r>
-        <w:t>The verdict</w:t>
-      </w:r>
-    </w:p>
-    <w:p>
-      <w:r>
-        <w:t>TE separates "can we reach the LLM network" from "can our app authenticate with the LLM API." That separation is the difference between a 5-minute fix and a 2-hour war room where the network team gets paged for nothing.</w:t>
-      </w:r>
-    </w:p>
-    <w:p>
-      <w:pPr>
-        <w:pStyle w:val="Heading2"/>
-      </w:pPr>
-      <w:r>
-        <w:t>Step 6: Restore</w:t>
-      </w:r>
-    </w:p>
-    <w:p>
-      <w:pPr>
-        <w:spacing w:after="0"/>
-        <w:shd w:val="clear" w:fill="EDEDED"/>
-      </w:pPr>
-      <w:r>
-        <w:rPr>
-          <w:rFonts w:ascii="Consolas" w:hAnsi="Consolas"/>
-          <w:sz w:val="19"/>
+          <w:rFonts w:ascii="Courier New" w:hAnsi="Courier New"/>
+          <w:sz w:val="18"/>
         </w:rPr>
         <w:t>bash scripts/10-demo-restore.sh</w:t>
       </w:r>
     </w:p>
-    <w:p/>
     <w:p>
       <w:pPr>
         <w:pStyle w:val="Heading2"/>
@@ -5023,267 +2587,53 @@
     </w:p>
     <w:p>
       <w:r>
-        <w:t xml:space="preserve">See repo root README → </w:t>
-      </w:r>
+        <w:t>See repo root README → Demo Scenarios: Scenario 3.</w:t>
+      </w:r>
+    </w:p>
+    <w:p>
+      <w:r>
+        <w:br w:type="page"/>
+      </w:r>
+    </w:p>
+    <w:p>
+      <w:pPr>
+        <w:pStyle w:val="Heading1"/>
+      </w:pPr>
+      <w:r>
+        <w:t>Module 8: Wrap-Up &amp; Next Steps (10 min)</w:t>
+      </w:r>
+    </w:p>
+    <w:p>
+      <w:pPr>
+        <w:pStyle w:val="Heading2"/>
+      </w:pPr>
+      <w:r>
+        <w:t>What you did today</w:t>
+      </w:r>
+    </w:p>
+    <w:p>
+      <w:r>
+        <w:t>&gt; Note on log-trace correlation: the underlying pattern (structured logs auto-tagged with trace_id/span_id, full exception stack traces via logger.exception()) is already live in every service you deployed today — you saw it in Module 2. This workshop's shared environment doesn't include a Splunk Platform (Splunk Cloud) instance for participants to search logs in directly, so that exercise isn't part of today's run. Ask your organizer if a working example is available to see it end-to-end.</w:t>
+      </w:r>
+    </w:p>
+    <w:p>
+      <w:pPr>
+        <w:pStyle w:val="Heading2"/>
+      </w:pPr>
+      <w:r>
+        <w:t>Teardown (if this is a shared/temporary environment)</w:t>
+      </w:r>
+    </w:p>
+    <w:p>
+      <w:pPr/>
       <w:r>
         <w:rPr>
-          <w:i/>
-        </w:rPr>
-        <w:t>Demo Scenarios: Scenario 3 (../README.md#scenario-3-agent-to-llm-communication-failure)</w:t>
-      </w:r>
-      <w:r>
-        <w:t>.</w:t>
-      </w:r>
-    </w:p>
-    <w:p>
-      <w:r>
-        <w:br w:type="page"/>
-      </w:r>
-    </w:p>
-    <w:p>
-      <w:pPr>
-        <w:pStyle w:val="Heading1"/>
-      </w:pPr>
-      <w:r>
-        <w:t>Module 8: Wrap-Up &amp; Next Steps (10 min)</w:t>
-      </w:r>
-    </w:p>
-    <w:p>
-      <w:pPr>
-        <w:pStyle w:val="Heading2"/>
-      </w:pPr>
-      <w:r>
-        <w:t>What you did today</w:t>
-      </w:r>
-    </w:p>
-    <w:tbl>
-      <w:tblPr>
-        <w:tblStyle w:val="LightGrid-Accent1"/>
-        <w:tblW w:type="auto" w:w="0"/>
-        <w:tblLook w:firstColumn="1" w:firstRow="1" w:lastColumn="0" w:lastRow="0" w:noHBand="0" w:noVBand="1" w:val="04A0"/>
-      </w:tblPr>
-      <w:tblGrid>
-        <w:gridCol w:w="4320"/>
-        <w:gridCol w:w="4320"/>
-      </w:tblGrid>
-      <w:tr>
-        <w:tc>
-          <w:tcPr>
-            <w:tcW w:type="dxa" w:w="4320"/>
-          </w:tcPr>
-          <w:p>
-            <w:r>
-              <w:rPr>
-                <w:b/>
-              </w:rPr>
-            </w:r>
-            <w:r>
-              <w:rPr>
-                <w:b/>
-              </w:rPr>
-              <w:t>Module</w:t>
-            </w:r>
-          </w:p>
-        </w:tc>
-        <w:tc>
-          <w:tcPr>
-            <w:tcW w:type="dxa" w:w="4320"/>
-          </w:tcPr>
-          <w:p>
-            <w:r>
-              <w:rPr>
-                <w:b/>
-              </w:rPr>
-            </w:r>
-            <w:r>
-              <w:rPr>
-                <w:b/>
-              </w:rPr>
-              <w:t>You proved</w:t>
-            </w:r>
-          </w:p>
-        </w:tc>
-      </w:tr>
-      <w:tr>
-        <w:tc>
-          <w:tcPr>
-            <w:tcW w:type="dxa" w:w="4320"/>
-          </w:tcPr>
-          <w:p>
-            <w:r/>
-            <w:r>
-              <w:t>1–4</w:t>
-            </w:r>
-          </w:p>
-        </w:tc>
-        <w:tc>
-          <w:tcPr>
-            <w:tcW w:type="dxa" w:w="4320"/>
-          </w:tcPr>
-          <w:p>
-            <w:r/>
-            <w:r>
-              <w:t>This entire pipeline deploys with one collector, no secondary agents, and every signal (traces, TE tests, alerts) is inspectable and self-owned</w:t>
-            </w:r>
-          </w:p>
-        </w:tc>
-      </w:tr>
-      <w:tr>
-        <w:tc>
-          <w:tcPr>
-            <w:tcW w:type="dxa" w:w="4320"/>
-          </w:tcPr>
-          <w:p>
-            <w:r/>
-            <w:r>
-              <w:t>5</w:t>
-            </w:r>
-          </w:p>
-        </w:tc>
-        <w:tc>
-          <w:tcPr>
-            <w:tcW w:type="dxa" w:w="4320"/>
-          </w:tcPr>
-          <w:p>
-            <w:r/>
-            <w:r>
-              <w:t>Total outage triage — network vs. app verdict in under 2 minutes</w:t>
-            </w:r>
-          </w:p>
-        </w:tc>
-      </w:tr>
-      <w:tr>
-        <w:tc>
-          <w:tcPr>
-            <w:tcW w:type="dxa" w:w="4320"/>
-          </w:tcPr>
-          <w:p>
-            <w:r/>
-            <w:r>
-              <w:t>6</w:t>
-            </w:r>
-          </w:p>
-        </w:tc>
-        <w:tc>
-          <w:tcPr>
-            <w:tcW w:type="dxa" w:w="4320"/>
-          </w:tcPr>
-          <w:p>
-            <w:r/>
-            <w:r>
-              <w:t>Partial degradation isolation — one click from a failing span to network evidence</w:t>
-            </w:r>
-          </w:p>
-        </w:tc>
-      </w:tr>
-      <w:tr>
-        <w:tc>
-          <w:tcPr>
-            <w:tcW w:type="dxa" w:w="4320"/>
-          </w:tcPr>
-          <w:p>
-            <w:r/>
-            <w:r>
-              <w:t>7</w:t>
-            </w:r>
-          </w:p>
-        </w:tc>
-        <w:tc>
-          <w:tcPr>
-            <w:tcW w:type="dxa" w:w="4320"/>
-          </w:tcPr>
-          <w:p>
-            <w:r/>
-            <w:r>
-              <w:t>The highest-risk AI-specific failure mode (LLM auth failure) — TE rules out network before you open a log</w:t>
-            </w:r>
-          </w:p>
-        </w:tc>
-      </w:tr>
-    </w:tbl>
-    <w:p/>
-    <w:p>
-      <w:pPr>
-        <w:ind w:left="432"/>
-      </w:pPr>
-      <w:r>
-        <w:rPr>
-          <w:b/>
-          <w:i/>
-        </w:rPr>
-        <w:t>Note on log-trace correlation:</w:t>
-      </w:r>
-      <w:r>
-        <w:rPr>
-          <w:i/>
-        </w:rPr>
-        <w:t xml:space="preserve"> the underlying pattern (structured logs auto-tagged with </w:t>
-      </w:r>
-      <w:r>
-        <w:rPr>
-          <w:rFonts w:ascii="Consolas" w:hAnsi="Consolas"/>
-          <w:i/>
-          <w:sz w:val="20"/>
-        </w:rPr>
-        <w:t>trace_id</w:t>
-      </w:r>
-      <w:r>
-        <w:rPr>
-          <w:i/>
-        </w:rPr>
-        <w:t>/</w:t>
-      </w:r>
-      <w:r>
-        <w:rPr>
-          <w:rFonts w:ascii="Consolas" w:hAnsi="Consolas"/>
-          <w:i/>
-          <w:sz w:val="20"/>
-        </w:rPr>
-        <w:t>span_id</w:t>
-      </w:r>
-      <w:r>
-        <w:rPr>
-          <w:i/>
-        </w:rPr>
-        <w:t xml:space="preserve">, full exception stack traces via </w:t>
-      </w:r>
-      <w:r>
-        <w:rPr>
-          <w:rFonts w:ascii="Consolas" w:hAnsi="Consolas"/>
-          <w:i/>
-          <w:sz w:val="20"/>
-        </w:rPr>
-        <w:t>logger.exception()</w:t>
-      </w:r>
-      <w:r>
-        <w:rPr>
-          <w:i/>
-        </w:rPr>
-        <w:t>) is already live in every service you deployed today — you saw it in Module 2. This workshop's shared environment doesn't include a Splunk Platform (Splunk Cloud) instance for participants to search logs in directly, so that exercise isn't part of today's run. Ask your organizer if a working example is available to see it end-to-end.</w:t>
-      </w:r>
-    </w:p>
-    <w:p>
-      <w:pPr>
-        <w:pStyle w:val="Heading2"/>
-      </w:pPr>
-      <w:r>
-        <w:t>Teardown (if this is a shared/temporary environment)</w:t>
-      </w:r>
-    </w:p>
-    <w:p>
-      <w:pPr>
-        <w:spacing w:after="0"/>
-        <w:shd w:val="clear" w:fill="EDEDED"/>
-      </w:pPr>
-      <w:r>
-        <w:rPr>
-          <w:rFonts w:ascii="Consolas" w:hAnsi="Consolas"/>
-          <w:sz w:val="19"/>
+          <w:rFonts w:ascii="Courier New" w:hAnsi="Courier New"/>
+          <w:sz w:val="18"/>
         </w:rPr>
         <w:t>./teardown.sh</w:t>
       </w:r>
     </w:p>
-    <w:p/>
     <w:p>
       <w:pPr>
         <w:pStyle w:val="Heading2"/>
@@ -5293,37 +2643,18 @@
       </w:r>
     </w:p>
     <w:p>
-      <w:pPr>
-        <w:pStyle w:val="ListBullet"/>
-      </w:pPr>
-      <w:r>
-        <w:t>Which of the three scenarios matched a failure mode you've actually debugged in the last 6 months?</w:t>
-      </w:r>
-    </w:p>
-    <w:p>
-      <w:pPr>
-        <w:pStyle w:val="ListBullet"/>
-      </w:pPr>
-      <w:r>
-        <w:t>Who currently owns the handoff between your network team and your AI application team during an incident — is there a runbook, or is it a phone call?</w:t>
-      </w:r>
-    </w:p>
-    <w:p>
-      <w:pPr>
-        <w:pStyle w:val="ListBullet"/>
-      </w:pPr>
-      <w:r>
-        <w:t xml:space="preserve">If every log line from your AI agents were automatically tagged with a </w:t>
-      </w:r>
-      <w:r>
-        <w:rPr>
-          <w:rFonts w:ascii="Consolas" w:hAnsi="Consolas"/>
-          <w:sz w:val="20"/>
-        </w:rPr>
-        <w:t>trace_id</w:t>
-      </w:r>
-      <w:r>
-        <w:t xml:space="preserve"> today, would that satisfy your compliance team's audit requirement for AI system behavior?</w:t>
+      <w:r>
+        <w:t>- Which of the three scenarios matched a failure mode you've actually debugged in the last 6 months?</w:t>
+      </w:r>
+    </w:p>
+    <w:p>
+      <w:r>
+        <w:t>- Who currently owns the handoff between your network team and your AI application team during an incident — is there a runbook, or is it a phone call?</w:t>
+      </w:r>
+    </w:p>
+    <w:p>
+      <w:r>
+        <w:t>- If every log line from your AI agents were automatically tagged with a trace_id today, would that satisfy your compliance team's audit requirement for AI system behavior?</w:t>
       </w:r>
     </w:p>
     <w:p>
@@ -5335,65 +2666,18 @@
       </w:r>
     </w:p>
     <w:p>
-      <w:pPr>
-        <w:pStyle w:val="ListNumber"/>
-      </w:pPr>
-      <w:r>
-        <w:rPr>
-          <w:b/>
-        </w:rPr>
-        <w:t>Scoped POC</w:t>
-      </w:r>
-      <w:r>
-        <w:t xml:space="preserve"> — instrument one of your actual production AI workflows (not this travel planner) with the same OTel Collector + one TE Enterprise Agent inside your cluster. Run it for 30 days to collect real failure-event data.</w:t>
-      </w:r>
-    </w:p>
-    <w:p>
-      <w:pPr>
-        <w:pStyle w:val="ListNumber"/>
-      </w:pPr>
-      <w:r>
-        <w:rPr>
-          <w:b/>
-        </w:rPr>
-        <w:t>Pattern port</w:t>
-      </w:r>
-      <w:r>
-        <w:t xml:space="preserve"> — take the logging pattern from Module 2 (</w:t>
-      </w:r>
-      <w:r>
-        <w:rPr>
-          <w:rFonts w:ascii="Consolas" w:hAnsi="Consolas"/>
-          <w:sz w:val="20"/>
-        </w:rPr>
-        <w:t>LoggingHandler</w:t>
-      </w:r>
-      <w:r>
-        <w:t xml:space="preserve"> bridge + </w:t>
-      </w:r>
-      <w:r>
-        <w:rPr>
-          <w:rFonts w:ascii="Consolas" w:hAnsi="Consolas"/>
-          <w:sz w:val="20"/>
-        </w:rPr>
-        <w:t>logger.exception()</w:t>
-      </w:r>
-      <w:r>
-        <w:t xml:space="preserve"> discipline) and apply it to one of your own services this week — it's a small, low-risk change.</w:t>
-      </w:r>
-    </w:p>
-    <w:p>
-      <w:pPr>
-        <w:pStyle w:val="ListNumber"/>
-      </w:pPr>
-      <w:r>
-        <w:rPr>
-          <w:b/>
-        </w:rPr>
-        <w:t>Log correlation walkthrough</w:t>
-      </w:r>
-      <w:r>
-        <w:t xml:space="preserve"> — schedule a follow-up session against a Splunk Platform instance you control to see trace-to-log correlation and Log Observer Connect end-to-end.</w:t>
+      <w:r>
+        <w:t>1. Scoped POC — instrument one of your actual production AI workflows (not this travel planner) with the same OTel Collector + one TE Enterprise Agent inside your cluster. Run it for 30 days to collect real failure-event data.</w:t>
+      </w:r>
+    </w:p>
+    <w:p>
+      <w:r>
+        <w:t>2. Pattern port — take the logging pattern from Module 2 (LoggingHandler bridge + logger.exception() discipline) and apply it to one of your own services this week — it's a small, low-risk change.</w:t>
+      </w:r>
+    </w:p>
+    <w:p>
+      <w:r>
+        <w:t>3. Log correlation walkthrough — schedule a follow-up session against a Splunk Platform instance you control to see trace-to-log correlation and Log Observer Connect end-to-end.</w:t>
       </w:r>
     </w:p>
     <w:p>
@@ -5787,10 +3071,6 @@
     <w:name w:val="Normal"/>
     <w:qFormat/>
     <w:rsid w:val="00FC693F"/>
-    <w:rPr>
-      <w:rFonts w:ascii="Calibri" w:hAnsi="Calibri"/>
-      <w:sz w:val="22"/>
-    </w:rPr>
   </w:style>
   <w:style w:type="paragraph" w:styleId="Header">
     <w:name w:val="header"/>

--- a/workshop/AI_Agent_Observability_Workshop_Guide.docx
+++ b/workshop/AI_Agent_Observability_Workshop_Guide.docx
@@ -1310,8 +1310,6 @@
           <w:rFonts w:ascii="Courier New" w:hAnsi="Courier New"/>
           <w:sz w:val="18"/>
         </w:rPr>
-        <w:t>export TE_BEARER_TOKEN="your-oauth-bearer-token"</w:t>
-        <w:br/>
         <w:t>export AGENT_HOSTNAME="your-name"     # becomes te-agent-your-name in TE dashboard</w:t>
         <w:br/>
         <w:t>export TEST_PREFIX="your-name"        # prefix for all TE test names</w:t>
@@ -1319,6 +1317,11 @@
         <w:t>export LLM_PROVIDER=mock              # no LLM key needed for this workshop</w:t>
         <w:br/>
         <w:t>export ALERT_EMAIL="you@example.com"  # optional: email yourself on detector alerts</w:t>
+      </w:r>
+    </w:p>
+    <w:p>
+      <w:r>
+        <w:t>TE_BEARER_TOKEN is pre-set in /etc/environment on workshop EC2 instances — same shared token for every attendee, same mechanism as ACCESS_TOKEN/REALM/INSTANCE. You never need to type or see the actual token value. (Not on a workshop instance? Export it yourself: export TE_BEARER_TOKEN="your-oauth-bearer-token" — see ThousandEyes Token Guide.)</w:t>
       </w:r>
     </w:p>
     <w:p>

--- a/workshop/AI_Agent_Observability_Workshop_Guide.docx
+++ b/workshop/AI_Agent_Observability_Workshop_Guide.docx
@@ -1310,6 +1310,8 @@
           <w:rFonts w:ascii="Courier New" w:hAnsi="Courier New"/>
           <w:sz w:val="18"/>
         </w:rPr>
+        <w:t>export TE_BEARER_TOKEN="your-oauth-bearer-token"</w:t>
+        <w:br/>
         <w:t>export AGENT_HOSTNAME="your-name"     # becomes te-agent-your-name in TE dashboard</w:t>
         <w:br/>
         <w:t>export TEST_PREFIX="your-name"        # prefix for all TE test names</w:t>
@@ -1317,11 +1319,6 @@
         <w:t>export LLM_PROVIDER=mock              # no LLM key needed for this workshop</w:t>
         <w:br/>
         <w:t>export ALERT_EMAIL="you@example.com"  # optional: email yourself on detector alerts</w:t>
-      </w:r>
-    </w:p>
-    <w:p>
-      <w:r>
-        <w:t>TE_BEARER_TOKEN is pre-set in /etc/environment on workshop EC2 instances — same shared token for every attendee, same mechanism as ACCESS_TOKEN/REALM/INSTANCE. You never need to type or see the actual token value. (Not on a workshop instance? Export it yourself: export TE_BEARER_TOKEN="your-oauth-bearer-token" — see ThousandEyes Token Guide.)</w:t>
       </w:r>
     </w:p>
     <w:p>
